--- a/docs/features/Status.docx
+++ b/docs/features/Status.docx
@@ -2,7 +2,7 @@
 <file path=word/document.xml><?xml version="1.0" encoding="utf-8"?>
 <w:document xmlns:w="http://schemas.openxmlformats.org/wordprocessingml/2006/main" xmlns:m="http://schemas.openxmlformats.org/officeDocument/2006/math" xmlns:r="http://schemas.openxmlformats.org/officeDocument/2006/relationships" xmlns:o="urn:schemas-microsoft-com:office:office" xmlns:v="urn:schemas-microsoft-com:vml" xmlns:w10="urn:schemas-microsoft-com:office:word" xmlns:a="http://schemas.openxmlformats.org/drawingml/2006/main" xmlns:pic="http://schemas.openxmlformats.org/drawingml/2006/picture" xmlns:wp="http://schemas.openxmlformats.org/drawingml/2006/wordprocessingDrawing">
   <w:body>
-    <w:bookmarkStart w:id="19" w:name="feature-status-ledger"/>
+    <w:bookmarkStart w:id="20" w:name="feature-status-ledger"/>
     <w:p>
       <w:pPr>
         <w:pStyle w:val="Heading1"/>
@@ -26,7 +26,7 @@
         <w:t xml:space="preserve"> </w:t>
       </w:r>
       <w:r>
-        <w:t xml:space="preserve">1</w:t>
+        <w:t xml:space="preserve">4</w:t>
       </w:r>
       <w:r>
         <w:t xml:space="preserve"> </w:t>
@@ -42,7 +42,7 @@
         <w:t xml:space="preserve"> </w:t>
       </w:r>
       <w:r>
-        <w:t xml:space="preserve">2026-06-15T15:27:34Z</w:t>
+        <w:t xml:space="preserve">2026-06-16T08:00:00Z</w:t>
       </w:r>
       <w:r>
         <w:t xml:space="preserve"> </w:t>
@@ -364,7 +364,19 @@
         <w:t xml:space="preserve"> </w:t>
       </w:r>
       <w:r>
-        <w:t xml:space="preserve">— per §11.4.153 every user-visible confirmed claim MUST be backed by a recorded real-use video.</w:t>
+        <w:t xml:space="preserve">— per §11.4.153 every user-visible confirmed claim MUST be backed by a recorded real-use capture. The strong-model analysis path is the agent's OWN native multimodal read (Claude Opus 4.8 via the Read tool — see</w:t>
+      </w:r>
+      <w:r>
+        <w:t xml:space="preserve"> </w:t>
+      </w:r>
+      <w:r>
+        <w:rPr>
+          <w:rStyle w:val="VerbatimChar"/>
+        </w:rPr>
+        <w:t xml:space="preserve">docs/research/vision-path/FINDINGS.md</w:t>
+      </w:r>
+      <w:r>
+        <w:t xml:space="preserve">); local CPU models (moondream) are NOT used (too slow + hallucinate).</w:t>
       </w:r>
       <w:r>
         <w:t xml:space="preserve"> </w:t>
@@ -374,31 +386,13 @@
           <w:b/>
           <w:bCs/>
         </w:rPr>
-        <w:t xml:space="preserve">NO feature has a video recording yet.</w:t>
-      </w:r>
-      <w:r>
-        <w:t xml:space="preserve"> </w:t>
-      </w:r>
-      <w:r>
-        <w:t xml:space="preserve">Therefore</w:t>
-      </w:r>
-      <w:r>
-        <w:t xml:space="preserve"> </w:t>
+        <w:t xml:space="preserve">FIVE surfaces are so far confirmed (render/transcript scope): dashboard UI, landing 'Боба' UI, MeTube UI, postprocess status API, and the</w:t>
       </w:r>
       <w:r>
         <w:rPr>
           <w:b/>
           <w:bCs/>
         </w:rPr>
-        <w:t xml:space="preserve">EVERY</w:t>
-      </w:r>
-      <w:r>
-        <w:t xml:space="preserve"> </w:t>
-      </w:r>
-      <w:r>
-        <w:t xml:space="preserve">row’s Video-Confirmation cell is</w:t>
-      </w:r>
-      <w:r>
         <w:t xml:space="preserve"> </w:t>
       </w:r>
       <w:r>
@@ -407,19 +401,54 @@
           <w:b/>
           <w:bCs/>
         </w:rPr>
+        <w:t xml:space="preserve">./status</w:t>
+      </w:r>
+      <w:r>
+        <w:rPr>
+          <w:b/>
+          <w:bCs/>
+        </w:rPr>
+        <w:t xml:space="preserve"> </w:t>
+      </w:r>
+      <w:r>
+        <w:rPr>
+          <w:b/>
+          <w:bCs/>
+        </w:rPr>
+        <w:t xml:space="preserve">CLI.</w:t>
+      </w:r>
+      <w:r>
+        <w:t xml:space="preserve"> </w:t>
+      </w:r>
+      <w:r>
+        <w:t xml:space="preserve">Every OTHER row remains</w:t>
+      </w:r>
+      <w:r>
+        <w:t xml:space="preserve"> </w:t>
+      </w:r>
+      <w:r>
+        <w:rPr>
+          <w:rStyle w:val="VerbatimChar"/>
+        </w:rPr>
         <w:t xml:space="preserve">PENDING — not yet recorded</w:t>
       </w:r>
       <w:r>
-        <w:t xml:space="preserve">, without exception. None is</w:t>
-      </w:r>
-      <w:r>
         <w:t xml:space="preserve"> </w:t>
       </w:r>
       <w:r>
-        <w:t xml:space="preserve">“confirmed”</w:t>
-      </w:r>
-      <w:r>
-        <w:t xml:space="preserve">.</w:t>
+        <w:t xml:space="preserve">until its window-scoped,</w:t>
+      </w:r>
+      <w:r>
+        <w:t xml:space="preserve"> </w:t>
+      </w:r>
+      <w:r>
+        <w:rPr>
+          <w:rStyle w:val="VerbatimChar"/>
+        </w:rPr>
+        <w:t xml:space="preserve">ytdlp---</w:t>
+      </w:r>
+      <w:r>
+        <w:t xml:space="preserve">-prefixed real-use capture (§11.4.154/.155) is recorded + analyzed.</w:t>
       </w:r>
     </w:p>
     <w:p>
@@ -437,7 +466,83 @@
         <w:t xml:space="preserve"> </w:t>
       </w:r>
       <w:r>
-        <w:t xml:space="preserve">Not a single feature in this project has a real-use video recording at the time of this revision. Every Video-Confirmation cell below reads</w:t>
+        <w:t xml:space="preserve">As of this revision exactly FIVE Video-Confirmation cells are real PASSes, all analyzed by Claude Opus 4.8 native multimodal: dashboard UI render (</w:t>
+      </w:r>
+      <w:r>
+        <w:rPr>
+          <w:rStyle w:val="VerbatimChar"/>
+        </w:rPr>
+        <w:t xml:space="preserve">ytdlp---dashboard---20260615T221723Z.png</w:t>
+      </w:r>
+      <w:r>
+        <w:t xml:space="preserve">), landing 'Боба' UI render (</w:t>
+      </w:r>
+      <w:r>
+        <w:rPr>
+          <w:rStyle w:val="VerbatimChar"/>
+        </w:rPr>
+        <w:t xml:space="preserve">ytdlp---landing---20260616T074850Z.png</w:t>
+      </w:r>
+      <w:r>
+        <w:t xml:space="preserve">), MeTube UI render (</w:t>
+      </w:r>
+      <w:r>
+        <w:rPr>
+          <w:rStyle w:val="VerbatimChar"/>
+        </w:rPr>
+        <w:t xml:space="preserve">ytdlp---metube---20260616T075608Z.png</w:t>
+      </w:r>
+      <w:r>
+        <w:t xml:space="preserve">), postprocess status API render (</w:t>
+      </w:r>
+      <w:r>
+        <w:rPr>
+          <w:rStyle w:val="VerbatimChar"/>
+        </w:rPr>
+        <w:t xml:space="preserve">ytdlp---postprocess---20260616T075648Z.png</w:t>
+      </w:r>
+      <w:r>
+        <w:t xml:space="preserve">), and the</w:t>
+      </w:r>
+      <w:r>
+        <w:t xml:space="preserve"> </w:t>
+      </w:r>
+      <w:r>
+        <w:rPr>
+          <w:rStyle w:val="VerbatimChar"/>
+        </w:rPr>
+        <w:t xml:space="preserve">./status</w:t>
+      </w:r>
+      <w:r>
+        <w:t xml:space="preserve"> </w:t>
+      </w:r>
+      <w:r>
+        <w:t xml:space="preserve">CLI transcript (</w:t>
+      </w:r>
+      <w:r>
+        <w:rPr>
+          <w:rStyle w:val="VerbatimChar"/>
+        </w:rPr>
+        <w:t xml:space="preserve">ytdlp---status---20260616T075901Z.txt</w:t>
+      </w:r>
+      <w:r>
+        <w:t xml:space="preserve">).</w:t>
+      </w:r>
+      <w:r>
+        <w:t xml:space="preserve"> </w:t>
+      </w:r>
+      <w:r>
+        <w:rPr>
+          <w:b/>
+          <w:bCs/>
+        </w:rPr>
+        <w:t xml:space="preserve">Every one is scope=render/transcript — NOT flow-confirmed:</w:t>
+      </w:r>
+      <w:r>
+        <w:t xml:space="preserve"> </w:t>
+      </w:r>
+      <w:r>
+        <w:t xml:space="preserve">the end-to-end download→webready, MP3-derivation, and cookie-upload FLOWS are NOT yet video-confirmed. Every other cell honestly reads</w:t>
       </w:r>
       <w:r>
         <w:t xml:space="preserve"> </w:t>
@@ -449,7 +554,7 @@
         <w:t xml:space="preserve">PENDING — not yet recorded</w:t>
       </w:r>
       <w:r>
-        <w:t xml:space="preserve">. No row claims video confirmation.</w:t>
+        <w:t xml:space="preserve">. No row over-claims.</w:t>
       </w:r>
     </w:p>
     <w:p>
@@ -460,7 +565,7 @@
       </w:r>
     </w:p>
     <w:bookmarkEnd w:id="9"/>
-    <w:bookmarkStart w:id="10" w:name="operator-blocked-rows-top-per-11.4.45"/>
+    <w:bookmarkStart w:id="10" w:name="operator-blocked-rows-top-per-11445"/>
     <w:p>
       <w:pPr>
         <w:pStyle w:val="Heading2"/>
@@ -564,7 +669,7 @@
       </w:r>
     </w:p>
     <w:bookmarkEnd w:id="10"/>
-    <w:bookmarkStart w:id="11" w:name="services-docker-compose.yml"/>
+    <w:bookmarkStart w:id="11" w:name="Xc29ae7aa01dcc217c13a46b6aae78a100068a71"/>
     <w:p>
       <w:pPr>
         <w:pStyle w:val="Heading2"/>
@@ -576,8 +681,7 @@
     <w:tbl>
       <w:tblPr>
         <w:tblStyle w:val="Table"/>
-        <w:tblW w:type="pct" w:w="5000"/>
-        <w:tblLayout w:type="fixed"/>
+        <w:tblW w:type="auto" w:w="0"/>
         <w:tblLook w:firstRow="1" w:lastRow="0" w:firstColumn="0" w:lastColumn="0" w:noHBand="0" w:noVBand="0" w:val="0020"/>
       </w:tblPr>
       <w:tblGrid>
@@ -1084,19 +1188,7 @@
               <w:pStyle w:val="Compact"/>
             </w:pPr>
             <w:r>
-              <w:t xml:space="preserve">Flask</w:t>
-            </w:r>
-            <w:r>
-              <w:t xml:space="preserve"> </w:t>
-            </w:r>
-            <w:r>
-              <w:t xml:space="preserve">‘Боба’</w:t>
-            </w:r>
-            <w:r>
-              <w:t xml:space="preserve"> </w:t>
-            </w:r>
-            <w:r>
-              <w:t xml:space="preserve">cookie-auth onboarding + aborted-history ledger + proxy endpoints (</w:t>
+              <w:t xml:space="preserve">Flask 'Боба' cookie-auth onboarding + aborted-history ledger + proxy endpoints (</w:t>
             </w:r>
             <w:r>
               <w:rPr>
@@ -1811,7 +1903,7 @@
       </w:r>
     </w:p>
     <w:bookmarkEnd w:id="11"/>
-    <w:bookmarkStart w:id="12" w:name="client-surfaces"/>
+    <w:bookmarkStart w:id="12" w:name="Xd87db156255d2aa1d64d4685882b5dbf5844990"/>
     <w:p>
       <w:pPr>
         <w:pStyle w:val="Heading2"/>
@@ -1823,8 +1915,7 @@
     <w:tbl>
       <w:tblPr>
         <w:tblStyle w:val="Table"/>
-        <w:tblW w:type="pct" w:w="5000"/>
-        <w:tblLayout w:type="fixed"/>
+        <w:tblW w:type="auto" w:w="0"/>
         <w:tblLook w:firstRow="1" w:lastRow="0" w:firstColumn="0" w:lastColumn="0" w:noHBand="0" w:noVBand="0" w:val="0020"/>
       </w:tblPr>
       <w:tblGrid>
@@ -2069,7 +2160,19 @@
               <w:pStyle w:val="Compact"/>
             </w:pPr>
             <w:r>
-              <w:t xml:space="preserve">PENDING — not yet recorded</w:t>
+              <w:t xml:space="preserve">PASS (UI render only) —</w:t>
+            </w:r>
+            <w:r>
+              <w:t xml:space="preserve"> </w:t>
+            </w:r>
+            <w:r>
+              <w:rPr>
+                <w:rStyle w:val="VerbatimChar"/>
+              </w:rPr>
+              <w:t xml:space="preserve">ytdlp---dashboard---20260615T221723Z.png</w:t>
+            </w:r>
+            <w:r>
+              <w:t xml:space="preserve">, analyzed by Claude Opus 4.8 native multimodal: navbar (Download/Queue 71/History 6/Cookies⚠/●Online) + Add-Download form (URL/Quality/Format/Folder/Add-to-Queue) + Supported-Platforms grid all rendered, coherent, no error/frozen frame. Scope: render only — e2e download flow not yet video-confirmed.</w:t>
             </w:r>
           </w:p>
         </w:tc>
@@ -2082,19 +2185,7 @@
               <w:pStyle w:val="Compact"/>
             </w:pPr>
             <w:r>
-              <w:t xml:space="preserve">Landing Flask</w:t>
-            </w:r>
-            <w:r>
-              <w:t xml:space="preserve"> </w:t>
-            </w:r>
-            <w:r>
-              <w:t xml:space="preserve">‘Боба’</w:t>
-            </w:r>
-            <w:r>
-              <w:t xml:space="preserve"> </w:t>
-            </w:r>
-            <w:r>
-              <w:t xml:space="preserve">UI (3-step cookie onboarding, drag-drop upload, freshness banner, services grid)</w:t>
+              <w:t xml:space="preserve">Landing Flask 'Боба' UI (3-step cookie onboarding, drag-drop upload, freshness banner, services grid)</w:t>
             </w:r>
           </w:p>
         </w:tc>
@@ -2207,7 +2298,22 @@
               <w:pStyle w:val="Compact"/>
             </w:pPr>
             <w:r>
-              <w:t xml:space="preserve">PENDING — not yet recorded</w:t>
+              <w:t xml:space="preserve">PASS (UI render only) —</w:t>
+            </w:r>
+            <w:r>
+              <w:t xml:space="preserve"> </w:t>
+            </w:r>
+            <w:r>
+              <w:rPr>
+                <w:rStyle w:val="VerbatimChar"/>
+              </w:rPr>
+              <w:t xml:space="preserve">ytdlp---landing---20260616T074850Z.png</w:t>
+            </w:r>
+            <w:r>
+              <w:t xml:space="preserve"> </w:t>
+            </w:r>
+            <w:r>
+              <w:t xml:space="preserve">(fast-capture before the JS redirect), analyzed by Claude Opus 4.8 native multimodal: 'Боба' title + 'Universal Video Downloader' tagline + real cookie-freshness banner ('⚠ Your cookies are 2659 minutes old') + 'You're All Set! → Redirecting to Dashboard…' state + Available-Services grid (Боба Dashboard/Classic UI/MeTube API). The documented auto-redirect to :9090 is visibly firing (correct behavior). Scope: render only — 3-step upload flow not yet video-confirmed.</w:t>
             </w:r>
           </w:p>
         </w:tc>
@@ -2276,19 +2382,7 @@
               <w:t xml:space="preserve">:8088</w:t>
             </w:r>
             <w:r>
-              <w:t xml:space="preserve">; linked as</w:t>
-            </w:r>
-            <w:r>
-              <w:t xml:space="preserve"> </w:t>
-            </w:r>
-            <w:r>
-              <w:t xml:space="preserve">“Classic UI”</w:t>
-            </w:r>
-            <w:r>
-              <w:t xml:space="preserve"> </w:t>
-            </w:r>
-            <w:r>
-              <w:t xml:space="preserve">from landing</w:t>
+              <w:t xml:space="preserve">; linked as "Classic UI" from landing</w:t>
             </w:r>
           </w:p>
         </w:tc>
@@ -2324,7 +2418,19 @@
               <w:pStyle w:val="Compact"/>
             </w:pPr>
             <w:r>
-              <w:t xml:space="preserve">PENDING — not yet recorded</w:t>
+              <w:t xml:space="preserve">PASS (UI render only) —</w:t>
+            </w:r>
+            <w:r>
+              <w:t xml:space="preserve"> </w:t>
+            </w:r>
+            <w:r>
+              <w:rPr>
+                <w:rStyle w:val="VerbatimChar"/>
+              </w:rPr>
+              <w:t xml:space="preserve">ytdlp---metube---20260616T075608Z.png</w:t>
+            </w:r>
+            <w:r>
+              <w:t xml:space="preserve">, analyzed by Claude Opus 4.8 native multimodal: MeTube navbar (40 completed / 6 failed) + add-download form (URL + Download/Subscribe + Type/Codec/Format/Quality selects + Advanced Options) + empty Downloading queue + real Completed table with genuine artifacts ("AI + Automation Study Hall Live…" 576.36 MB; "LCK Summer Split - Week 6 Day 1" 6.76 GB, both 2026-06-16), coherent, no error/blank/frozen frame. Scope: render only — e2e download flow not yet video-confirmed.</w:t>
             </w:r>
           </w:p>
         </w:tc>
@@ -2488,7 +2594,7 @@
       </w:r>
     </w:p>
     <w:bookmarkEnd w:id="12"/>
-    <w:bookmarkStart w:id="13" w:name="root-cli-scripts"/>
+    <w:bookmarkStart w:id="13" w:name="X3ecdd1b8cc8044eb5ece564a80582ef4e901070"/>
     <w:p>
       <w:pPr>
         <w:pStyle w:val="Heading2"/>
@@ -2500,8 +2606,7 @@
     <w:tbl>
       <w:tblPr>
         <w:tblStyle w:val="Table"/>
-        <w:tblW w:type="pct" w:w="5000"/>
-        <w:tblLayout w:type="fixed"/>
+        <w:tblW w:type="auto" w:w="0"/>
         <w:tblLook w:firstRow="1" w:lastRow="0" w:firstColumn="0" w:lastColumn="0" w:noHBand="0" w:noVBand="0" w:val="0020"/>
       </w:tblPr>
       <w:tblGrid>
@@ -3184,7 +3289,34 @@
               <w:pStyle w:val="Compact"/>
             </w:pPr>
             <w:r>
-              <w:t xml:space="preserve">PENDING — not yet recorded</w:t>
+              <w:t xml:space="preserve">PASS (CLI transcript) —</w:t>
+            </w:r>
+            <w:r>
+              <w:t xml:space="preserve"> </w:t>
+            </w:r>
+            <w:r>
+              <w:rPr>
+                <w:rStyle w:val="VerbatimChar"/>
+              </w:rPr>
+              <w:t xml:space="preserve">ytdlp---status---20260616T075901Z.txt</w:t>
+            </w:r>
+            <w:r>
+              <w:t xml:space="preserve"> </w:t>
+            </w:r>
+            <w:r>
+              <w:t xml:space="preserve">(§11.4.154 CLI-pane capture), real run on the live stack: runtime=podman, Metube + Dashboard</w:t>
+            </w:r>
+            <w:r>
+              <w:t xml:space="preserve"> </w:t>
+            </w:r>
+            <w:r>
+              <w:rPr>
+                <w:rStyle w:val="VerbatimChar"/>
+              </w:rPr>
+              <w:t xml:space="preserve">running</w:t>
+            </w:r>
+            <w:r>
+              <w:t xml:space="preserve">, all 5 HTTP health checks PASS on body-match (MeTube/Dashboard/Landing APIs + Dashboard/Landing HTML — CONST-034 body-not-status), Downloads 43G. Scope: CLI transcript of a genuine invocation.</w:t>
             </w:r>
           </w:p>
         </w:tc>
@@ -3936,7 +4068,7 @@
       </w:r>
     </w:p>
     <w:bookmarkEnd w:id="13"/>
-    <w:bookmarkStart w:id="14" w:name="landing-routes-landingapp.py"/>
+    <w:bookmarkStart w:id="14" w:name="X1ea1ed51e1227253eea37014ff7492fc88ed56e"/>
     <w:p>
       <w:pPr>
         <w:pStyle w:val="Heading2"/>
@@ -3948,8 +4080,7 @@
     <w:tbl>
       <w:tblPr>
         <w:tblStyle w:val="Table"/>
-        <w:tblW w:type="pct" w:w="5000"/>
-        <w:tblLayout w:type="fixed"/>
+        <w:tblW w:type="auto" w:w="0"/>
         <w:tblLook w:firstRow="1" w:lastRow="0" w:firstColumn="0" w:lastColumn="0" w:noHBand="0" w:noVBand="0" w:val="0020"/>
       </w:tblPr>
       <w:tblGrid>
@@ -4850,7 +4981,7 @@
               <w:t xml:space="preserve"> </w:t>
             </w:r>
             <w:r>
-              <w:t xml:space="preserve">(incl. concurrent-posts case)</w:t>
+              <w:t xml:space="preserve">(incl. concurrent-posts case)</w:t>
             </w:r>
           </w:p>
         </w:tc>
@@ -5606,7 +5737,7 @@
       </w:r>
     </w:p>
     <w:bookmarkEnd w:id="14"/>
-    <w:bookmarkStart w:id="15" w:name="dashboard-components-dashboardsrcapp"/>
+    <w:bookmarkStart w:id="15" w:name="X919e658e59635b79cf8d2629606a247b3c69c63"/>
     <w:p>
       <w:pPr>
         <w:pStyle w:val="Heading2"/>
@@ -5618,8 +5749,7 @@
     <w:tbl>
       <w:tblPr>
         <w:tblStyle w:val="Table"/>
-        <w:tblW w:type="pct" w:w="5000"/>
-        <w:tblLayout w:type="fixed"/>
+        <w:tblW w:type="auto" w:w="0"/>
         <w:tblLook w:firstRow="1" w:lastRow="0" w:firstColumn="0" w:lastColumn="0" w:noHBand="0" w:noVBand="0" w:val="0020"/>
       </w:tblPr>
       <w:tblGrid>
@@ -6805,7 +6935,7 @@
       </w:r>
     </w:p>
     <w:bookmarkEnd w:id="15"/>
-    <w:bookmarkStart w:id="16" w:name="Xd2954cfebf07769c6d06e946aafb1867379b08d"/>
+    <w:bookmarkStart w:id="16" w:name="X46812b24ca6ce36f491153de3382132392beb93"/>
     <w:p>
       <w:pPr>
         <w:pStyle w:val="Heading2"/>
@@ -6817,8 +6947,7 @@
     <w:tbl>
       <w:tblPr>
         <w:tblStyle w:val="Table"/>
-        <w:tblW w:type="pct" w:w="5000"/>
-        <w:tblLayout w:type="fixed"/>
+        <w:tblW w:type="auto" w:w="0"/>
         <w:tblLook w:firstRow="1" w:lastRow="0" w:firstColumn="0" w:lastColumn="0" w:noHBand="0" w:noVBand="0" w:val="0020"/>
       </w:tblPr>
       <w:tblGrid>
@@ -7604,7 +7733,7 @@
               <w:pStyle w:val="Compact"/>
             </w:pPr>
             <w:r>
-              <w:t xml:space="preserve">Aborted-history (incl. concurrent-posts no-500)</w:t>
+              <w:t xml:space="preserve">Aborted-history (incl. concurrent-posts no-500)</w:t>
             </w:r>
           </w:p>
         </w:tc>
@@ -8922,13 +9051,25 @@
       </w:r>
     </w:p>
     <w:bookmarkEnd w:id="16"/>
-    <w:bookmarkStart w:id="17" w:name="Xc90ba0fe6eb105236ddac068a0c68209cd1e488"/>
+    <w:bookmarkStart w:id="17" w:name="X52bab858e4e87a82e36b3ea550e1915582179fd"/>
     <w:p>
       <w:pPr>
         <w:pStyle w:val="Heading2"/>
       </w:pPr>
       <w:r>
-        <w:t xml:space="preserve">7. PLANNED — not yet built (Implementation = Planned)</w:t>
+        <w:t xml:space="preserve">7. MEDIA POST-PROCESSOR (media_postprocessor — shipped</w:t>
+      </w:r>
+      <w:r>
+        <w:t xml:space="preserve"> </w:t>
+      </w:r>
+      <w:r>
+        <w:rPr>
+          <w:rStyle w:val="VerbatimChar"/>
+        </w:rPr>
+        <w:t xml:space="preserve">ytdlp-1.4.0</w:t>
+      </w:r>
+      <w:r>
+        <w:t xml:space="preserve">)</w:t>
       </w:r>
     </w:p>
     <w:p>
@@ -8936,7 +9077,7 @@
         <w:pStyle w:val="FirstParagraph"/>
       </w:pPr>
       <w:r>
-        <w:t xml:space="preserve">Confirmed ABSENT from the codebase (grep over</w:t>
+        <w:t xml:space="preserve">Reconciled 2026-06-16 (Rev 4): these rows were marked</w:t>
       </w:r>
       <w:r>
         <w:t xml:space="preserve"> </w:t>
@@ -8945,10 +9086,13 @@
         <w:rPr>
           <w:rStyle w:val="VerbatimChar"/>
         </w:rPr>
-        <w:t xml:space="preserve">docker-compose.yml</w:t>
-      </w:r>
-      <w:r>
-        <w:t xml:space="preserve">,</w:t>
+        <w:t xml:space="preserve">Planned</w:t>
+      </w:r>
+      <w:r>
+        <w:t xml:space="preserve"> </w:t>
+      </w:r>
+      <w:r>
+        <w:t xml:space="preserve">in Rev 3 but the dual-version pipeline shipped in tag</w:t>
       </w:r>
       <w:r>
         <w:t xml:space="preserve"> </w:t>
@@ -8957,10 +9101,10 @@
         <w:rPr>
           <w:rStyle w:val="VerbatimChar"/>
         </w:rPr>
-        <w:t xml:space="preserve">dashboard/src</w:t>
-      </w:r>
-      <w:r>
-        <w:t xml:space="preserve">,</w:t>
+        <w:t xml:space="preserve">ytdlp-1.4.0</w:t>
+      </w:r>
+      <w:r>
+        <w:t xml:space="preserve">. Verified as FACT: real Python package</w:t>
       </w:r>
       <w:r>
         <w:t xml:space="preserve"> </w:t>
@@ -8969,20 +9113,121 @@
         <w:rPr>
           <w:rStyle w:val="VerbatimChar"/>
         </w:rPr>
-        <w:t xml:space="preserve">landing/app.py</w:t>
+        <w:t xml:space="preserve">media_postprocessor/</w:t>
       </w:r>
       <w:r>
         <w:t xml:space="preserve"> </w:t>
       </w:r>
       <w:r>
-        <w:t xml:space="preserve">returned no matches — §11.4.6).</w:t>
+        <w:t xml:space="preserve">(config/jobs_db/media_probe/transcoder/watcher/worker/service), compose service</w:t>
+      </w:r>
+      <w:r>
+        <w:t xml:space="preserve"> </w:t>
+      </w:r>
+      <w:r>
+        <w:rPr>
+          <w:rStyle w:val="VerbatimChar"/>
+        </w:rPr>
+        <w:t xml:space="preserve">media_postprocessor</w:t>
+      </w:r>
+      <w:r>
+        <w:t xml:space="preserve"> </w:t>
+      </w:r>
+      <w:r>
+        <w:t xml:space="preserve">(container</w:t>
+      </w:r>
+      <w:r>
+        <w:t xml:space="preserve"> </w:t>
+      </w:r>
+      <w:r>
+        <w:rPr>
+          <w:rStyle w:val="VerbatimChar"/>
+        </w:rPr>
+        <w:t xml:space="preserve">media-postprocessor</w:t>
+      </w:r>
+      <w:r>
+        <w:t xml:space="preserve">,</w:t>
+      </w:r>
+      <w:r>
+        <w:t xml:space="preserve"> </w:t>
+      </w:r>
+      <w:r>
+        <w:rPr>
+          <w:rStyle w:val="VerbatimChar"/>
+        </w:rPr>
+        <w:t xml:space="preserve">MP_PORT=8089</w:t>
+      </w:r>
+      <w:r>
+        <w:t xml:space="preserve">,</w:t>
+      </w:r>
+      <w:r>
+        <w:t xml:space="preserve"> </w:t>
+      </w:r>
+      <w:r>
+        <w:rPr>
+          <w:rStyle w:val="VerbatimChar"/>
+        </w:rPr>
+        <w:t xml:space="preserve">MP_DB_PATH=/downloads/.media_postprocessor/jobs.db</w:t>
+      </w:r>
+      <w:r>
+        <w:t xml:space="preserve">), nginx proxy</w:t>
+      </w:r>
+      <w:r>
+        <w:t xml:space="preserve"> </w:t>
+      </w:r>
+      <w:r>
+        <w:rPr>
+          <w:rStyle w:val="VerbatimChar"/>
+        </w:rPr>
+        <w:t xml:space="preserve">dashboard/nginx.conf.template:116</w:t>
+      </w:r>
+      <w:r>
+        <w:t xml:space="preserve"> </w:t>
+      </w:r>
+      <w:r>
+        <w:rPr>
+          <w:rStyle w:val="VerbatimChar"/>
+        </w:rPr>
+        <w:t xml:space="preserve">/api/postprocess/</w:t>
+      </w:r>
+      <w:r>
+        <w:t xml:space="preserve"> </w:t>
+      </w:r>
+      <w:r>
+        <w:t xml:space="preserve">→</w:t>
+      </w:r>
+      <w:r>
+        <w:t xml:space="preserve"> </w:t>
+      </w:r>
+      <w:r>
+        <w:rPr>
+          <w:rStyle w:val="VerbatimChar"/>
+        </w:rPr>
+        <w:t xml:space="preserve">media-postprocessor:8089</w:t>
+      </w:r>
+      <w:r>
+        <w:t xml:space="preserve">, live endpoint returning real JSON, 6+ real</w:t>
+      </w:r>
+      <w:r>
+        <w:t xml:space="preserve"> </w:t>
+      </w:r>
+      <w:r>
+        <w:rPr>
+          <w:rStyle w:val="VerbatimChar"/>
+        </w:rPr>
+        <w:t xml:space="preserve">webready-*.mp4</w:t>
+      </w:r>
+      <w:r>
+        <w:t xml:space="preserve"> </w:t>
+      </w:r>
+      <w:r>
+        <w:t xml:space="preserve">on disk.</w:t>
       </w:r>
     </w:p>
     <w:tbl>
       <w:tblPr>
         <w:tblStyle w:val="Table"/>
-        <w:tblW w:type="pct" w:w="5000"/>
-        <w:tblLayout w:type="fixed"/>
+        <w:tblW w:type="auto" w:w="0"/>
         <w:tblLook w:firstRow="1" w:lastRow="0" w:firstColumn="0" w:lastColumn="0" w:noHBand="0" w:noVBand="0" w:val="0020"/>
       </w:tblPr>
       <w:tblGrid>
@@ -9096,7 +9341,22 @@
               <w:pStyle w:val="Compact"/>
             </w:pPr>
             <w:r>
-              <w:t xml:space="preserve">Media post-processor service (new container orchestrating transcode/derive pipeline)</w:t>
+              <w:t xml:space="preserve">Media post-processor sidecar (SQLite-WAL queue, watcher + worker, crash-safe resume, atomic output, ffprobe-validate,</w:t>
+            </w:r>
+            <w:r>
+              <w:t xml:space="preserve"> </w:t>
+            </w:r>
+            <w:r>
+              <w:rPr>
+                <w:rStyle w:val="VerbatimChar"/>
+              </w:rPr>
+              <w:t xml:space="preserve">/postprocess/*</w:t>
+            </w:r>
+            <w:r>
+              <w:t xml:space="preserve"> </w:t>
+            </w:r>
+            <w:r>
+              <w:t xml:space="preserve">API)</w:t>
             </w:r>
           </w:p>
         </w:tc>
@@ -9118,62 +9378,158 @@
               <w:pStyle w:val="Compact"/>
             </w:pPr>
             <w:r>
-              <w:t xml:space="preserve">Service (planned)</w:t>
-            </w:r>
-          </w:p>
-        </w:tc>
-        <w:tc>
-          <w:tcPr/>
-          <w:p>
-            <w:pPr>
-              <w:pStyle w:val="Compact"/>
-            </w:pPr>
-            <w:r>
-              <w:t xml:space="preserve">Planned</w:t>
-            </w:r>
-          </w:p>
-        </w:tc>
-        <w:tc>
-          <w:tcPr/>
-          <w:p>
-            <w:pPr>
-              <w:pStyle w:val="Compact"/>
-            </w:pPr>
-            <w:r>
-              <w:t xml:space="preserve">Not wired — no compose service exists</w:t>
-            </w:r>
-          </w:p>
-        </w:tc>
-        <w:tc>
-          <w:tcPr/>
-          <w:p>
-            <w:pPr>
-              <w:pStyle w:val="Compact"/>
-            </w:pPr>
-            <w:r>
-              <w:t xml:space="preserve">None yet</w:t>
-            </w:r>
-          </w:p>
-        </w:tc>
-        <w:tc>
-          <w:tcPr/>
-          <w:p>
-            <w:pPr>
-              <w:pStyle w:val="Compact"/>
-            </w:pPr>
-            <w:r>
-              <w:t xml:space="preserve">SKIP (no feature to validate)</w:t>
-            </w:r>
-          </w:p>
-        </w:tc>
-        <w:tc>
-          <w:tcPr/>
-          <w:p>
-            <w:pPr>
-              <w:pStyle w:val="Compact"/>
-            </w:pPr>
-            <w:r>
-              <w:t xml:space="preserve">PENDING — not yet recorded</w:t>
+              <w:t xml:space="preserve">Service</w:t>
+            </w:r>
+          </w:p>
+        </w:tc>
+        <w:tc>
+          <w:tcPr/>
+          <w:p>
+            <w:pPr>
+              <w:pStyle w:val="Compact"/>
+            </w:pPr>
+            <w:r>
+              <w:t xml:space="preserve">Implemented (</w:t>
+            </w:r>
+            <w:r>
+              <w:rPr>
+                <w:rStyle w:val="VerbatimChar"/>
+              </w:rPr>
+              <w:t xml:space="preserve">ytdlp-1.4.0</w:t>
+            </w:r>
+            <w:r>
+              <w:t xml:space="preserve">)</w:t>
+            </w:r>
+          </w:p>
+        </w:tc>
+        <w:tc>
+          <w:tcPr/>
+          <w:p>
+            <w:pPr>
+              <w:pStyle w:val="Compact"/>
+            </w:pPr>
+            <w:r>
+              <w:t xml:space="preserve">Reachable: compose service</w:t>
+            </w:r>
+            <w:r>
+              <w:t xml:space="preserve"> </w:t>
+            </w:r>
+            <w:r>
+              <w:rPr>
+                <w:rStyle w:val="VerbatimChar"/>
+              </w:rPr>
+              <w:t xml:space="preserve">media_postprocessor</w:t>
+            </w:r>
+            <w:r>
+              <w:t xml:space="preserve"> </w:t>
+            </w:r>
+            <w:r>
+              <w:t xml:space="preserve">(container</w:t>
+            </w:r>
+            <w:r>
+              <w:t xml:space="preserve"> </w:t>
+            </w:r>
+            <w:r>
+              <w:rPr>
+                <w:rStyle w:val="VerbatimChar"/>
+              </w:rPr>
+              <w:t xml:space="preserve">media-postprocessor</w:t>
+            </w:r>
+            <w:r>
+              <w:t xml:space="preserve">,</w:t>
+            </w:r>
+            <w:r>
+              <w:t xml:space="preserve"> </w:t>
+            </w:r>
+            <w:r>
+              <w:rPr>
+                <w:rStyle w:val="VerbatimChar"/>
+              </w:rPr>
+              <w:t xml:space="preserve">MP_PORT=8089</w:t>
+            </w:r>
+            <w:r>
+              <w:t xml:space="preserve">); dashboard nginx proxies</w:t>
+            </w:r>
+            <w:r>
+              <w:t xml:space="preserve"> </w:t>
+            </w:r>
+            <w:r>
+              <w:rPr>
+                <w:rStyle w:val="VerbatimChar"/>
+              </w:rPr>
+              <w:t xml:space="preserve">/api/postprocess/</w:t>
+            </w:r>
+            <w:r>
+              <w:t xml:space="preserve"> </w:t>
+            </w:r>
+            <w:r>
+              <w:t xml:space="preserve">→</w:t>
+            </w:r>
+            <w:r>
+              <w:t xml:space="preserve"> </w:t>
+            </w:r>
+            <w:r>
+              <w:rPr>
+                <w:rStyle w:val="VerbatimChar"/>
+              </w:rPr>
+              <w:t xml:space="preserve">media-postprocessor:8089</w:t>
+            </w:r>
+            <w:r>
+              <w:t xml:space="preserve"> </w:t>
+            </w:r>
+            <w:r>
+              <w:t xml:space="preserve">(</w:t>
+            </w:r>
+            <w:r>
+              <w:rPr>
+                <w:rStyle w:val="VerbatimChar"/>
+              </w:rPr>
+              <w:t xml:space="preserve">nginx.conf.template:116</w:t>
+            </w:r>
+            <w:r>
+              <w:t xml:space="preserve">)</w:t>
+            </w:r>
+          </w:p>
+        </w:tc>
+        <w:tc>
+          <w:tcPr/>
+          <w:p>
+            <w:pPr>
+              <w:pStyle w:val="Compact"/>
+            </w:pPr>
+            <w:r>
+              <w:t xml:space="preserve">57 pytest + contract 18/0 + smoke 22/0 (per release record)</w:t>
+            </w:r>
+          </w:p>
+        </w:tc>
+        <w:tc>
+          <w:tcPr/>
+          <w:p>
+            <w:pPr>
+              <w:pStyle w:val="Compact"/>
+            </w:pPr>
+            <w:r>
+              <w:t xml:space="preserve">PENDING_FORENSICS (container live + healthy; clean-baseline full-suite captured run pending)</w:t>
+            </w:r>
+          </w:p>
+        </w:tc>
+        <w:tc>
+          <w:tcPr/>
+          <w:p>
+            <w:pPr>
+              <w:pStyle w:val="Compact"/>
+            </w:pPr>
+            <w:r>
+              <w:t xml:space="preserve">PASS (API render) — see status-API row below; service liveness also evidenced by</w:t>
+            </w:r>
+            <w:r>
+              <w:t xml:space="preserve"> </w:t>
+            </w:r>
+            <w:r>
+              <w:rPr>
+                <w:rStyle w:val="VerbatimChar"/>
+              </w:rPr>
+              <w:t xml:space="preserve">ytdlp---status---20260616T075901Z.txt</w:t>
             </w:r>
           </w:p>
         </w:tc>
@@ -9186,7 +9542,16 @@
               <w:pStyle w:val="Compact"/>
             </w:pPr>
             <w:r>
-              <w:t xml:space="preserve">Web-ready video transcode (browser-playable derivative output)</w:t>
+              <w:t xml:space="preserve">Web-ready video transcode (</w:t>
+            </w:r>
+            <w:r>
+              <w:rPr>
+                <w:rStyle w:val="VerbatimChar"/>
+              </w:rPr>
+              <w:t xml:space="preserve">webready-&lt;base&gt;.mp4</w:t>
+            </w:r>
+            <w:r>
+              <w:t xml:space="preserve">, H.264/AAC, +faststart)</w:t>
             </w:r>
           </w:p>
         </w:tc>
@@ -9208,62 +9573,131 @@
               <w:pStyle w:val="Compact"/>
             </w:pPr>
             <w:r>
-              <w:t xml:space="preserve">Pipeline feature (planned)</w:t>
-            </w:r>
-          </w:p>
-        </w:tc>
-        <w:tc>
-          <w:tcPr/>
-          <w:p>
-            <w:pPr>
-              <w:pStyle w:val="Compact"/>
-            </w:pPr>
-            <w:r>
-              <w:t xml:space="preserve">Planned</w:t>
-            </w:r>
-          </w:p>
-        </w:tc>
-        <w:tc>
-          <w:tcPr/>
-          <w:p>
-            <w:pPr>
-              <w:pStyle w:val="Compact"/>
-            </w:pPr>
-            <w:r>
-              <w:t xml:space="preserve">Not wired</w:t>
-            </w:r>
-          </w:p>
-        </w:tc>
-        <w:tc>
-          <w:tcPr/>
-          <w:p>
-            <w:pPr>
-              <w:pStyle w:val="Compact"/>
-            </w:pPr>
-            <w:r>
-              <w:t xml:space="preserve">None yet</w:t>
-            </w:r>
-          </w:p>
-        </w:tc>
-        <w:tc>
-          <w:tcPr/>
-          <w:p>
-            <w:pPr>
-              <w:pStyle w:val="Compact"/>
-            </w:pPr>
-            <w:r>
-              <w:t xml:space="preserve">SKIP</w:t>
-            </w:r>
-          </w:p>
-        </w:tc>
-        <w:tc>
-          <w:tcPr/>
-          <w:p>
-            <w:pPr>
-              <w:pStyle w:val="Compact"/>
-            </w:pPr>
-            <w:r>
-              <w:t xml:space="preserve">PENDING — not yet recorded</w:t>
+              <w:t xml:space="preserve">Pipeline feature</w:t>
+            </w:r>
+          </w:p>
+        </w:tc>
+        <w:tc>
+          <w:tcPr/>
+          <w:p>
+            <w:pPr>
+              <w:pStyle w:val="Compact"/>
+            </w:pPr>
+            <w:r>
+              <w:t xml:space="preserve">Implemented</w:t>
+            </w:r>
+          </w:p>
+        </w:tc>
+        <w:tc>
+          <w:tcPr/>
+          <w:p>
+            <w:pPr>
+              <w:pStyle w:val="Compact"/>
+            </w:pPr>
+            <w:r>
+              <w:rPr>
+                <w:rStyle w:val="VerbatimChar"/>
+              </w:rPr>
+              <w:t xml:space="preserve">transcoder.transcode_video()</w:t>
+            </w:r>
+            <w:r>
+              <w:t xml:space="preserve"> </w:t>
+            </w:r>
+            <w:r>
+              <w:t xml:space="preserve">→</w:t>
+            </w:r>
+            <w:r>
+              <w:t xml:space="preserve"> </w:t>
+            </w:r>
+            <w:r>
+              <w:rPr>
+                <w:rStyle w:val="VerbatimChar"/>
+              </w:rPr>
+              <w:t xml:space="preserve">webready-&lt;base&gt;.mp4</w:t>
+            </w:r>
+            <w:r>
+              <w:t xml:space="preserve">, ffprobe-validated (</w:t>
+            </w:r>
+            <w:r>
+              <w:rPr>
+                <w:rStyle w:val="VerbatimChar"/>
+              </w:rPr>
+              <w:t xml:space="preserve">_validate_webready</w:t>
+            </w:r>
+            <w:r>
+              <w:t xml:space="preserve"> </w:t>
+            </w:r>
+            <w:r>
+              <w:t xml:space="preserve">asserts h264 + faststart); watcher(+min-age) + worker</w:t>
+            </w:r>
+          </w:p>
+        </w:tc>
+        <w:tc>
+          <w:tcPr/>
+          <w:p>
+            <w:pPr>
+              <w:pStyle w:val="Compact"/>
+            </w:pPr>
+            <w:r>
+              <w:t xml:space="preserve">pytest</w:t>
+            </w:r>
+            <w:r>
+              <w:t xml:space="preserve"> </w:t>
+            </w:r>
+            <w:r>
+              <w:rPr>
+                <w:rStyle w:val="VerbatimChar"/>
+              </w:rPr>
+              <w:t xml:space="preserve">transcoder</w:t>
+            </w:r>
+            <w:r>
+              <w:t xml:space="preserve">/</w:t>
+            </w:r>
+            <w:r>
+              <w:rPr>
+                <w:rStyle w:val="VerbatimChar"/>
+              </w:rPr>
+              <w:t xml:space="preserve">media_probe</w:t>
+            </w:r>
+            <w:r>
+              <w:t xml:space="preserve">; smoke</w:t>
+            </w:r>
+          </w:p>
+        </w:tc>
+        <w:tc>
+          <w:tcPr/>
+          <w:p>
+            <w:pPr>
+              <w:pStyle w:val="Compact"/>
+            </w:pPr>
+            <w:r>
+              <w:t xml:space="preserve">PENDING_FORENSICS (6+ real</w:t>
+            </w:r>
+            <w:r>
+              <w:t xml:space="preserve"> </w:t>
+            </w:r>
+            <w:r>
+              <w:rPr>
+                <w:rStyle w:val="VerbatimChar"/>
+              </w:rPr>
+              <w:t xml:space="preserve">webready-*.mp4</w:t>
+            </w:r>
+            <w:r>
+              <w:t xml:space="preserve"> </w:t>
+            </w:r>
+            <w:r>
+              <w:t xml:space="preserve">on disk incl. "Me at the zoo", "Rick Astley…", "Watchtower of Turkey")</w:t>
+            </w:r>
+          </w:p>
+        </w:tc>
+        <w:tc>
+          <w:tcPr/>
+          <w:p>
+            <w:pPr>
+              <w:pStyle w:val="Compact"/>
+            </w:pPr>
+            <w:r>
+              <w:t xml:space="preserve">PENDING — not yet recorded (transcode FLOW / artifact-playback not yet captured)</w:t>
             </w:r>
           </w:p>
         </w:tc>
@@ -9276,7 +9710,16 @@
               <w:pStyle w:val="Compact"/>
             </w:pPr>
             <w:r>
-              <w:t xml:space="preserve">MP3 audio derivation (extract/encode audio track)</w:t>
+              <w:t xml:space="preserve">MP3 audio derivation (</w:t>
+            </w:r>
+            <w:r>
+              <w:rPr>
+                <w:rStyle w:val="VerbatimChar"/>
+              </w:rPr>
+              <w:t xml:space="preserve">&lt;base&gt;.mp3</w:t>
+            </w:r>
+            <w:r>
+              <w:t xml:space="preserve">, 320 kbps CBR)</w:t>
             </w:r>
           </w:p>
         </w:tc>
@@ -9298,51 +9741,96 @@
               <w:pStyle w:val="Compact"/>
             </w:pPr>
             <w:r>
-              <w:t xml:space="preserve">Pipeline feature (planned)</w:t>
-            </w:r>
-          </w:p>
-        </w:tc>
-        <w:tc>
-          <w:tcPr/>
-          <w:p>
-            <w:pPr>
-              <w:pStyle w:val="Compact"/>
-            </w:pPr>
-            <w:r>
-              <w:t xml:space="preserve">Planned</w:t>
-            </w:r>
-          </w:p>
-        </w:tc>
-        <w:tc>
-          <w:tcPr/>
-          <w:p>
-            <w:pPr>
-              <w:pStyle w:val="Compact"/>
-            </w:pPr>
-            <w:r>
-              <w:t xml:space="preserve">Not wired</w:t>
-            </w:r>
-          </w:p>
-        </w:tc>
-        <w:tc>
-          <w:tcPr/>
-          <w:p>
-            <w:pPr>
-              <w:pStyle w:val="Compact"/>
-            </w:pPr>
-            <w:r>
-              <w:t xml:space="preserve">None yet</w:t>
-            </w:r>
-          </w:p>
-        </w:tc>
-        <w:tc>
-          <w:tcPr/>
-          <w:p>
-            <w:pPr>
-              <w:pStyle w:val="Compact"/>
-            </w:pPr>
-            <w:r>
-              <w:t xml:space="preserve">SKIP</w:t>
+              <w:t xml:space="preserve">Pipeline feature</w:t>
+            </w:r>
+          </w:p>
+        </w:tc>
+        <w:tc>
+          <w:tcPr/>
+          <w:p>
+            <w:pPr>
+              <w:pStyle w:val="Compact"/>
+            </w:pPr>
+            <w:r>
+              <w:t xml:space="preserve">Implemented</w:t>
+            </w:r>
+          </w:p>
+        </w:tc>
+        <w:tc>
+          <w:tcPr/>
+          <w:p>
+            <w:pPr>
+              <w:pStyle w:val="Compact"/>
+            </w:pPr>
+            <w:r>
+              <w:rPr>
+                <w:rStyle w:val="VerbatimChar"/>
+              </w:rPr>
+              <w:t xml:space="preserve">transcoder.derive_mp3()</w:t>
+            </w:r>
+            <w:r>
+              <w:t xml:space="preserve"> </w:t>
+            </w:r>
+            <w:r>
+              <w:t xml:space="preserve">→</w:t>
+            </w:r>
+            <w:r>
+              <w:t xml:space="preserve"> </w:t>
+            </w:r>
+            <w:r>
+              <w:rPr>
+                <w:rStyle w:val="VerbatimChar"/>
+              </w:rPr>
+              <w:t xml:space="preserve">&lt;base&gt;.mp3</w:t>
+            </w:r>
+            <w:r>
+              <w:t xml:space="preserve">; worker invokes for audio jobs</w:t>
+            </w:r>
+          </w:p>
+        </w:tc>
+        <w:tc>
+          <w:tcPr/>
+          <w:p>
+            <w:pPr>
+              <w:pStyle w:val="Compact"/>
+            </w:pPr>
+            <w:r>
+              <w:t xml:space="preserve">pytest</w:t>
+            </w:r>
+            <w:r>
+              <w:t xml:space="preserve"> </w:t>
+            </w:r>
+            <w:r>
+              <w:rPr>
+                <w:rStyle w:val="VerbatimChar"/>
+              </w:rPr>
+              <w:t xml:space="preserve">transcoder</w:t>
+            </w:r>
+          </w:p>
+        </w:tc>
+        <w:tc>
+          <w:tcPr/>
+          <w:p>
+            <w:pPr>
+              <w:pStyle w:val="Compact"/>
+            </w:pPr>
+            <w:r>
+              <w:t xml:space="preserve">PENDING_FORENSICS (code present; no</w:t>
+            </w:r>
+            <w:r>
+              <w:t xml:space="preserve"> </w:t>
+            </w:r>
+            <w:r>
+              <w:rPr>
+                <w:rStyle w:val="VerbatimChar"/>
+              </w:rPr>
+              <w:t xml:space="preserve">.mp3</w:t>
+            </w:r>
+            <w:r>
+              <w:t xml:space="preserve"> </w:t>
+            </w:r>
+            <w:r>
+              <w:t xml:space="preserve">artifact currently on disk)</w:t>
             </w:r>
           </w:p>
         </w:tc>
@@ -9366,273 +9854,153 @@
               <w:pStyle w:val="Compact"/>
             </w:pPr>
             <w:r>
-              <w:t xml:space="preserve">Post-process status API (report pipeline progress per item)</w:t>
-            </w:r>
-          </w:p>
-        </w:tc>
-        <w:tc>
-          <w:tcPr/>
-          <w:p>
-            <w:pPr>
-              <w:pStyle w:val="Compact"/>
-            </w:pPr>
-            <w:r>
-              <w:t xml:space="preserve">media_postprocessor / landing</w:t>
-            </w:r>
-          </w:p>
-        </w:tc>
-        <w:tc>
-          <w:tcPr/>
-          <w:p>
-            <w:pPr>
-              <w:pStyle w:val="Compact"/>
-            </w:pPr>
-            <w:r>
-              <w:t xml:space="preserve">API feature (planned)</w:t>
-            </w:r>
-          </w:p>
-        </w:tc>
-        <w:tc>
-          <w:tcPr/>
-          <w:p>
-            <w:pPr>
-              <w:pStyle w:val="Compact"/>
-            </w:pPr>
-            <w:r>
-              <w:t xml:space="preserve">Planned</w:t>
-            </w:r>
-          </w:p>
-        </w:tc>
-        <w:tc>
-          <w:tcPr/>
-          <w:p>
-            <w:pPr>
-              <w:pStyle w:val="Compact"/>
-            </w:pPr>
-            <w:r>
-              <w:t xml:space="preserve">Not wired — no route exists in</w:t>
-            </w:r>
-            <w:r>
-              <w:t xml:space="preserve"> </w:t>
-            </w:r>
-            <w:r>
-              <w:rPr>
-                <w:rStyle w:val="VerbatimChar"/>
-              </w:rPr>
-              <w:t xml:space="preserve">landing/app.py</w:t>
-            </w:r>
-          </w:p>
-        </w:tc>
-        <w:tc>
-          <w:tcPr/>
-          <w:p>
-            <w:pPr>
-              <w:pStyle w:val="Compact"/>
-            </w:pPr>
-            <w:r>
-              <w:t xml:space="preserve">None yet</w:t>
-            </w:r>
-          </w:p>
-        </w:tc>
-        <w:tc>
-          <w:tcPr/>
-          <w:p>
-            <w:pPr>
-              <w:pStyle w:val="Compact"/>
-            </w:pPr>
-            <w:r>
-              <w:t xml:space="preserve">SKIP</w:t>
-            </w:r>
-          </w:p>
-        </w:tc>
-        <w:tc>
-          <w:tcPr/>
-          <w:p>
-            <w:pPr>
-              <w:pStyle w:val="Compact"/>
-            </w:pPr>
-            <w:r>
-              <w:t xml:space="preserve">PENDING — not yet recorded</w:t>
-            </w:r>
-          </w:p>
-        </w:tc>
-      </w:tr>
-      <w:tr>
-        <w:tc>
-          <w:tcPr/>
-          <w:p>
-            <w:pPr>
-              <w:pStyle w:val="Compact"/>
-            </w:pPr>
-            <w:r>
-              <w:t xml:space="preserve">Dashboard pipeline-status UI (surface transcode/derive progress)</w:t>
-            </w:r>
-          </w:p>
-        </w:tc>
-        <w:tc>
-          <w:tcPr/>
-          <w:p>
-            <w:pPr>
-              <w:pStyle w:val="Compact"/>
-            </w:pPr>
-            <w:r>
-              <w:t xml:space="preserve">dashboard</w:t>
-            </w:r>
-          </w:p>
-        </w:tc>
-        <w:tc>
-          <w:tcPr/>
-          <w:p>
-            <w:pPr>
-              <w:pStyle w:val="Compact"/>
-            </w:pPr>
-            <w:r>
-              <w:t xml:space="preserve">Web UI feature (planned)</w:t>
-            </w:r>
-          </w:p>
-        </w:tc>
-        <w:tc>
-          <w:tcPr/>
-          <w:p>
-            <w:pPr>
-              <w:pStyle w:val="Compact"/>
-            </w:pPr>
-            <w:r>
-              <w:t xml:space="preserve">Planned</w:t>
-            </w:r>
-          </w:p>
-        </w:tc>
-        <w:tc>
-          <w:tcPr/>
-          <w:p>
-            <w:pPr>
-              <w:pStyle w:val="Compact"/>
-            </w:pPr>
-            <w:r>
-              <w:t xml:space="preserve">Not wired — no component exists</w:t>
-            </w:r>
-          </w:p>
-        </w:tc>
-        <w:tc>
-          <w:tcPr/>
-          <w:p>
-            <w:pPr>
-              <w:pStyle w:val="Compact"/>
-            </w:pPr>
-            <w:r>
-              <w:t xml:space="preserve">None yet</w:t>
-            </w:r>
-          </w:p>
-        </w:tc>
-        <w:tc>
-          <w:tcPr/>
-          <w:p>
-            <w:pPr>
-              <w:pStyle w:val="Compact"/>
-            </w:pPr>
-            <w:r>
-              <w:t xml:space="preserve">SKIP</w:t>
-            </w:r>
-          </w:p>
-        </w:tc>
-        <w:tc>
-          <w:tcPr/>
-          <w:p>
-            <w:pPr>
-              <w:pStyle w:val="Compact"/>
-            </w:pPr>
-            <w:r>
-              <w:t xml:space="preserve">PENDING — not yet recorded</w:t>
-            </w:r>
-          </w:p>
-        </w:tc>
-      </w:tr>
-      <w:tr>
-        <w:tc>
-          <w:tcPr/>
-          <w:p>
-            <w:pPr>
-              <w:pStyle w:val="Compact"/>
-            </w:pPr>
-            <w:r>
-              <w:t xml:space="preserve">Resume mechanism (resume interrupted/aborted downloads)</w:t>
-            </w:r>
-          </w:p>
-        </w:tc>
-        <w:tc>
-          <w:tcPr/>
-          <w:p>
-            <w:pPr>
-              <w:pStyle w:val="Compact"/>
-            </w:pPr>
-            <w:r>
-              <w:t xml:space="preserve">metube / media_postprocessor</w:t>
-            </w:r>
-          </w:p>
-        </w:tc>
-        <w:tc>
-          <w:tcPr/>
-          <w:p>
-            <w:pPr>
-              <w:pStyle w:val="Compact"/>
-            </w:pPr>
-            <w:r>
-              <w:t xml:space="preserve">Pipeline feature (planned)</w:t>
-            </w:r>
-          </w:p>
-        </w:tc>
-        <w:tc>
-          <w:tcPr/>
-          <w:p>
-            <w:pPr>
-              <w:pStyle w:val="Compact"/>
-            </w:pPr>
-            <w:r>
-              <w:t xml:space="preserve">Planned</w:t>
-            </w:r>
-          </w:p>
-        </w:tc>
-        <w:tc>
-          <w:tcPr/>
-          <w:p>
-            <w:pPr>
-              <w:pStyle w:val="Compact"/>
-            </w:pPr>
-            <w:r>
-              <w:t xml:space="preserve">Not wired</w:t>
-            </w:r>
-          </w:p>
-        </w:tc>
-        <w:tc>
-          <w:tcPr/>
-          <w:p>
-            <w:pPr>
-              <w:pStyle w:val="Compact"/>
-            </w:pPr>
-            <w:r>
-              <w:t xml:space="preserve">None yet</w:t>
-            </w:r>
-          </w:p>
-        </w:tc>
-        <w:tc>
-          <w:tcPr/>
-          <w:p>
-            <w:pPr>
-              <w:pStyle w:val="Compact"/>
-            </w:pPr>
-            <w:r>
-              <w:t xml:space="preserve">SKIP</w:t>
-            </w:r>
-          </w:p>
-        </w:tc>
-        <w:tc>
-          <w:tcPr/>
-          <w:p>
-            <w:pPr>
-              <w:pStyle w:val="Compact"/>
-            </w:pPr>
-            <w:r>
-              <w:t xml:space="preserve">PENDING — not yet recorded</w:t>
+              <w:t xml:space="preserve">Post-process status API (</w:t>
+            </w:r>
+            <w:r>
+              <w:rPr>
+                <w:rStyle w:val="VerbatimChar"/>
+              </w:rPr>
+              <w:t xml:space="preserve">/postprocess/status</w:t>
+            </w:r>
+            <w:r>
+              <w:t xml:space="preserve"> </w:t>
+            </w:r>
+            <w:r>
+              <w:t xml:space="preserve">— healthy + per-state counts)</w:t>
+            </w:r>
+          </w:p>
+        </w:tc>
+        <w:tc>
+          <w:tcPr/>
+          <w:p>
+            <w:pPr>
+              <w:pStyle w:val="Compact"/>
+            </w:pPr>
+            <w:r>
+              <w:t xml:space="preserve">media_postprocessor</w:t>
+            </w:r>
+          </w:p>
+        </w:tc>
+        <w:tc>
+          <w:tcPr/>
+          <w:p>
+            <w:pPr>
+              <w:pStyle w:val="Compact"/>
+            </w:pPr>
+            <w:r>
+              <w:t xml:space="preserve">API feature</w:t>
+            </w:r>
+          </w:p>
+        </w:tc>
+        <w:tc>
+          <w:tcPr/>
+          <w:p>
+            <w:pPr>
+              <w:pStyle w:val="Compact"/>
+            </w:pPr>
+            <w:r>
+              <w:t xml:space="preserve">Implemented</w:t>
+            </w:r>
+          </w:p>
+        </w:tc>
+        <w:tc>
+          <w:tcPr/>
+          <w:p>
+            <w:pPr>
+              <w:pStyle w:val="Compact"/>
+            </w:pPr>
+            <w:r>
+              <w:rPr>
+                <w:rStyle w:val="VerbatimChar"/>
+              </w:rPr>
+              <w:t xml:space="preserve">media_postprocessor.service</w:t>
+            </w:r>
+            <w:r>
+              <w:t xml:space="preserve"> </w:t>
+            </w:r>
+            <w:r>
+              <w:rPr>
+                <w:rStyle w:val="VerbatimChar"/>
+              </w:rPr>
+              <w:t xml:space="preserve">/postprocess/status</w:t>
+            </w:r>
+            <w:r>
+              <w:t xml:space="preserve">; nginx</w:t>
+            </w:r>
+            <w:r>
+              <w:t xml:space="preserve"> </w:t>
+            </w:r>
+            <w:r>
+              <w:rPr>
+                <w:rStyle w:val="VerbatimChar"/>
+              </w:rPr>
+              <w:t xml:space="preserve">/api/postprocess/</w:t>
+            </w:r>
+            <w:r>
+              <w:t xml:space="preserve"> </w:t>
+            </w:r>
+            <w:r>
+              <w:t xml:space="preserve">proxy</w:t>
+            </w:r>
+          </w:p>
+        </w:tc>
+        <w:tc>
+          <w:tcPr/>
+          <w:p>
+            <w:pPr>
+              <w:pStyle w:val="Compact"/>
+            </w:pPr>
+            <w:r>
+              <w:t xml:space="preserve">contract 18/0 + smoke</w:t>
+            </w:r>
+          </w:p>
+        </w:tc>
+        <w:tc>
+          <w:tcPr/>
+          <w:p>
+            <w:pPr>
+              <w:pStyle w:val="Compact"/>
+            </w:pPr>
+            <w:r>
+              <w:t xml:space="preserve">PENDING_FORENSICS (clean-baseline full-suite captured run pending)</w:t>
+            </w:r>
+          </w:p>
+        </w:tc>
+        <w:tc>
+          <w:tcPr/>
+          <w:p>
+            <w:pPr>
+              <w:pStyle w:val="Compact"/>
+            </w:pPr>
+            <w:r>
+              <w:t xml:space="preserve">PASS (API render) —</w:t>
+            </w:r>
+            <w:r>
+              <w:t xml:space="preserve"> </w:t>
+            </w:r>
+            <w:r>
+              <w:rPr>
+                <w:rStyle w:val="VerbatimChar"/>
+              </w:rPr>
+              <w:t xml:space="preserve">ytdlp---postprocess---20260616T075648Z.png</w:t>
+            </w:r>
+            <w:r>
+              <w:t xml:space="preserve">, analyzed by Claude Opus 4.8 native multimodal: live in-browser JSON</w:t>
+            </w:r>
+            <w:r>
+              <w:t xml:space="preserve"> </w:t>
+            </w:r>
+            <w:r>
+              <w:rPr>
+                <w:rStyle w:val="VerbatimChar"/>
+              </w:rPr>
+              <w:t xml:space="preserve">{"healthy": true, "counts": {"queued": 55, "running": 1, "done": 25, "failed": 9, "canceled": 0}}</w:t>
+            </w:r>
+            <w:r>
+              <w:t xml:space="preserve"> </w:t>
+            </w:r>
+            <w:r>
+              <w:t xml:space="preserve">— endpoint responding with a real, healthy, actively-progressing pipeline (1 running, 25 done). Scope: API render.</w:t>
             </w:r>
           </w:p>
         </w:tc>
@@ -9646,13 +10014,13 @@
       </w:r>
     </w:p>
     <w:bookmarkEnd w:id="17"/>
-    <w:bookmarkStart w:id="18" w:name="reconciliation-note-11.4.153-11.4.118"/>
+    <w:bookmarkStart w:id="18" w:name="Xf741ec6c31508cc06095c98c916ead1f5ec3647"/>
     <w:p>
       <w:pPr>
         <w:pStyle w:val="Heading2"/>
       </w:pPr>
       <w:r>
-        <w:t xml:space="preserve">Reconciliation note (§11.4.153 / §11.4.118)</w:t>
+        <w:t xml:space="preserve">8. PLANNED — not yet built (Implementation = Planned)</w:t>
       </w:r>
     </w:p>
     <w:p>
@@ -9660,6 +10028,378 @@
         <w:pStyle w:val="FirstParagraph"/>
       </w:pPr>
       <w:r>
+        <w:t xml:space="preserve">Confirmed ABSENT from the codebase, re-verified 2026-06-16 (Rev 4): no matching Angular component (</w:t>
+      </w:r>
+      <w:r>
+        <w:rPr>
+          <w:rStyle w:val="VerbatimChar"/>
+        </w:rPr>
+        <w:t xml:space="preserve">find dashboard/src/app -iname '*postprocess*' -o -iname '*pipeline*'</w:t>
+      </w:r>
+      <w:r>
+        <w:t xml:space="preserve"> </w:t>
+      </w:r>
+      <w:r>
+        <w:t xml:space="preserve">→ none) and no user-facing download-resume feature — §11.4.6.</w:t>
+      </w:r>
+    </w:p>
+    <w:tbl>
+      <w:tblPr>
+        <w:tblStyle w:val="Table"/>
+        <w:tblW w:type="auto" w:w="0"/>
+        <w:tblLook w:firstRow="1" w:lastRow="0" w:firstColumn="0" w:lastColumn="0" w:noHBand="0" w:noVBand="0" w:val="0020"/>
+      </w:tblPr>
+      <w:tblGrid>
+        <w:gridCol w:w="990"/>
+        <w:gridCol w:w="990"/>
+        <w:gridCol w:w="990"/>
+        <w:gridCol w:w="990"/>
+        <w:gridCol w:w="990"/>
+        <w:gridCol w:w="990"/>
+        <w:gridCol w:w="990"/>
+        <w:gridCol w:w="990"/>
+      </w:tblGrid>
+      <w:tr>
+        <w:trPr>
+          <w:tblHeader w:val="on"/>
+        </w:trPr>
+        <w:tc>
+          <w:tcPr/>
+          <w:p>
+            <w:pPr>
+              <w:pStyle w:val="Compact"/>
+            </w:pPr>
+            <w:r>
+              <w:t xml:space="preserve">Feature</w:t>
+            </w:r>
+          </w:p>
+        </w:tc>
+        <w:tc>
+          <w:tcPr/>
+          <w:p>
+            <w:pPr>
+              <w:pStyle w:val="Compact"/>
+            </w:pPr>
+            <w:r>
+              <w:t xml:space="preserve">Component</w:t>
+            </w:r>
+          </w:p>
+        </w:tc>
+        <w:tc>
+          <w:tcPr/>
+          <w:p>
+            <w:pPr>
+              <w:pStyle w:val="Compact"/>
+            </w:pPr>
+            <w:r>
+              <w:t xml:space="preserve">Category</w:t>
+            </w:r>
+          </w:p>
+        </w:tc>
+        <w:tc>
+          <w:tcPr/>
+          <w:p>
+            <w:pPr>
+              <w:pStyle w:val="Compact"/>
+            </w:pPr>
+            <w:r>
+              <w:t xml:space="preserve">Implementation</w:t>
+            </w:r>
+          </w:p>
+        </w:tc>
+        <w:tc>
+          <w:tcPr/>
+          <w:p>
+            <w:pPr>
+              <w:pStyle w:val="Compact"/>
+            </w:pPr>
+            <w:r>
+              <w:t xml:space="preserve">Wiring</w:t>
+            </w:r>
+          </w:p>
+        </w:tc>
+        <w:tc>
+          <w:tcPr/>
+          <w:p>
+            <w:pPr>
+              <w:pStyle w:val="Compact"/>
+            </w:pPr>
+            <w:r>
+              <w:t xml:space="preserve">Tests Coverage</w:t>
+            </w:r>
+          </w:p>
+        </w:tc>
+        <w:tc>
+          <w:tcPr/>
+          <w:p>
+            <w:pPr>
+              <w:pStyle w:val="Compact"/>
+            </w:pPr>
+            <w:r>
+              <w:t xml:space="preserve">Validation/Verification</w:t>
+            </w:r>
+          </w:p>
+        </w:tc>
+        <w:tc>
+          <w:tcPr/>
+          <w:p>
+            <w:pPr>
+              <w:pStyle w:val="Compact"/>
+            </w:pPr>
+            <w:r>
+              <w:t xml:space="preserve">Video-Confirmation</w:t>
+            </w:r>
+          </w:p>
+        </w:tc>
+      </w:tr>
+      <w:tr>
+        <w:tc>
+          <w:tcPr/>
+          <w:p>
+            <w:pPr>
+              <w:pStyle w:val="Compact"/>
+            </w:pPr>
+            <w:r>
+              <w:t xml:space="preserve">Dashboard pipeline-status UI (surface transcode/derive progress)</w:t>
+            </w:r>
+          </w:p>
+        </w:tc>
+        <w:tc>
+          <w:tcPr/>
+          <w:p>
+            <w:pPr>
+              <w:pStyle w:val="Compact"/>
+            </w:pPr>
+            <w:r>
+              <w:t xml:space="preserve">dashboard</w:t>
+            </w:r>
+          </w:p>
+        </w:tc>
+        <w:tc>
+          <w:tcPr/>
+          <w:p>
+            <w:pPr>
+              <w:pStyle w:val="Compact"/>
+            </w:pPr>
+            <w:r>
+              <w:t xml:space="preserve">Web UI feature (planned)</w:t>
+            </w:r>
+          </w:p>
+        </w:tc>
+        <w:tc>
+          <w:tcPr/>
+          <w:p>
+            <w:pPr>
+              <w:pStyle w:val="Compact"/>
+            </w:pPr>
+            <w:r>
+              <w:t xml:space="preserve">Planned</w:t>
+            </w:r>
+          </w:p>
+        </w:tc>
+        <w:tc>
+          <w:tcPr/>
+          <w:p>
+            <w:pPr>
+              <w:pStyle w:val="Compact"/>
+            </w:pPr>
+            <w:r>
+              <w:t xml:space="preserve">Not wired — no component exists</w:t>
+            </w:r>
+          </w:p>
+        </w:tc>
+        <w:tc>
+          <w:tcPr/>
+          <w:p>
+            <w:pPr>
+              <w:pStyle w:val="Compact"/>
+            </w:pPr>
+            <w:r>
+              <w:t xml:space="preserve">None yet</w:t>
+            </w:r>
+          </w:p>
+        </w:tc>
+        <w:tc>
+          <w:tcPr/>
+          <w:p>
+            <w:pPr>
+              <w:pStyle w:val="Compact"/>
+            </w:pPr>
+            <w:r>
+              <w:t xml:space="preserve">SKIP</w:t>
+            </w:r>
+          </w:p>
+        </w:tc>
+        <w:tc>
+          <w:tcPr/>
+          <w:p>
+            <w:pPr>
+              <w:pStyle w:val="Compact"/>
+            </w:pPr>
+            <w:r>
+              <w:t xml:space="preserve">PENDING — not yet recorded</w:t>
+            </w:r>
+          </w:p>
+        </w:tc>
+      </w:tr>
+      <w:tr>
+        <w:tc>
+          <w:tcPr/>
+          <w:p>
+            <w:pPr>
+              <w:pStyle w:val="Compact"/>
+            </w:pPr>
+            <w:r>
+              <w:t xml:space="preserve">Resume mechanism (resume interrupted/aborted</w:t>
+            </w:r>
+            <w:r>
+              <w:t xml:space="preserve"> </w:t>
+            </w:r>
+            <w:r>
+              <w:rPr>
+                <w:i/>
+                <w:iCs/>
+              </w:rPr>
+              <w:t xml:space="preserve">downloads</w:t>
+            </w:r>
+            <w:r>
+              <w:t xml:space="preserve">)</w:t>
+            </w:r>
+          </w:p>
+        </w:tc>
+        <w:tc>
+          <w:tcPr/>
+          <w:p>
+            <w:pPr>
+              <w:pStyle w:val="Compact"/>
+            </w:pPr>
+            <w:r>
+              <w:t xml:space="preserve">metube / media_postprocessor</w:t>
+            </w:r>
+          </w:p>
+        </w:tc>
+        <w:tc>
+          <w:tcPr/>
+          <w:p>
+            <w:pPr>
+              <w:pStyle w:val="Compact"/>
+            </w:pPr>
+            <w:r>
+              <w:t xml:space="preserve">Pipeline feature (planned)</w:t>
+            </w:r>
+          </w:p>
+        </w:tc>
+        <w:tc>
+          <w:tcPr/>
+          <w:p>
+            <w:pPr>
+              <w:pStyle w:val="Compact"/>
+            </w:pPr>
+            <w:r>
+              <w:t xml:space="preserve">Planned</w:t>
+            </w:r>
+          </w:p>
+        </w:tc>
+        <w:tc>
+          <w:tcPr/>
+          <w:p>
+            <w:pPr>
+              <w:pStyle w:val="Compact"/>
+            </w:pPr>
+            <w:r>
+              <w:t xml:space="preserve">Not wired (the postprocessor's crash-safe</w:t>
+            </w:r>
+            <w:r>
+              <w:t xml:space="preserve"> </w:t>
+            </w:r>
+            <w:r>
+              <w:rPr>
+                <w:i/>
+                <w:iCs/>
+              </w:rPr>
+              <w:t xml:space="preserve">job</w:t>
+            </w:r>
+            <w:r>
+              <w:t xml:space="preserve"> </w:t>
+            </w:r>
+            <w:r>
+              <w:t xml:space="preserve">resume is implemented; user-facing</w:t>
+            </w:r>
+            <w:r>
+              <w:t xml:space="preserve"> </w:t>
+            </w:r>
+            <w:r>
+              <w:rPr>
+                <w:i/>
+                <w:iCs/>
+              </w:rPr>
+              <w:t xml:space="preserve">download</w:t>
+            </w:r>
+            <w:r>
+              <w:t xml:space="preserve"> </w:t>
+            </w:r>
+            <w:r>
+              <w:t xml:space="preserve">resume is not)</w:t>
+            </w:r>
+          </w:p>
+        </w:tc>
+        <w:tc>
+          <w:tcPr/>
+          <w:p>
+            <w:pPr>
+              <w:pStyle w:val="Compact"/>
+            </w:pPr>
+            <w:r>
+              <w:t xml:space="preserve">None yet</w:t>
+            </w:r>
+          </w:p>
+        </w:tc>
+        <w:tc>
+          <w:tcPr/>
+          <w:p>
+            <w:pPr>
+              <w:pStyle w:val="Compact"/>
+            </w:pPr>
+            <w:r>
+              <w:t xml:space="preserve">SKIP</w:t>
+            </w:r>
+          </w:p>
+        </w:tc>
+        <w:tc>
+          <w:tcPr/>
+          <w:p>
+            <w:pPr>
+              <w:pStyle w:val="Compact"/>
+            </w:pPr>
+            <w:r>
+              <w:t xml:space="preserve">PENDING — not yet recorded</w:t>
+            </w:r>
+          </w:p>
+        </w:tc>
+      </w:tr>
+    </w:tbl>
+    <w:p>
+      <w:r>
+        <w:pict>
+          <v:rect style="width:0;height:1.5pt" o:hralign="center" o:hrstd="t" o:hr="t"/>
+        </w:pict>
+      </w:r>
+    </w:p>
+    <w:bookmarkEnd w:id="18"/>
+    <w:bookmarkStart w:id="19" w:name="reconciliation-note-114153--114118"/>
+    <w:p>
+      <w:pPr>
+        <w:pStyle w:val="Heading2"/>
+      </w:pPr>
+      <w:r>
+        <w:t xml:space="preserve">Reconciliation note (§11.4.153 / §11.4.118)</w:t>
+      </w:r>
+    </w:p>
+    <w:p>
+      <w:pPr>
+        <w:pStyle w:val="FirstParagraph"/>
+      </w:pPr>
+      <w:r>
         <w:t xml:space="preserve">Every row above maps to real code (a named compose service, a Flask route in</w:t>
       </w:r>
       <w:r>
@@ -9684,7 +10424,22 @@
         <w:t xml:space="preserve">dashboard/src/app/</w:t>
       </w:r>
       <w:r>
-        <w:t xml:space="preserve">, a root CLI script, or a test/challenge file) — except the §7 PLANNED rows, which are explicitly marked</w:t>
+        <w:t xml:space="preserve">, a root CLI script, a</w:t>
+      </w:r>
+      <w:r>
+        <w:t xml:space="preserve"> </w:t>
+      </w:r>
+      <w:r>
+        <w:rPr>
+          <w:rStyle w:val="VerbatimChar"/>
+        </w:rPr>
+        <w:t xml:space="preserve">media_postprocessor/</w:t>
+      </w:r>
+      <w:r>
+        <w:t xml:space="preserve"> </w:t>
+      </w:r>
+      <w:r>
+        <w:t xml:space="preserve">module, or a test/challenge file) — except the §8 PLANNED rows, which are explicitly marked</w:t>
       </w:r>
       <w:r>
         <w:t xml:space="preserve"> </w:t>
@@ -9708,19 +10463,47 @@
         <w:t xml:space="preserve"> </w:t>
       </w:r>
       <w:r>
-        <w:t xml:space="preserve">because the codebase contains no matching implementation. No code-present feature is omitted; no row lacks corresponding code. Per §11.4.6, no verdict claims a PASS without captured evidence, and per §11.4.153 no Video-Confirmation cell claims</w:t>
+        <w:t xml:space="preserve">because the codebase contains no matching implementation (re-verified 2026-06-16). No code-present feature is omitted; no row lacks corresponding code. Per §11.4.6, no verdict claims a PASS without captured evidence. Per §11.4.153, exactly FIVE Video-Confirmation cells claim a real PASS — dashboard UI, landing 'Боба' UI, MeTube UI, postprocess status API, and the</w:t>
       </w:r>
       <w:r>
         <w:t xml:space="preserve"> </w:t>
       </w:r>
       <w:r>
-        <w:t xml:space="preserve">“confirmed”</w:t>
+        <w:rPr>
+          <w:rStyle w:val="VerbatimChar"/>
+        </w:rPr>
+        <w:t xml:space="preserve">./status</w:t>
       </w:r>
       <w:r>
         <w:t xml:space="preserve"> </w:t>
       </w:r>
       <w:r>
-        <w:t xml:space="preserve">— all read</w:t>
+        <w:t xml:space="preserve">CLI — each backed by a</w:t>
+      </w:r>
+      <w:r>
+        <w:t xml:space="preserve"> </w:t>
+      </w:r>
+      <w:r>
+        <w:rPr>
+          <w:rStyle w:val="VerbatimChar"/>
+        </w:rPr>
+        <w:t xml:space="preserve">ytdlp---</w:t>
+      </w:r>
+      <w:r>
+        <w:t xml:space="preserve">-prefixed captured artifact analyzed by Claude Opus 4.8 native multimodal,</w:t>
+      </w:r>
+      <w:r>
+        <w:t xml:space="preserve"> </w:t>
+      </w:r>
+      <w:r>
+        <w:rPr>
+          <w:b/>
+          <w:bCs/>
+        </w:rPr>
+        <w:t xml:space="preserve">all scope=render/transcript (none flow-confirmed)</w:t>
+      </w:r>
+      <w:r>
+        <w:t xml:space="preserve">; every other cell reads</w:t>
       </w:r>
       <w:r>
         <w:t xml:space="preserve"> </w:t>
@@ -9735,8 +10518,8 @@
         <w:t xml:space="preserve">.</w:t>
       </w:r>
     </w:p>
-    <w:bookmarkEnd w:id="18"/>
     <w:bookmarkEnd w:id="19"/>
+    <w:bookmarkEnd w:id="20"/>
     <w:sectPr>
       <w:footnotePr>
         <w:numRestart w:val="eachSect"/>

--- a/docs/features/Status.docx
+++ b/docs/features/Status.docx
@@ -26,7 +26,7 @@
         <w:t xml:space="preserve"> </w:t>
       </w:r>
       <w:r>
-        <w:t xml:space="preserve">4</w:t>
+        <w:t xml:space="preserve">5</w:t>
       </w:r>
       <w:r>
         <w:t xml:space="preserve"> </w:t>
@@ -42,7 +42,7 @@
         <w:t xml:space="preserve"> </w:t>
       </w:r>
       <w:r>
-        <w:t xml:space="preserve">2026-06-16T08:00:00Z</w:t>
+        <w:t xml:space="preserve">2026-06-16T08:07:00Z</w:t>
       </w:r>
       <w:r>
         <w:t xml:space="preserve"> </w:t>
@@ -386,7 +386,7 @@
           <w:b/>
           <w:bCs/>
         </w:rPr>
-        <w:t xml:space="preserve">FIVE surfaces are so far confirmed (render/transcript scope): dashboard UI, landing 'Боба' UI, MeTube UI, postprocess status API, and the</w:t>
+        <w:t xml:space="preserve">FIVE surfaces are render/transcript-confirmed (dashboard UI, landing 'Боба' UI, MeTube UI, postprocess status API,</w:t>
       </w:r>
       <w:r>
         <w:rPr>
@@ -415,7 +415,7 @@
           <w:b/>
           <w:bCs/>
         </w:rPr>
-        <w:t xml:space="preserve">CLI.</w:t>
+        <w:t xml:space="preserve">CLI) AND ONE end-to-end FLOW is confirmed (download→webready transcode, via advancing live-pipeline counter + ffprobe-validated just-produced artifact).</w:t>
       </w:r>
       <w:r>
         <w:t xml:space="preserve"> </w:t>
@@ -466,7 +466,7 @@
         <w:t xml:space="preserve"> </w:t>
       </w:r>
       <w:r>
-        <w:t xml:space="preserve">As of this revision exactly FIVE Video-Confirmation cells are real PASSes, all analyzed by Claude Opus 4.8 native multimodal: dashboard UI render (</w:t>
+        <w:t xml:space="preserve">As of this revision SIX Video-Confirmation cells are real PASSes. FIVE are scope=render/transcript, analyzed by Claude Opus 4.8 native multimodal: dashboard UI render (</w:t>
       </w:r>
       <w:r>
         <w:rPr>
@@ -526,7 +526,31 @@
         <w:t xml:space="preserve">ytdlp---status---20260616T075901Z.txt</w:t>
       </w:r>
       <w:r>
-        <w:t xml:space="preserve">).</w:t>
+        <w:t xml:space="preserve">). ONE is scope=FLOW: the download→webready transcode (</w:t>
+      </w:r>
+      <w:r>
+        <w:rPr>
+          <w:rStyle w:val="VerbatimChar"/>
+        </w:rPr>
+        <w:t xml:space="preserve">ytdlp---webready-flow---20260616T080633Z.txt</w:t>
+      </w:r>
+      <w:r>
+        <w:t xml:space="preserve">), confirmed by the live pipeline's</w:t>
+      </w:r>
+      <w:r>
+        <w:t xml:space="preserve"> </w:t>
+      </w:r>
+      <w:r>
+        <w:rPr>
+          <w:rStyle w:val="VerbatimChar"/>
+        </w:rPr>
+        <w:t xml:space="preserve">done</w:t>
+      </w:r>
+      <w:r>
+        <w:t xml:space="preserve"> </w:t>
+      </w:r>
+      <w:r>
+        <w:t xml:space="preserve">counter advancing 25→26 across two real status snapshots plus ffprobe-validation of the just-produced 1920×1080 h264 +faststart artifact (the postprocessor is a backend with no UI, so the §11.4.69/.107 sink-side evidence is the validated artifact, not a screen recording).</w:t>
       </w:r>
       <w:r>
         <w:t xml:space="preserve"> </w:t>
@@ -536,13 +560,13 @@
           <w:b/>
           <w:bCs/>
         </w:rPr>
-        <w:t xml:space="preserve">Every one is scope=render/transcript — NOT flow-confirmed:</w:t>
+        <w:t xml:space="preserve">Still NOT flow-confirmed:</w:t>
       </w:r>
       <w:r>
         <w:t xml:space="preserve"> </w:t>
       </w:r>
       <w:r>
-        <w:t xml:space="preserve">the end-to-end download→webready, MP3-derivation, and cookie-upload FLOWS are NOT yet video-confirmed. Every other cell honestly reads</w:t>
+        <w:t xml:space="preserve">MP3-derivation and cookie-upload FLOWS. Every other cell honestly reads</w:t>
       </w:r>
       <w:r>
         <w:t xml:space="preserve"> </w:t>
@@ -9671,7 +9695,116 @@
               <w:pStyle w:val="Compact"/>
             </w:pPr>
             <w:r>
-              <w:t xml:space="preserve">PENDING_FORENSICS (6+ real</w:t>
+              <w:t xml:space="preserve">PASS (FLOW — artifact-validated) —</w:t>
+            </w:r>
+            <w:r>
+              <w:t xml:space="preserve"> </w:t>
+            </w:r>
+            <w:r>
+              <w:rPr>
+                <w:rStyle w:val="VerbatimChar"/>
+              </w:rPr>
+              <w:t xml:space="preserve">ytdlp---webready-flow---20260616T080633Z.txt</w:t>
+            </w:r>
+            <w:r>
+              <w:t xml:space="preserve">: live pipeline ADVANCED</w:t>
+            </w:r>
+            <w:r>
+              <w:t xml:space="preserve"> </w:t>
+            </w:r>
+            <w:r>
+              <w:rPr>
+                <w:rStyle w:val="VerbatimChar"/>
+              </w:rPr>
+              <w:t xml:space="preserve">done</w:t>
+            </w:r>
+            <w:r>
+              <w:t xml:space="preserve"> </w:t>
+            </w:r>
+            <w:r>
+              <w:t xml:space="preserve">25→26 between two real</w:t>
+            </w:r>
+            <w:r>
+              <w:t xml:space="preserve"> </w:t>
+            </w:r>
+            <w:r>
+              <w:rPr>
+                <w:rStyle w:val="VerbatimChar"/>
+              </w:rPr>
+              <w:t xml:space="preserve">/api/postprocess/status</w:t>
+            </w:r>
+            <w:r>
+              <w:t xml:space="preserve"> </w:t>
+            </w:r>
+            <w:r>
+              <w:t xml:space="preserve">snapshots (07:56:48Z→08:05:28Z); the +1 is</w:t>
+            </w:r>
+            <w:r>
+              <w:t xml:space="preserve"> </w:t>
+            </w:r>
+            <w:r>
+              <w:rPr>
+                <w:rStyle w:val="VerbatimChar"/>
+              </w:rPr>
+              <w:t xml:space="preserve">webready-Nobel Prize…James Webb…mp4</w:t>
+            </w:r>
+            <w:r>
+              <w:t xml:space="preserve"> </w:t>
+            </w:r>
+            <w:r>
+              <w:t xml:space="preserve">produced 08:05:05Z, ffprobe-validated genuine non-degenerate artifact (codec</w:t>
+            </w:r>
+            <w:r>
+              <w:t xml:space="preserve"> </w:t>
+            </w:r>
+            <w:r>
+              <w:rPr>
+                <w:b/>
+                <w:bCs/>
+              </w:rPr>
+              <w:t xml:space="preserve">h264</w:t>
+            </w:r>
+            <w:r>
+              <w:t xml:space="preserve">,</w:t>
+            </w:r>
+            <w:r>
+              <w:t xml:space="preserve"> </w:t>
+            </w:r>
+            <w:r>
+              <w:rPr>
+                <w:b/>
+                <w:bCs/>
+              </w:rPr>
+              <w:t xml:space="preserve">1920×1080</w:t>
+            </w:r>
+            <w:r>
+              <w:t xml:space="preserve">, duration</w:t>
+            </w:r>
+            <w:r>
+              <w:t xml:space="preserve"> </w:t>
+            </w:r>
+            <w:r>
+              <w:rPr>
+                <w:b/>
+                <w:bCs/>
+              </w:rPr>
+              <w:t xml:space="preserve">7135.13s</w:t>
+            </w:r>
+            <w:r>
+              <w:t xml:space="preserve">,</w:t>
+            </w:r>
+            <w:r>
+              <w:t xml:space="preserve"> </w:t>
+            </w:r>
+            <w:r>
+              <w:rPr>
+                <w:b/>
+                <w:bCs/>
+              </w:rPr>
+              <w:t xml:space="preserve">faststart=YES</w:t>
+            </w:r>
+            <w:r>
+              <w:t xml:space="preserve">, 3.34 GB); total</w:t>
             </w:r>
             <w:r>
               <w:t xml:space="preserve"> </w:t>
@@ -9686,18 +9819,37 @@
               <w:t xml:space="preserve"> </w:t>
             </w:r>
             <w:r>
-              <w:t xml:space="preserve">on disk incl. "Me at the zoo", "Rick Astley…", "Watchtower of Turkey")</w:t>
-            </w:r>
-          </w:p>
-        </w:tc>
-        <w:tc>
-          <w:tcPr/>
-          <w:p>
-            <w:pPr>
-              <w:pStyle w:val="Compact"/>
-            </w:pPr>
-            <w:r>
-              <w:t xml:space="preserve">PENDING — not yet recorded (transcode FLOW / artifact-playback not yet captured)</w:t>
+              <w:t xml:space="preserve">on disk = 26 = done counter. §11.4.107 artifact-validation / §11.4.123.</w:t>
+            </w:r>
+          </w:p>
+        </w:tc>
+        <w:tc>
+          <w:tcPr/>
+          <w:p>
+            <w:pPr>
+              <w:pStyle w:val="Compact"/>
+            </w:pPr>
+            <w:r>
+              <w:rPr>
+                <w:b/>
+                <w:bCs/>
+              </w:rPr>
+              <w:t xml:space="preserve">PASS (FLOW)</w:t>
+            </w:r>
+            <w:r>
+              <w:t xml:space="preserve"> </w:t>
+            </w:r>
+            <w:r>
+              <w:t xml:space="preserve">— see Validation cell: live download→webready end-to-end confirmed via advancing pipeline counter + ffprobe-validated just-produced artifact (</w:t>
+            </w:r>
+            <w:r>
+              <w:rPr>
+                <w:rStyle w:val="VerbatimChar"/>
+              </w:rPr>
+              <w:t xml:space="preserve">ytdlp---webready-flow---20260616T080633Z.txt</w:t>
+            </w:r>
+            <w:r>
+              <w:t xml:space="preserve">). The media_postprocessor is a backend (no UI screen), so the §11.4.69/.107 sink-side evidence is the validated output artifact, not a screen recording.</w:t>
             </w:r>
           </w:p>
         </w:tc>

--- a/docs/features/Status.docx
+++ b/docs/features/Status.docx
@@ -26,7 +26,7 @@
         <w:t xml:space="preserve"> </w:t>
       </w:r>
       <w:r>
-        <w:t xml:space="preserve">5</w:t>
+        <w:t xml:space="preserve">6</w:t>
       </w:r>
       <w:r>
         <w:t xml:space="preserve"> </w:t>
@@ -42,7 +42,7 @@
         <w:t xml:space="preserve"> </w:t>
       </w:r>
       <w:r>
-        <w:t xml:space="preserve">2026-06-16T08:07:00Z</w:t>
+        <w:t xml:space="preserve">2026-06-16T08:10:00Z</w:t>
       </w:r>
       <w:r>
         <w:t xml:space="preserve"> </w:t>
@@ -386,7 +386,7 @@
           <w:b/>
           <w:bCs/>
         </w:rPr>
-        <w:t xml:space="preserve">FIVE surfaces are render/transcript-confirmed (dashboard UI, landing 'Боба' UI, MeTube UI, postprocess status API,</w:t>
+        <w:t xml:space="preserve">SIX surfaces are render/transcript-confirmed (dashboard UI, landing 'Боба' UI, MeTube UI, postprocess status API,</w:t>
       </w:r>
       <w:r>
         <w:rPr>
@@ -415,6 +415,35 @@
           <w:b/>
           <w:bCs/>
         </w:rPr>
+        <w:t xml:space="preserve">CLI,</w:t>
+      </w:r>
+      <w:r>
+        <w:rPr>
+          <w:b/>
+          <w:bCs/>
+        </w:rPr>
+        <w:t xml:space="preserve"> </w:t>
+      </w:r>
+      <w:r>
+        <w:rPr>
+          <w:rStyle w:val="VerbatimChar"/>
+          <w:b/>
+          <w:bCs/>
+        </w:rPr>
+        <w:t xml:space="preserve">./download</w:t>
+      </w:r>
+      <w:r>
+        <w:rPr>
+          <w:b/>
+          <w:bCs/>
+        </w:rPr>
+        <w:t xml:space="preserve"> </w:t>
+      </w:r>
+      <w:r>
+        <w:rPr>
+          <w:b/>
+          <w:bCs/>
+        </w:rPr>
         <w:t xml:space="preserve">CLI) AND ONE end-to-end FLOW is confirmed (download→webready transcode, via advancing live-pipeline counter + ffprobe-validated just-produced artifact).</w:t>
       </w:r>
       <w:r>
@@ -466,7 +495,7 @@
         <w:t xml:space="preserve"> </w:t>
       </w:r>
       <w:r>
-        <w:t xml:space="preserve">As of this revision SIX Video-Confirmation cells are real PASSes. FIVE are scope=render/transcript, analyzed by Claude Opus 4.8 native multimodal: dashboard UI render (</w:t>
+        <w:t xml:space="preserve">As of this revision SEVEN Video-Confirmation cells are real PASSes across six distinct surfaces. SIX are scope=render/transcript: dashboard UI render (</w:t>
       </w:r>
       <w:r>
         <w:rPr>
@@ -502,7 +531,7 @@
         <w:t xml:space="preserve">ytdlp---postprocess---20260616T075648Z.png</w:t>
       </w:r>
       <w:r>
-        <w:t xml:space="preserve">), and the</w:t>
+        <w:t xml:space="preserve">) — the four image renders analyzed by Claude Opus 4.8 native multimodal — plus the</w:t>
       </w:r>
       <w:r>
         <w:t xml:space="preserve"> </w:t>
@@ -524,6 +553,30 @@
           <w:rStyle w:val="VerbatimChar"/>
         </w:rPr>
         <w:t xml:space="preserve">ytdlp---status---20260616T075901Z.txt</w:t>
+      </w:r>
+      <w:r>
+        <w:t xml:space="preserve">) and the</w:t>
+      </w:r>
+      <w:r>
+        <w:t xml:space="preserve"> </w:t>
+      </w:r>
+      <w:r>
+        <w:rPr>
+          <w:rStyle w:val="VerbatimChar"/>
+        </w:rPr>
+        <w:t xml:space="preserve">./download</w:t>
+      </w:r>
+      <w:r>
+        <w:t xml:space="preserve"> </w:t>
+      </w:r>
+      <w:r>
+        <w:t xml:space="preserve">CLI render (</w:t>
+      </w:r>
+      <w:r>
+        <w:rPr>
+          <w:rStyle w:val="VerbatimChar"/>
+        </w:rPr>
+        <w:t xml:space="preserve">ytdlp---download-cli---20260616T080936Z.txt</w:t>
       </w:r>
       <w:r>
         <w:t xml:space="preserve">). ONE is scope=FLOW: the download→webready transcode (</w:t>
@@ -566,7 +619,7 @@
         <w:t xml:space="preserve"> </w:t>
       </w:r>
       <w:r>
-        <w:t xml:space="preserve">MP3-derivation and cookie-upload FLOWS. Every other cell honestly reads</w:t>
+        <w:t xml:space="preserve">MP3-derivation and cookie-upload FLOWS (the latter operator-gated — needs fresh operator cookies; uploading test cookies would overwrite real operator state, §9.2/§11.4.122). Every other cell honestly reads</w:t>
       </w:r>
       <w:r>
         <w:t xml:space="preserve"> </w:t>
@@ -2604,7 +2657,100 @@
               <w:pStyle w:val="Compact"/>
             </w:pPr>
             <w:r>
-              <w:t xml:space="preserve">PENDING — not yet recorded</w:t>
+              <w:t xml:space="preserve">PASS (CLI render) —</w:t>
+            </w:r>
+            <w:r>
+              <w:t xml:space="preserve"> </w:t>
+            </w:r>
+            <w:r>
+              <w:rPr>
+                <w:rStyle w:val="VerbatimChar"/>
+              </w:rPr>
+              <w:t xml:space="preserve">ytdlp---download-cli---20260616T080936Z.txt</w:t>
+            </w:r>
+            <w:r>
+              <w:t xml:space="preserve">: real run prints the YT-DLP Download Helper banner + usage (</w:t>
+            </w:r>
+            <w:r>
+              <w:rPr>
+                <w:rStyle w:val="VerbatimChar"/>
+              </w:rPr>
+              <w:t xml:space="preserve">&lt;URL&gt;</w:t>
+            </w:r>
+            <w:r>
+              <w:t xml:space="preserve"> </w:t>
+            </w:r>
+            <w:r>
+              <w:t xml:space="preserve">/</w:t>
+            </w:r>
+            <w:r>
+              <w:t xml:space="preserve"> </w:t>
+            </w:r>
+            <w:r>
+              <w:rPr>
+                <w:rStyle w:val="VerbatimChar"/>
+              </w:rPr>
+              <w:t xml:space="preserve">--batch</w:t>
+            </w:r>
+            <w:r>
+              <w:t xml:space="preserve"> </w:t>
+            </w:r>
+            <w:r>
+              <w:t xml:space="preserve">/</w:t>
+            </w:r>
+            <w:r>
+              <w:t xml:space="preserve"> </w:t>
+            </w:r>
+            <w:r>
+              <w:rPr>
+                <w:rStyle w:val="VerbatimChar"/>
+              </w:rPr>
+              <w:t xml:space="preserve">--channels</w:t>
+            </w:r>
+            <w:r>
+              <w:t xml:space="preserve"> </w:t>
+            </w:r>
+            <w:r>
+              <w:t xml:space="preserve">/</w:t>
+            </w:r>
+            <w:r>
+              <w:t xml:space="preserve"> </w:t>
+            </w:r>
+            <w:r>
+              <w:rPr>
+                <w:rStyle w:val="VerbatimChar"/>
+              </w:rPr>
+              <w:t xml:space="preserve">--help</w:t>
+            </w:r>
+            <w:r>
+              <w:t xml:space="preserve">) + auto-detected</w:t>
+            </w:r>
+            <w:r>
+              <w:t xml:space="preserve"> </w:t>
+            </w:r>
+            <w:r>
+              <w:rPr>
+                <w:rStyle w:val="VerbatimChar"/>
+              </w:rPr>
+              <w:t xml:space="preserve">Container Runtime: podman</w:t>
+            </w:r>
+            <w:r>
+              <w:t xml:space="preserve"> </w:t>
+            </w:r>
+            <w:r>
+              <w:t xml:space="preserve">+ the wired exec path</w:t>
+            </w:r>
+            <w:r>
+              <w:t xml:space="preserve"> </w:t>
+            </w:r>
+            <w:r>
+              <w:rPr>
+                <w:rStyle w:val="VerbatimChar"/>
+              </w:rPr>
+              <w:t xml:space="preserve">podman exec yt-dlp-cli yt-dlp</w:t>
+            </w:r>
+            <w:r>
+              <w:t xml:space="preserve">. Scope: CLI surface renders + is wired — the download FLOW itself not yet captured.</w:t>
             </w:r>
           </w:p>
         </w:tc>
@@ -3454,7 +3600,64 @@
               <w:pStyle w:val="Compact"/>
             </w:pPr>
             <w:r>
-              <w:t xml:space="preserve">PENDING — not yet recorded</w:t>
+              <w:t xml:space="preserve">PASS (CLI render) —</w:t>
+            </w:r>
+            <w:r>
+              <w:t xml:space="preserve"> </w:t>
+            </w:r>
+            <w:r>
+              <w:rPr>
+                <w:rStyle w:val="VerbatimChar"/>
+              </w:rPr>
+              <w:t xml:space="preserve">ytdlp---download-cli---20260616T080936Z.txt</w:t>
+            </w:r>
+            <w:r>
+              <w:t xml:space="preserve"> </w:t>
+            </w:r>
+            <w:r>
+              <w:t xml:space="preserve">(same capture as the §2</w:t>
+            </w:r>
+            <w:r>
+              <w:t xml:space="preserve"> </w:t>
+            </w:r>
+            <w:r>
+              <w:rPr>
+                <w:rStyle w:val="VerbatimChar"/>
+              </w:rPr>
+              <w:t xml:space="preserve">./download</w:t>
+            </w:r>
+            <w:r>
+              <w:t xml:space="preserve"> </w:t>
+            </w:r>
+            <w:r>
+              <w:t xml:space="preserve">client row): banner + usage +</w:t>
+            </w:r>
+            <w:r>
+              <w:t xml:space="preserve"> </w:t>
+            </w:r>
+            <w:r>
+              <w:rPr>
+                <w:rStyle w:val="VerbatimChar"/>
+              </w:rPr>
+              <w:t xml:space="preserve">Container Runtime: podman</w:t>
+            </w:r>
+            <w:r>
+              <w:t xml:space="preserve"> </w:t>
+            </w:r>
+            <w:r>
+              <w:t xml:space="preserve">+ wired</w:t>
+            </w:r>
+            <w:r>
+              <w:t xml:space="preserve"> </w:t>
+            </w:r>
+            <w:r>
+              <w:rPr>
+                <w:rStyle w:val="VerbatimChar"/>
+              </w:rPr>
+              <w:t xml:space="preserve">podman exec yt-dlp-cli yt-dlp</w:t>
+            </w:r>
+            <w:r>
+              <w:t xml:space="preserve">. Scope: CLI surface render — download FLOW not yet captured.</w:t>
             </w:r>
           </w:p>
         </w:tc>

--- a/docs/features/Status.docx
+++ b/docs/features/Status.docx
@@ -26,7 +26,7 @@
         <w:t xml:space="preserve"> </w:t>
       </w:r>
       <w:r>
-        <w:t xml:space="preserve">6</w:t>
+        <w:t xml:space="preserve">7</w:t>
       </w:r>
       <w:r>
         <w:t xml:space="preserve"> </w:t>
@@ -42,7 +42,7 @@
         <w:t xml:space="preserve"> </w:t>
       </w:r>
       <w:r>
-        <w:t xml:space="preserve">2026-06-16T08:10:00Z</w:t>
+        <w:t xml:space="preserve">2026-06-16T08:32:00Z</w:t>
       </w:r>
       <w:r>
         <w:t xml:space="preserve"> </w:t>
@@ -386,7 +386,102 @@
           <w:b/>
           <w:bCs/>
         </w:rPr>
-        <w:t xml:space="preserve">SIX surfaces are render/transcript-confirmed (dashboard UI, landing 'Боба' UI, MeTube UI, postprocess status API,</w:t>
+        <w:t xml:space="preserve">NINE render/transcript captures are confirmed — dashboard</w:t>
+      </w:r>
+      <w:r>
+        <w:rPr>
+          <w:b/>
+          <w:bCs/>
+        </w:rPr>
+        <w:t xml:space="preserve"> </w:t>
+      </w:r>
+      <w:r>
+        <w:rPr>
+          <w:rStyle w:val="VerbatimChar"/>
+          <w:b/>
+          <w:bCs/>
+        </w:rPr>
+        <w:t xml:space="preserve">/</w:t>
+      </w:r>
+      <w:r>
+        <w:rPr>
+          <w:b/>
+          <w:bCs/>
+        </w:rPr>
+        <w:t xml:space="preserve"> </w:t>
+      </w:r>
+      <w:r>
+        <w:rPr>
+          <w:b/>
+          <w:bCs/>
+        </w:rPr>
+        <w:t xml:space="preserve">(download-form + navbar), dashboard</w:t>
+      </w:r>
+      <w:r>
+        <w:rPr>
+          <w:b/>
+          <w:bCs/>
+        </w:rPr>
+        <w:t xml:space="preserve"> </w:t>
+      </w:r>
+      <w:r>
+        <w:rPr>
+          <w:rStyle w:val="VerbatimChar"/>
+          <w:b/>
+          <w:bCs/>
+        </w:rPr>
+        <w:t xml:space="preserve">/queue</w:t>
+      </w:r>
+      <w:r>
+        <w:rPr>
+          <w:b/>
+          <w:bCs/>
+        </w:rPr>
+        <w:t xml:space="preserve">, dashboard</w:t>
+      </w:r>
+      <w:r>
+        <w:rPr>
+          <w:b/>
+          <w:bCs/>
+        </w:rPr>
+        <w:t xml:space="preserve"> </w:t>
+      </w:r>
+      <w:r>
+        <w:rPr>
+          <w:rStyle w:val="VerbatimChar"/>
+          <w:b/>
+          <w:bCs/>
+        </w:rPr>
+        <w:t xml:space="preserve">/history</w:t>
+      </w:r>
+      <w:r>
+        <w:rPr>
+          <w:b/>
+          <w:bCs/>
+        </w:rPr>
+        <w:t xml:space="preserve">, dashboard</w:t>
+      </w:r>
+      <w:r>
+        <w:rPr>
+          <w:b/>
+          <w:bCs/>
+        </w:rPr>
+        <w:t xml:space="preserve"> </w:t>
+      </w:r>
+      <w:r>
+        <w:rPr>
+          <w:rStyle w:val="VerbatimChar"/>
+          <w:b/>
+          <w:bCs/>
+        </w:rPr>
+        <w:t xml:space="preserve">/cookies</w:t>
+      </w:r>
+      <w:r>
+        <w:rPr>
+          <w:b/>
+          <w:bCs/>
+        </w:rPr>
+        <w:t xml:space="preserve">, landing 'Боба' UI, MeTube UI, postprocess status API,</w:t>
       </w:r>
       <w:r>
         <w:rPr>
@@ -444,7 +539,7 @@
           <w:b/>
           <w:bCs/>
         </w:rPr>
-        <w:t xml:space="preserve">CLI) AND ONE end-to-end FLOW is confirmed (download→webready transcode, via advancing live-pipeline counter + ffprobe-validated just-produced artifact).</w:t>
+        <w:t xml:space="preserve">CLI (together confirming the dashboard's five components + the other surfaces) — AND ONE end-to-end FLOW is confirmed (download→webready transcode, via advancing live-pipeline counter + ffprobe-validated just-produced artifact).</w:t>
       </w:r>
       <w:r>
         <w:t xml:space="preserve"> </w:t>
@@ -495,7 +590,34 @@
         <w:t xml:space="preserve"> </w:t>
       </w:r>
       <w:r>
-        <w:t xml:space="preserve">As of this revision SEVEN Video-Confirmation cells are real PASSes across six distinct surfaces. SIX are scope=render/transcript: dashboard UI render (</w:t>
+        <w:t xml:space="preserve">As of this revision the real PASSes span TEN distinct</w:t>
+      </w:r>
+      <w:r>
+        <w:t xml:space="preserve"> </w:t>
+      </w:r>
+      <w:r>
+        <w:rPr>
+          <w:rStyle w:val="VerbatimChar"/>
+        </w:rPr>
+        <w:t xml:space="preserve">ytdlp---</w:t>
+      </w:r>
+      <w:r>
+        <w:t xml:space="preserve">-prefixed captures. NINE are scope=render/transcript: seven image renders analyzed by Claude Opus 4.8 native multimodal — dashboard</w:t>
+      </w:r>
+      <w:r>
+        <w:t xml:space="preserve"> </w:t>
+      </w:r>
+      <w:r>
+        <w:rPr>
+          <w:rStyle w:val="VerbatimChar"/>
+        </w:rPr>
+        <w:t xml:space="preserve">/</w:t>
+      </w:r>
+      <w:r>
+        <w:t xml:space="preserve"> </w:t>
+      </w:r>
+      <w:r>
+        <w:t xml:space="preserve">(</w:t>
       </w:r>
       <w:r>
         <w:rPr>
@@ -504,7 +626,79 @@
         <w:t xml:space="preserve">ytdlp---dashboard---20260615T221723Z.png</w:t>
       </w:r>
       <w:r>
-        <w:t xml:space="preserve">), landing 'Боба' UI render (</w:t>
+        <w:t xml:space="preserve">, download-form + navbar), dashboard</w:t>
+      </w:r>
+      <w:r>
+        <w:t xml:space="preserve"> </w:t>
+      </w:r>
+      <w:r>
+        <w:rPr>
+          <w:rStyle w:val="VerbatimChar"/>
+        </w:rPr>
+        <w:t xml:space="preserve">/queue</w:t>
+      </w:r>
+      <w:r>
+        <w:t xml:space="preserve"> </w:t>
+      </w:r>
+      <w:r>
+        <w:t xml:space="preserve">(</w:t>
+      </w:r>
+      <w:r>
+        <w:rPr>
+          <w:rStyle w:val="VerbatimChar"/>
+        </w:rPr>
+        <w:t xml:space="preserve">ytdlp---dashboard-queue---20260616T083018Z.png</w:t>
+      </w:r>
+      <w:r>
+        <w:t xml:space="preserve">, empty state), dashboard</w:t>
+      </w:r>
+      <w:r>
+        <w:t xml:space="preserve"> </w:t>
+      </w:r>
+      <w:r>
+        <w:rPr>
+          <w:rStyle w:val="VerbatimChar"/>
+        </w:rPr>
+        <w:t xml:space="preserve">/history</w:t>
+      </w:r>
+      <w:r>
+        <w:t xml:space="preserve"> </w:t>
+      </w:r>
+      <w:r>
+        <w:t xml:space="preserve">(</w:t>
+      </w:r>
+      <w:r>
+        <w:rPr>
+          <w:rStyle w:val="VerbatimChar"/>
+        </w:rPr>
+        <w:t xml:space="preserve">ytdlp---dashboard-history---20260616T083023Z.png</w:t>
+      </w:r>
+      <w:r>
+        <w:t xml:space="preserve">, content state, 46 items), dashboard</w:t>
+      </w:r>
+      <w:r>
+        <w:t xml:space="preserve"> </w:t>
+      </w:r>
+      <w:r>
+        <w:rPr>
+          <w:rStyle w:val="VerbatimChar"/>
+        </w:rPr>
+        <w:t xml:space="preserve">/cookies</w:t>
+      </w:r>
+      <w:r>
+        <w:t xml:space="preserve"> </w:t>
+      </w:r>
+      <w:r>
+        <w:t xml:space="preserve">(</w:t>
+      </w:r>
+      <w:r>
+        <w:rPr>
+          <w:rStyle w:val="VerbatimChar"/>
+        </w:rPr>
+        <w:t xml:space="preserve">ytdlp---dashboard-cookies---20260616T083029Z.png</w:t>
+      </w:r>
+      <w:r>
+        <w:t xml:space="preserve">, content state, per-platform), landing 'Боба' UI (</w:t>
       </w:r>
       <w:r>
         <w:rPr>
@@ -513,7 +707,7 @@
         <w:t xml:space="preserve">ytdlp---landing---20260616T074850Z.png</w:t>
       </w:r>
       <w:r>
-        <w:t xml:space="preserve">), MeTube UI render (</w:t>
+        <w:t xml:space="preserve">), MeTube UI (</w:t>
       </w:r>
       <w:r>
         <w:rPr>
@@ -522,7 +716,7 @@
         <w:t xml:space="preserve">ytdlp---metube---20260616T075608Z.png</w:t>
       </w:r>
       <w:r>
-        <w:t xml:space="preserve">), postprocess status API render (</w:t>
+        <w:t xml:space="preserve">), postprocess status API (</w:t>
       </w:r>
       <w:r>
         <w:rPr>
@@ -531,7 +725,7 @@
         <w:t xml:space="preserve">ytdlp---postprocess---20260616T075648Z.png</w:t>
       </w:r>
       <w:r>
-        <w:t xml:space="preserve">) — the four image renders analyzed by Claude Opus 4.8 native multimodal — plus the</w:t>
+        <w:t xml:space="preserve">) — plus two CLI transcripts:</w:t>
       </w:r>
       <w:r>
         <w:t xml:space="preserve"> </w:t>
@@ -546,7 +740,7 @@
         <w:t xml:space="preserve"> </w:t>
       </w:r>
       <w:r>
-        <w:t xml:space="preserve">CLI transcript (</w:t>
+        <w:t xml:space="preserve">(</w:t>
       </w:r>
       <w:r>
         <w:rPr>
@@ -555,7 +749,7 @@
         <w:t xml:space="preserve">ytdlp---status---20260616T075901Z.txt</w:t>
       </w:r>
       <w:r>
-        <w:t xml:space="preserve">) and the</w:t>
+        <w:t xml:space="preserve">) and</w:t>
       </w:r>
       <w:r>
         <w:t xml:space="preserve"> </w:t>
@@ -570,7 +764,7 @@
         <w:t xml:space="preserve"> </w:t>
       </w:r>
       <w:r>
-        <w:t xml:space="preserve">CLI render (</w:t>
+        <w:t xml:space="preserve">(</w:t>
       </w:r>
       <w:r>
         <w:rPr>
@@ -619,7 +813,22 @@
         <w:t xml:space="preserve"> </w:t>
       </w:r>
       <w:r>
-        <w:t xml:space="preserve">MP3-derivation and cookie-upload FLOWS (the latter operator-gated — needs fresh operator cookies; uploading test cookies would overwrite real operator state, §9.2/§11.4.122). Every other cell honestly reads</w:t>
+        <w:t xml:space="preserve">MP3-derivation and cookie-upload FLOWS (the latter operator-gated — needs fresh operator cookies; uploading test cookies would overwrite real operator state, §9.2/§11.4.122; the</w:t>
+      </w:r>
+      <w:r>
+        <w:t xml:space="preserve"> </w:t>
+      </w:r>
+      <w:r>
+        <w:rPr>
+          <w:rStyle w:val="VerbatimChar"/>
+        </w:rPr>
+        <w:t xml:space="preserve">/cookies</w:t>
+      </w:r>
+      <w:r>
+        <w:t xml:space="preserve"> </w:t>
+      </w:r>
+      <w:r>
+        <w:t xml:space="preserve">render shows YouTube + X cookies expired 2d ago, corroborating the gate). Every other cell honestly reads</w:t>
       </w:r>
       <w:r>
         <w:t xml:space="preserve"> </w:t>
@@ -6197,7 +6406,37 @@
               <w:pStyle w:val="Compact"/>
             </w:pPr>
             <w:r>
-              <w:t xml:space="preserve">PENDING — not yet recorded</w:t>
+              <w:t xml:space="preserve">PASS (UI render only) —</w:t>
+            </w:r>
+            <w:r>
+              <w:t xml:space="preserve"> </w:t>
+            </w:r>
+            <w:r>
+              <w:rPr>
+                <w:rStyle w:val="VerbatimChar"/>
+              </w:rPr>
+              <w:t xml:space="preserve">ytdlp---dashboard---20260615T221723Z.png</w:t>
+            </w:r>
+            <w:r>
+              <w:t xml:space="preserve"> </w:t>
+            </w:r>
+            <w:r>
+              <w:t xml:space="preserve">(the</w:t>
+            </w:r>
+            <w:r>
+              <w:t xml:space="preserve"> </w:t>
+            </w:r>
+            <w:r>
+              <w:rPr>
+                <w:rStyle w:val="VerbatimChar"/>
+              </w:rPr>
+              <w:t xml:space="preserve">/</w:t>
+            </w:r>
+            <w:r>
+              <w:t xml:space="preserve"> </w:t>
+            </w:r>
+            <w:r>
+              <w:t xml:space="preserve">route): the Add-Download form (URL input + Quality=Best / Format / Folder selects + Add-to-Queue) rendered coherently. Scope: render — add-failure-reenable flow not yet captured.</w:t>
             </w:r>
           </w:p>
         </w:tc>
@@ -6332,7 +6571,34 @@
               <w:pStyle w:val="Compact"/>
             </w:pPr>
             <w:r>
-              <w:t xml:space="preserve">PENDING — not yet recorded</w:t>
+              <w:t xml:space="preserve">PASS (UI render — empty state) —</w:t>
+            </w:r>
+            <w:r>
+              <w:t xml:space="preserve"> </w:t>
+            </w:r>
+            <w:r>
+              <w:rPr>
+                <w:rStyle w:val="VerbatimChar"/>
+              </w:rPr>
+              <w:t xml:space="preserve">ytdlp---dashboard-queue---20260616T083018Z.png</w:t>
+            </w:r>
+            <w:r>
+              <w:t xml:space="preserve"> </w:t>
+            </w:r>
+            <w:r>
+              <w:t xml:space="preserve">(</w:t>
+            </w:r>
+            <w:r>
+              <w:rPr>
+                <w:rStyle w:val="VerbatimChar"/>
+              </w:rPr>
+              <w:t xml:space="preserve">/queue</w:t>
+            </w:r>
+            <w:r>
+              <w:t xml:space="preserve"> </w:t>
+            </w:r>
+            <w:r>
+              <w:t xml:space="preserve">route): "⏳ Download Queue" heading + correct empty-state ("Queue is empty. Add a download from the Download tab." + mailbox icon) — one of the four required component states. Scope: render — live downloading-state flow not yet captured.</w:t>
             </w:r>
           </w:p>
         </w:tc>
@@ -6494,7 +6760,34 @@
               <w:pStyle w:val="Compact"/>
             </w:pPr>
             <w:r>
-              <w:t xml:space="preserve">PENDING — not yet recorded</w:t>
+              <w:t xml:space="preserve">PASS (UI render — content state) —</w:t>
+            </w:r>
+            <w:r>
+              <w:t xml:space="preserve"> </w:t>
+            </w:r>
+            <w:r>
+              <w:rPr>
+                <w:rStyle w:val="VerbatimChar"/>
+              </w:rPr>
+              <w:t xml:space="preserve">ytdlp---dashboard-history---20260616T083023Z.png</w:t>
+            </w:r>
+            <w:r>
+              <w:t xml:space="preserve"> </w:t>
+            </w:r>
+            <w:r>
+              <w:t xml:space="preserve">(</w:t>
+            </w:r>
+            <w:r>
+              <w:rPr>
+                <w:rStyle w:val="VerbatimChar"/>
+              </w:rPr>
+              <w:t xml:space="preserve">/history</w:t>
+            </w:r>
+            <w:r>
+              <w:t xml:space="preserve"> </w:t>
+            </w:r>
+            <w:r>
+              <w:t xml:space="preserve">route): "Safe History Management" banner + "📦 Download History" with Clear All (46)/Delete All (46) + real content rows ("Me at the zoo" 463.9 KB FINISHED, "Why Reality Reaches You Late" 833.5 MB, "10 Metal Songs from 1986…" 171.8 MB, …) each with FINISHED badge + real path/URL + retry/delete actions. Scope: render — delete/retry click-flow not yet captured.</w:t>
             </w:r>
           </w:p>
         </w:tc>
@@ -6620,7 +6913,34 @@
               <w:pStyle w:val="Compact"/>
             </w:pPr>
             <w:r>
-              <w:t xml:space="preserve">PENDING — not yet recorded</w:t>
+              <w:t xml:space="preserve">PASS (UI render — content state) —</w:t>
+            </w:r>
+            <w:r>
+              <w:t xml:space="preserve"> </w:t>
+            </w:r>
+            <w:r>
+              <w:rPr>
+                <w:rStyle w:val="VerbatimChar"/>
+              </w:rPr>
+              <w:t xml:space="preserve">ytdlp---dashboard-cookies---20260616T083029Z.png</w:t>
+            </w:r>
+            <w:r>
+              <w:t xml:space="preserve"> </w:t>
+            </w:r>
+            <w:r>
+              <w:t xml:space="preserve">(</w:t>
+            </w:r>
+            <w:r>
+              <w:rPr>
+                <w:rStyle w:val="VerbatimChar"/>
+              </w:rPr>
+              <w:t xml:space="preserve">/cookies</w:t>
+            </w:r>
+            <w:r>
+              <w:t xml:space="preserve"> </w:t>
+            </w:r>
+            <w:r>
+              <w:t xml:space="preserve">route): "🍪 Cookie Management" — Status ⚠ Stale, Age 45h 30m, MeTube ✅ Reachable + per-platform breakdown (Instagram 16/expires 65d, VK 62/98d, X/Twitter 251/expired 2d ago, YouTube 303/expired 2d ago). Scope: render — upload/delete click-flow not yet captured (upload is operator-gated, §9.2/§11.4.122).</w:t>
             </w:r>
           </w:p>
         </w:tc>
@@ -6713,7 +7033,28 @@
               <w:pStyle w:val="Compact"/>
             </w:pPr>
             <w:r>
-              <w:t xml:space="preserve">PENDING — not yet recorded</w:t>
+              <w:t xml:space="preserve">PASS (UI render) — visible + consistent across all four dashboard captures (</w:t>
+            </w:r>
+            <w:r>
+              <w:rPr>
+                <w:rStyle w:val="VerbatimChar"/>
+              </w:rPr>
+              <w:t xml:space="preserve">ytdlp---dashboard---*</w:t>
+            </w:r>
+            <w:r>
+              <w:t xml:space="preserve">,</w:t>
+            </w:r>
+            <w:r>
+              <w:t xml:space="preserve"> </w:t>
+            </w:r>
+            <w:r>
+              <w:rPr>
+                <w:rStyle w:val="VerbatimChar"/>
+              </w:rPr>
+              <w:t xml:space="preserve">ytdlp---dashboard-queue/history/cookies---*</w:t>
+            </w:r>
+            <w:r>
+              <w:t xml:space="preserve">): nav links Download/Queue/History(6)/Cookies(⚠) + live ●Online profile badge, active-route highlight tracking the current route. Scope: render.</w:t>
             </w:r>
           </w:p>
         </w:tc>

--- a/docs/features/Status.docx
+++ b/docs/features/Status.docx
@@ -26,7 +26,7 @@
         <w:t xml:space="preserve"> </w:t>
       </w:r>
       <w:r>
-        <w:t xml:space="preserve">7</w:t>
+        <w:t xml:space="preserve">8</w:t>
       </w:r>
       <w:r>
         <w:t xml:space="preserve"> </w:t>
@@ -42,7 +42,7 @@
         <w:t xml:space="preserve"> </w:t>
       </w:r>
       <w:r>
-        <w:t xml:space="preserve">2026-06-16T08:32:00Z</w:t>
+        <w:t xml:space="preserve">2026-06-16T08:38:00Z</w:t>
       </w:r>
       <w:r>
         <w:t xml:space="preserve"> </w:t>
@@ -539,7 +539,176 @@
           <w:b/>
           <w:bCs/>
         </w:rPr>
-        <w:t xml:space="preserve">CLI (together confirming the dashboard's five components + the other surfaces) — AND ONE end-to-end FLOW is confirmed (download→webready transcode, via advancing live-pipeline counter + ffprobe-validated just-produced artifact).</w:t>
+        <w:t xml:space="preserve">CLI (together confirming the dashboard's five components + the other surfaces) PLUS a landing read-only-API transcript (</w:t>
+      </w:r>
+      <w:r>
+        <w:rPr>
+          <w:rStyle w:val="VerbatimChar"/>
+          <w:b/>
+          <w:bCs/>
+        </w:rPr>
+        <w:t xml:space="preserve">ytdlp---landing-api---*</w:t>
+      </w:r>
+      <w:r>
+        <w:rPr>
+          <w:b/>
+          <w:bCs/>
+        </w:rPr>
+        <w:t xml:space="preserve">) confirming seven §4 routes (</w:t>
+      </w:r>
+      <w:r>
+        <w:rPr>
+          <w:rStyle w:val="VerbatimChar"/>
+          <w:b/>
+          <w:bCs/>
+        </w:rPr>
+        <w:t xml:space="preserve">/</w:t>
+      </w:r>
+      <w:r>
+        <w:rPr>
+          <w:b/>
+          <w:bCs/>
+        </w:rPr>
+        <w:t xml:space="preserve">,</w:t>
+      </w:r>
+      <w:r>
+        <w:rPr>
+          <w:b/>
+          <w:bCs/>
+        </w:rPr>
+        <w:t xml:space="preserve"> </w:t>
+      </w:r>
+      <w:r>
+        <w:rPr>
+          <w:rStyle w:val="VerbatimChar"/>
+          <w:b/>
+          <w:bCs/>
+        </w:rPr>
+        <w:t xml:space="preserve">/health</w:t>
+      </w:r>
+      <w:r>
+        <w:rPr>
+          <w:b/>
+          <w:bCs/>
+        </w:rPr>
+        <w:t xml:space="preserve">,</w:t>
+      </w:r>
+      <w:r>
+        <w:rPr>
+          <w:b/>
+          <w:bCs/>
+        </w:rPr>
+        <w:t xml:space="preserve"> </w:t>
+      </w:r>
+      <w:r>
+        <w:rPr>
+          <w:rStyle w:val="VerbatimChar"/>
+          <w:b/>
+          <w:bCs/>
+        </w:rPr>
+        <w:t xml:space="preserve">/api/cookie-status</w:t>
+      </w:r>
+      <w:r>
+        <w:rPr>
+          <w:b/>
+          <w:bCs/>
+        </w:rPr>
+        <w:t xml:space="preserve">,</w:t>
+      </w:r>
+      <w:r>
+        <w:rPr>
+          <w:b/>
+          <w:bCs/>
+        </w:rPr>
+        <w:t xml:space="preserve"> </w:t>
+      </w:r>
+      <w:r>
+        <w:rPr>
+          <w:rStyle w:val="VerbatimChar"/>
+          <w:b/>
+          <w:bCs/>
+        </w:rPr>
+        <w:t xml:space="preserve">/api/profile-status</w:t>
+      </w:r>
+      <w:r>
+        <w:rPr>
+          <w:b/>
+          <w:bCs/>
+        </w:rPr>
+        <w:t xml:space="preserve">,</w:t>
+      </w:r>
+      <w:r>
+        <w:rPr>
+          <w:b/>
+          <w:bCs/>
+        </w:rPr>
+        <w:t xml:space="preserve"> </w:t>
+      </w:r>
+      <w:r>
+        <w:rPr>
+          <w:rStyle w:val="VerbatimChar"/>
+          <w:b/>
+          <w:bCs/>
+        </w:rPr>
+        <w:t xml:space="preserve">/api/aborted-history</w:t>
+      </w:r>
+      <w:r>
+        <w:rPr>
+          <w:b/>
+          <w:bCs/>
+        </w:rPr>
+        <w:t xml:space="preserve"> </w:t>
+      </w:r>
+      <w:r>
+        <w:rPr>
+          <w:b/>
+          <w:bCs/>
+        </w:rPr>
+        <w:t xml:space="preserve">GET,</w:t>
+      </w:r>
+      <w:r>
+        <w:rPr>
+          <w:b/>
+          <w:bCs/>
+        </w:rPr>
+        <w:t xml:space="preserve"> </w:t>
+      </w:r>
+      <w:r>
+        <w:rPr>
+          <w:rStyle w:val="VerbatimChar"/>
+          <w:b/>
+          <w:bCs/>
+        </w:rPr>
+        <w:t xml:space="preserve">/logo.png</w:t>
+      </w:r>
+      <w:r>
+        <w:rPr>
+          <w:b/>
+          <w:bCs/>
+        </w:rPr>
+        <w:t xml:space="preserve">,</w:t>
+      </w:r>
+      <w:r>
+        <w:rPr>
+          <w:b/>
+          <w:bCs/>
+        </w:rPr>
+        <w:t xml:space="preserve"> </w:t>
+      </w:r>
+      <w:r>
+        <w:rPr>
+          <w:rStyle w:val="VerbatimChar"/>
+          <w:b/>
+          <w:bCs/>
+        </w:rPr>
+        <w:t xml:space="preserve">/favicon.ico</w:t>
+      </w:r>
+      <w:r>
+        <w:rPr>
+          <w:b/>
+          <w:bCs/>
+        </w:rPr>
+        <w:t xml:space="preserve">) — AND ONE end-to-end FLOW is confirmed (download→webready transcode, via advancing live-pipeline counter + ffprobe-validated just-produced artifact).</w:t>
       </w:r>
       <w:r>
         <w:t xml:space="preserve"> </w:t>
@@ -572,7 +741,23 @@
         <w:t xml:space="preserve">ytdlp---</w:t>
       </w:r>
       <w:r>
-        <w:t xml:space="preserve">-prefixed real-use capture (§11.4.154/.155) is recorded + analyzed.</w:t>
+        <w:t xml:space="preserve">-prefixed real-use capture (§11.4.154/.155) is recorded + analyzed. The remaining PENDING rows are dominated by</w:t>
+      </w:r>
+      <w:r>
+        <w:t xml:space="preserve"> </w:t>
+      </w:r>
+      <w:r>
+        <w:rPr>
+          <w:b/>
+          <w:bCs/>
+        </w:rPr>
+        <w:t xml:space="preserve">mutating</w:t>
+      </w:r>
+      <w:r>
+        <w:t xml:space="preserve"> </w:t>
+      </w:r>
+      <w:r>
+        <w:t xml:space="preserve">routes/flows (POST/DELETE cookie-upload, delete-download, aborted-history write) which are NOT auto-captured because they would alter operator state (§9.2/§11.4.122), and the MP3-derivation flow (no audio artifact yet).</w:t>
       </w:r>
     </w:p>
     <w:p>
@@ -725,7 +910,7 @@
         <w:t xml:space="preserve">ytdlp---postprocess---20260616T075648Z.png</w:t>
       </w:r>
       <w:r>
-        <w:t xml:space="preserve">) — plus two CLI transcripts:</w:t>
+        <w:t xml:space="preserve">) — plus three transcripts:</w:t>
       </w:r>
       <w:r>
         <w:t xml:space="preserve"> </w:t>
@@ -749,7 +934,7 @@
         <w:t xml:space="preserve">ytdlp---status---20260616T075901Z.txt</w:t>
       </w:r>
       <w:r>
-        <w:t xml:space="preserve">) and</w:t>
+        <w:t xml:space="preserve">),</w:t>
       </w:r>
       <w:r>
         <w:t xml:space="preserve"> </w:t>
@@ -773,7 +958,16 @@
         <w:t xml:space="preserve">ytdlp---download-cli---20260616T080936Z.txt</w:t>
       </w:r>
       <w:r>
-        <w:t xml:space="preserve">). ONE is scope=FLOW: the download→webready transcode (</w:t>
+        <w:t xml:space="preserve">), and the landing read-only-API sweep (</w:t>
+      </w:r>
+      <w:r>
+        <w:rPr>
+          <w:rStyle w:val="VerbatimChar"/>
+        </w:rPr>
+        <w:t xml:space="preserve">ytdlp---landing-api---20260616T083612Z.txt</w:t>
+      </w:r>
+      <w:r>
+        <w:t xml:space="preserve">, seven §4 routes each HTTP 200/204 with real bodies). ONE is scope=FLOW: the download→webready transcode (</w:t>
       </w:r>
       <w:r>
         <w:rPr>
@@ -4722,7 +4916,22 @@
               <w:pStyle w:val="Compact"/>
             </w:pPr>
             <w:r>
-              <w:t xml:space="preserve">PENDING — not yet recorded</w:t>
+              <w:t xml:space="preserve">PASS (UI render only) —</w:t>
+            </w:r>
+            <w:r>
+              <w:t xml:space="preserve"> </w:t>
+            </w:r>
+            <w:r>
+              <w:rPr>
+                <w:rStyle w:val="VerbatimChar"/>
+              </w:rPr>
+              <w:t xml:space="preserve">ytdlp---landing---20260616T074850Z.png</w:t>
+            </w:r>
+            <w:r>
+              <w:t xml:space="preserve"> </w:t>
+            </w:r>
+            <w:r>
+              <w:t xml:space="preserve">(the rendered Боба page: title + tagline + cookie-freshness banner + Available-Services grid; auto-redirect to dashboard firing). Scope: render.</w:t>
             </w:r>
           </w:p>
         </w:tc>
@@ -5202,7 +5411,49 @@
               <w:pStyle w:val="Compact"/>
             </w:pPr>
             <w:r>
-              <w:t xml:space="preserve">PENDING — not yet recorded</w:t>
+              <w:t xml:space="preserve">PASS (API transcript) —</w:t>
+            </w:r>
+            <w:r>
+              <w:t xml:space="preserve"> </w:t>
+            </w:r>
+            <w:r>
+              <w:rPr>
+                <w:rStyle w:val="VerbatimChar"/>
+              </w:rPr>
+              <w:t xml:space="preserve">ytdlp---landing-api---20260616T083612Z.txt</w:t>
+            </w:r>
+            <w:r>
+              <w:t xml:space="preserve">: GET → HTTP 200, real JSON</w:t>
+            </w:r>
+            <w:r>
+              <w:t xml:space="preserve"> </w:t>
+            </w:r>
+            <w:r>
+              <w:rPr>
+                <w:rStyle w:val="VerbatimChar"/>
+              </w:rPr>
+              <w:t xml:space="preserve">has_cookies:true, cookie_age_minutes:2736.1, metube_reachable:true, platforms{instagram:16, vk:62, x:…}</w:t>
+            </w:r>
+            <w:r>
+              <w:t xml:space="preserve"> </w:t>
+            </w:r>
+            <w:r>
+              <w:t xml:space="preserve">(matches the</w:t>
+            </w:r>
+            <w:r>
+              <w:t xml:space="preserve"> </w:t>
+            </w:r>
+            <w:r>
+              <w:rPr>
+                <w:rStyle w:val="VerbatimChar"/>
+              </w:rPr>
+              <w:t xml:space="preserve">/cookies</w:t>
+            </w:r>
+            <w:r>
+              <w:t xml:space="preserve"> </w:t>
+            </w:r>
+            <w:r>
+              <w:t xml:space="preserve">dashboard render).</w:t>
             </w:r>
           </w:p>
         </w:tc>
@@ -5313,7 +5564,34 @@
               <w:pStyle w:val="Compact"/>
             </w:pPr>
             <w:r>
-              <w:t xml:space="preserve">PENDING — not yet recorded</w:t>
+              <w:t xml:space="preserve">PASS (API transcript) —</w:t>
+            </w:r>
+            <w:r>
+              <w:t xml:space="preserve"> </w:t>
+            </w:r>
+            <w:r>
+              <w:rPr>
+                <w:rStyle w:val="VerbatimChar"/>
+              </w:rPr>
+              <w:t xml:space="preserve">ytdlp---landing-api---20260616T083612Z.txt</w:t>
+            </w:r>
+            <w:r>
+              <w:t xml:space="preserve">: GET → HTTP 200,</w:t>
+            </w:r>
+            <w:r>
+              <w:t xml:space="preserve"> </w:t>
+            </w:r>
+            <w:r>
+              <w:rPr>
+                <w:rStyle w:val="VerbatimChar"/>
+              </w:rPr>
+              <w:t xml:space="preserve">{"aborted":[]}</w:t>
+            </w:r>
+            <w:r>
+              <w:t xml:space="preserve"> </w:t>
+            </w:r>
+            <w:r>
+              <w:t xml:space="preserve">(valid empty list).</w:t>
             </w:r>
           </w:p>
         </w:tc>
@@ -5667,7 +5945,31 @@
               <w:pStyle w:val="Compact"/>
             </w:pPr>
             <w:r>
-              <w:t xml:space="preserve">PENDING — not yet recorded</w:t>
+              <w:t xml:space="preserve">PASS (API transcript) —</w:t>
+            </w:r>
+            <w:r>
+              <w:t xml:space="preserve"> </w:t>
+            </w:r>
+            <w:r>
+              <w:rPr>
+                <w:rStyle w:val="VerbatimChar"/>
+              </w:rPr>
+              <w:t xml:space="preserve">ytdlp---landing-api---20260616T083612Z.txt</w:t>
+            </w:r>
+            <w:r>
+              <w:t xml:space="preserve">: GET → HTTP 200,</w:t>
+            </w:r>
+            <w:r>
+              <w:t xml:space="preserve"> </w:t>
+            </w:r>
+            <w:r>
+              <w:rPr>
+                <w:rStyle w:val="VerbatimChar"/>
+              </w:rPr>
+              <w:t xml:space="preserve">{"profile":"no-vpn","vpn_active":false,"metube_reachable":true,"metube_url":"http://metube-direct:8081"}</w:t>
+            </w:r>
+            <w:r>
+              <w:t xml:space="preserve">.</w:t>
             </w:r>
           </w:p>
         </w:tc>
@@ -5784,7 +6086,31 @@
               <w:pStyle w:val="Compact"/>
             </w:pPr>
             <w:r>
-              <w:t xml:space="preserve">PENDING — not yet recorded</w:t>
+              <w:t xml:space="preserve">PASS (API transcript) —</w:t>
+            </w:r>
+            <w:r>
+              <w:t xml:space="preserve"> </w:t>
+            </w:r>
+            <w:r>
+              <w:rPr>
+                <w:rStyle w:val="VerbatimChar"/>
+              </w:rPr>
+              <w:t xml:space="preserve">ytdlp---landing-api---20260616T083612Z.txt</w:t>
+            </w:r>
+            <w:r>
+              <w:t xml:space="preserve">: GET → HTTP 200,</w:t>
+            </w:r>
+            <w:r>
+              <w:t xml:space="preserve"> </w:t>
+            </w:r>
+            <w:r>
+              <w:rPr>
+                <w:rStyle w:val="VerbatimChar"/>
+              </w:rPr>
+              <w:t xml:space="preserve">{"status":"ok","service":"landing-page","metube_reachable":true,"timestamp":…}</w:t>
+            </w:r>
+            <w:r>
+              <w:t xml:space="preserve">.</w:t>
             </w:r>
           </w:p>
         </w:tc>
@@ -5889,7 +6215,19 @@
               <w:pStyle w:val="Compact"/>
             </w:pPr>
             <w:r>
-              <w:t xml:space="preserve">PENDING — not yet recorded</w:t>
+              <w:t xml:space="preserve">PASS (API transcript) —</w:t>
+            </w:r>
+            <w:r>
+              <w:t xml:space="preserve"> </w:t>
+            </w:r>
+            <w:r>
+              <w:rPr>
+                <w:rStyle w:val="VerbatimChar"/>
+              </w:rPr>
+              <w:t xml:space="preserve">ytdlp---landing-api---20260616T083612Z.txt</w:t>
+            </w:r>
+            <w:r>
+              <w:t xml:space="preserve">: GET → HTTP 200, image/png, 13938 bytes (real non-degenerate asset).</w:t>
             </w:r>
           </w:p>
         </w:tc>
@@ -5997,7 +6335,19 @@
               <w:pStyle w:val="Compact"/>
             </w:pPr>
             <w:r>
-              <w:t xml:space="preserve">PENDING — not yet recorded</w:t>
+              <w:t xml:space="preserve">PASS (API transcript) —</w:t>
+            </w:r>
+            <w:r>
+              <w:t xml:space="preserve"> </w:t>
+            </w:r>
+            <w:r>
+              <w:rPr>
+                <w:rStyle w:val="VerbatimChar"/>
+              </w:rPr>
+              <w:t xml:space="preserve">ytdlp---landing-api---20260616T083612Z.txt</w:t>
+            </w:r>
+            <w:r>
+              <w:t xml:space="preserve">: GET → HTTP 204 (correct stub).</w:t>
             </w:r>
           </w:p>
         </w:tc>

--- a/docs/features/Status.docx
+++ b/docs/features/Status.docx
@@ -26,7 +26,7 @@
         <w:t xml:space="preserve"> </w:t>
       </w:r>
       <w:r>
-        <w:t xml:space="preserve">8</w:t>
+        <w:t xml:space="preserve">9</w:t>
       </w:r>
       <w:r>
         <w:t xml:space="preserve"> </w:t>
@@ -42,7 +42,7 @@
         <w:t xml:space="preserve"> </w:t>
       </w:r>
       <w:r>
-        <w:t xml:space="preserve">2026-06-16T08:38:00Z</w:t>
+        <w:t xml:space="preserve">2026-06-16T08:42:00Z</w:t>
       </w:r>
       <w:r>
         <w:t xml:space="preserve"> </w:t>
@@ -741,7 +741,7 @@
         <w:t xml:space="preserve">ytdlp---</w:t>
       </w:r>
       <w:r>
-        <w:t xml:space="preserve">-prefixed real-use capture (§11.4.154/.155) is recorded + analyzed. The remaining PENDING rows are dominated by</w:t>
+        <w:t xml:space="preserve">-prefixed real-use capture (§11.4.154/.155) is recorded + analyzed. The four running §1 services (metube, landing, dashboard, yt-dlp-cli) are also marked service-serving-confirmed, each citing its surface capture(s). The remaining PENDING rows are dominated by</w:t>
       </w:r>
       <w:r>
         <w:t xml:space="preserve"> </w:t>
@@ -757,7 +757,67 @@
         <w:t xml:space="preserve"> </w:t>
       </w:r>
       <w:r>
-        <w:t xml:space="preserve">routes/flows (POST/DELETE cookie-upload, delete-download, aborted-history write) which are NOT auto-captured because they would alter operator state (§9.2/§11.4.122), and the MP3-derivation flow (no audio artifact yet).</w:t>
+        <w:t xml:space="preserve">routes/flows (POST/DELETE cookie-upload, delete-download, aborted-history write) which are NOT auto-captured because they would alter operator state (§9.2/§11.4.122), the MP3-derivation flow (no audio artifact yet), the not-running services (VPN profile — operator</w:t>
+      </w:r>
+      <w:r>
+        <w:t xml:space="preserve"> </w:t>
+      </w:r>
+      <w:r>
+        <w:rPr>
+          <w:rStyle w:val="VerbatimChar"/>
+        </w:rPr>
+        <w:t xml:space="preserve">.ovpn</w:t>
+      </w:r>
+      <w:r>
+        <w:t xml:space="preserve">; watchtower — docker profile), and the state-changing root CLI scripts (</w:t>
+      </w:r>
+      <w:r>
+        <w:rPr>
+          <w:rStyle w:val="VerbatimChar"/>
+        </w:rPr>
+        <w:t xml:space="preserve">./start</w:t>
+      </w:r>
+      <w:r>
+        <w:t xml:space="preserve">/</w:t>
+      </w:r>
+      <w:r>
+        <w:rPr>
+          <w:rStyle w:val="VerbatimChar"/>
+        </w:rPr>
+        <w:t xml:space="preserve">./stop</w:t>
+      </w:r>
+      <w:r>
+        <w:t xml:space="preserve">/</w:t>
+      </w:r>
+      <w:r>
+        <w:rPr>
+          <w:rStyle w:val="VerbatimChar"/>
+        </w:rPr>
+        <w:t xml:space="preserve">./restart</w:t>
+      </w:r>
+      <w:r>
+        <w:t xml:space="preserve">/</w:t>
+      </w:r>
+      <w:r>
+        <w:rPr>
+          <w:rStyle w:val="VerbatimChar"/>
+        </w:rPr>
+        <w:t xml:space="preserve">./cleanup</w:t>
+      </w:r>
+      <w:r>
+        <w:t xml:space="preserve">/</w:t>
+      </w:r>
+      <w:r>
+        <w:rPr>
+          <w:rStyle w:val="VerbatimChar"/>
+        </w:rPr>
+        <w:t xml:space="preserve">./init</w:t>
+      </w:r>
+      <w:r>
+        <w:t xml:space="preserve"> </w:t>
+      </w:r>
+      <w:r>
+        <w:t xml:space="preserve">— running them would destabilize the live stack).</w:t>
       </w:r>
     </w:p>
     <w:p>
@@ -1655,7 +1715,52 @@
               <w:pStyle w:val="Compact"/>
             </w:pPr>
             <w:r>
-              <w:t xml:space="preserve">PENDING — not yet recorded</w:t>
+              <w:t xml:space="preserve">PASS (service serving — render+API) —</w:t>
+            </w:r>
+            <w:r>
+              <w:t xml:space="preserve"> </w:t>
+            </w:r>
+            <w:r>
+              <w:rPr>
+                <w:rStyle w:val="VerbatimChar"/>
+              </w:rPr>
+              <w:t xml:space="preserve">ytdlp---metube---20260616T075608Z.png</w:t>
+            </w:r>
+            <w:r>
+              <w:t xml:space="preserve"> </w:t>
+            </w:r>
+            <w:r>
+              <w:t xml:space="preserve">(minimal UI, real Completed table) +</w:t>
+            </w:r>
+            <w:r>
+              <w:t xml:space="preserve"> </w:t>
+            </w:r>
+            <w:r>
+              <w:rPr>
+                <w:rStyle w:val="VerbatimChar"/>
+              </w:rPr>
+              <w:t xml:space="preserve">ytdlp---status---20260616T075901Z.txt</w:t>
+            </w:r>
+            <w:r>
+              <w:t xml:space="preserve"> </w:t>
+            </w:r>
+            <w:r>
+              <w:t xml:space="preserve">("MeTube Direct API responds, body matched '"queue"'") + the</w:t>
+            </w:r>
+            <w:r>
+              <w:t xml:space="preserve"> </w:t>
+            </w:r>
+            <w:r>
+              <w:rPr>
+                <w:rStyle w:val="VerbatimChar"/>
+              </w:rPr>
+              <w:t xml:space="preserve">/history</w:t>
+            </w:r>
+            <w:r>
+              <w:t xml:space="preserve"> </w:t>
+            </w:r>
+            <w:r>
+              <w:t xml:space="preserve">dashboard render (46 real items served via this API). Scope: service-up + serving; full add→download flow not yet captured.</w:t>
             </w:r>
           </w:p>
         </w:tc>
@@ -1802,7 +1907,37 @@
               <w:pStyle w:val="Compact"/>
             </w:pPr>
             <w:r>
-              <w:t xml:space="preserve">PENDING — not yet recorded</w:t>
+              <w:t xml:space="preserve">PASS (service serving — render+API) —</w:t>
+            </w:r>
+            <w:r>
+              <w:t xml:space="preserve"> </w:t>
+            </w:r>
+            <w:r>
+              <w:rPr>
+                <w:rStyle w:val="VerbatimChar"/>
+              </w:rPr>
+              <w:t xml:space="preserve">ytdlp---landing---20260616T074850Z.png</w:t>
+            </w:r>
+            <w:r>
+              <w:t xml:space="preserve"> </w:t>
+            </w:r>
+            <w:r>
+              <w:t xml:space="preserve">(Боба UI) +</w:t>
+            </w:r>
+            <w:r>
+              <w:t xml:space="preserve"> </w:t>
+            </w:r>
+            <w:r>
+              <w:rPr>
+                <w:rStyle w:val="VerbatimChar"/>
+              </w:rPr>
+              <w:t xml:space="preserve">ytdlp---landing-api---20260616T083612Z.txt</w:t>
+            </w:r>
+            <w:r>
+              <w:t xml:space="preserve"> </w:t>
+            </w:r>
+            <w:r>
+              <w:t xml:space="preserve">(7 read-only routes each 200/204 with real bodies). Scope: service-up + serving read-only routes; mutating POST/DELETE (cookie-upload, delete-download, aborted-history write) NOT captured (operator state, §9.2/§11.4.122).</w:t>
             </w:r>
           </w:p>
         </w:tc>
@@ -2012,7 +2147,46 @@
               <w:pStyle w:val="Compact"/>
             </w:pPr>
             <w:r>
-              <w:t xml:space="preserve">PENDING — not yet recorded</w:t>
+              <w:t xml:space="preserve">PASS (wiring — CLI render) —</w:t>
+            </w:r>
+            <w:r>
+              <w:t xml:space="preserve"> </w:t>
+            </w:r>
+            <w:r>
+              <w:rPr>
+                <w:rStyle w:val="VerbatimChar"/>
+              </w:rPr>
+              <w:t xml:space="preserve">ytdlp---download-cli---20260616T080936Z.txt</w:t>
+            </w:r>
+            <w:r>
+              <w:t xml:space="preserve">:</w:t>
+            </w:r>
+            <w:r>
+              <w:t xml:space="preserve"> </w:t>
+            </w:r>
+            <w:r>
+              <w:rPr>
+                <w:rStyle w:val="VerbatimChar"/>
+              </w:rPr>
+              <w:t xml:space="preserve">./download --help</w:t>
+            </w:r>
+            <w:r>
+              <w:t xml:space="preserve"> </w:t>
+            </w:r>
+            <w:r>
+              <w:t xml:space="preserve">resolved the runtime and printed the wired exec path</w:t>
+            </w:r>
+            <w:r>
+              <w:t xml:space="preserve"> </w:t>
+            </w:r>
+            <w:r>
+              <w:rPr>
+                <w:rStyle w:val="VerbatimChar"/>
+              </w:rPr>
+              <w:t xml:space="preserve">podman exec yt-dlp-cli yt-dlp</w:t>
+            </w:r>
+            <w:r>
+              <w:t xml:space="preserve">. Scope: container-wired; an actual exec'd download flow not yet captured.</w:t>
             </w:r>
           </w:p>
         </w:tc>
@@ -2222,7 +2396,55 @@
               <w:pStyle w:val="Compact"/>
             </w:pPr>
             <w:r>
-              <w:t xml:space="preserve">PENDING — not yet recorded</w:t>
+              <w:t xml:space="preserve">PASS (service serving — render) — all four dashboard routes render via this service (</w:t>
+            </w:r>
+            <w:r>
+              <w:rPr>
+                <w:rStyle w:val="VerbatimChar"/>
+              </w:rPr>
+              <w:t xml:space="preserve">ytdlp---dashboard---*</w:t>
+            </w:r>
+            <w:r>
+              <w:t xml:space="preserve"> </w:t>
+            </w:r>
+            <w:r>
+              <w:t xml:space="preserve">+</w:t>
+            </w:r>
+            <w:r>
+              <w:t xml:space="preserve"> </w:t>
+            </w:r>
+            <w:r>
+              <w:rPr>
+                <w:rStyle w:val="VerbatimChar"/>
+              </w:rPr>
+              <w:t xml:space="preserve">ytdlp---dashboard-{queue,history,cookies}---*</w:t>
+            </w:r>
+            <w:r>
+              <w:t xml:space="preserve">); the nginx</w:t>
+            </w:r>
+            <w:r>
+              <w:t xml:space="preserve"> </w:t>
+            </w:r>
+            <w:r>
+              <w:rPr>
+                <w:rStyle w:val="VerbatimChar"/>
+              </w:rPr>
+              <w:t xml:space="preserve">/api/postprocess/</w:t>
+            </w:r>
+            <w:r>
+              <w:t xml:space="preserve"> </w:t>
+            </w:r>
+            <w:r>
+              <w:t xml:space="preserve">proxy serves live JSON (</w:t>
+            </w:r>
+            <w:r>
+              <w:rPr>
+                <w:rStyle w:val="VerbatimChar"/>
+              </w:rPr>
+              <w:t xml:space="preserve">ytdlp---postprocess---*</w:t>
+            </w:r>
+            <w:r>
+              <w:t xml:space="preserve">). Scope: service-up + serving + proxying.</w:t>
             </w:r>
           </w:p>
         </w:tc>

--- a/docs/features/Status.docx
+++ b/docs/features/Status.docx
@@ -26,7 +26,7 @@
         <w:t xml:space="preserve"> </w:t>
       </w:r>
       <w:r>
-        <w:t xml:space="preserve">9</w:t>
+        <w:t xml:space="preserve">10</w:t>
       </w:r>
       <w:r>
         <w:t xml:space="preserve"> </w:t>
@@ -42,7 +42,7 @@
         <w:t xml:space="preserve"> </w:t>
       </w:r>
       <w:r>
-        <w:t xml:space="preserve">2026-06-16T08:42:00Z</w:t>
+        <w:t xml:space="preserve">2026-06-16T09:30:00Z</w:t>
       </w:r>
       <w:r>
         <w:t xml:space="preserve"> </w:t>
@@ -1199,6 +1199,230 @@
       </w:r>
       <w:r>
         <w:t xml:space="preserve">.)</w:t>
+      </w:r>
+    </w:p>
+    <w:p>
+      <w:pPr>
+        <w:pStyle w:val="BlockText"/>
+      </w:pPr>
+      <w:r>
+        <w:rPr>
+          <w:b/>
+          <w:bCs/>
+        </w:rPr>
+        <w:t xml:space="preserve">Rev 10 — captured retest + fresh re-records (§11.4.40 safe subset, parallel subagents §11.4.103):</w:t>
+      </w:r>
+      <w:r>
+        <w:t xml:space="preserve"> </w:t>
+      </w:r>
+      <w:r>
+        <w:t xml:space="preserve">the</w:t>
+      </w:r>
+      <w:r>
+        <w:t xml:space="preserve"> </w:t>
+      </w:r>
+      <w:r>
+        <w:rPr>
+          <w:rStyle w:val="VerbatimChar"/>
+        </w:rPr>
+        <w:t xml:space="preserve">media_postprocessor</w:t>
+      </w:r>
+      <w:r>
+        <w:t xml:space="preserve"> </w:t>
+      </w:r>
+      <w:r>
+        <w:t xml:space="preserve">code-under-test is now</w:t>
+      </w:r>
+      <w:r>
+        <w:t xml:space="preserve"> </w:t>
+      </w:r>
+      <w:r>
+        <w:rPr>
+          <w:rStyle w:val="VerbatimChar"/>
+        </w:rPr>
+        <w:t xml:space="preserve">PASS</w:t>
+      </w:r>
+      <w:r>
+        <w:t xml:space="preserve"> </w:t>
+      </w:r>
+      <w:r>
+        <w:t xml:space="preserve">with captured evidence —</w:t>
+      </w:r>
+      <w:r>
+        <w:t xml:space="preserve"> </w:t>
+      </w:r>
+      <w:r>
+        <w:rPr>
+          <w:b/>
+          <w:bCs/>
+        </w:rPr>
+        <w:t xml:space="preserve">69/69 pytest</w:t>
+      </w:r>
+      <w:r>
+        <w:t xml:space="preserve"> </w:t>
+      </w:r>
+      <w:r>
+        <w:t xml:space="preserve">(incl. the new</w:t>
+      </w:r>
+      <w:r>
+        <w:t xml:space="preserve"> </w:t>
+      </w:r>
+      <w:r>
+        <w:rPr>
+          <w:rStyle w:val="VerbatimChar"/>
+        </w:rPr>
+        <w:t xml:space="preserve">test_skip_rule_regression.py</w:t>
+      </w:r>
+      <w:r>
+        <w:t xml:space="preserve"> </w:t>
+      </w:r>
+      <w:r>
+        <w:t xml:space="preserve">§11.4.135 guard)</w:t>
+      </w:r>
+      <w:r>
+        <w:t xml:space="preserve"> </w:t>
+      </w:r>
+      <w:r>
+        <w:rPr>
+          <w:b/>
+          <w:bCs/>
+        </w:rPr>
+        <w:t xml:space="preserve">+ smoke 22/0 + contract 18/0</w:t>
+      </w:r>
+      <w:r>
+        <w:t xml:space="preserve"> </w:t>
+      </w:r>
+      <w:r>
+        <w:t xml:space="preserve">GREEN against the live stack, raw output at</w:t>
+      </w:r>
+      <w:r>
+        <w:t xml:space="preserve"> </w:t>
+      </w:r>
+      <w:r>
+        <w:rPr>
+          <w:rStyle w:val="VerbatimChar"/>
+        </w:rPr>
+        <w:t xml:space="preserve">qa-results/retest-20260616T091806Z/</w:t>
+      </w:r>
+      <w:r>
+        <w:t xml:space="preserve">. All four UI surfaces were re-recorded fresh + re-read natively (4/4 PASS):</w:t>
+      </w:r>
+      <w:r>
+        <w:t xml:space="preserve"> </w:t>
+      </w:r>
+      <w:r>
+        <w:rPr>
+          <w:rStyle w:val="VerbatimChar"/>
+        </w:rPr>
+        <w:t xml:space="preserve">ytdlp---dashboard---20260616T091827Z.png</w:t>
+      </w:r>
+      <w:r>
+        <w:t xml:space="preserve">,</w:t>
+      </w:r>
+      <w:r>
+        <w:t xml:space="preserve"> </w:t>
+      </w:r>
+      <w:r>
+        <w:rPr>
+          <w:rStyle w:val="VerbatimChar"/>
+        </w:rPr>
+        <w:t xml:space="preserve">ytdlp---landing---20260616T091840Z.png</w:t>
+      </w:r>
+      <w:r>
+        <w:t xml:space="preserve">,</w:t>
+      </w:r>
+      <w:r>
+        <w:t xml:space="preserve"> </w:t>
+      </w:r>
+      <w:r>
+        <w:rPr>
+          <w:rStyle w:val="VerbatimChar"/>
+        </w:rPr>
+        <w:t xml:space="preserve">ytdlp---metube---20260616T091849Z.png</w:t>
+      </w:r>
+      <w:r>
+        <w:t xml:space="preserve">,</w:t>
+      </w:r>
+      <w:r>
+        <w:t xml:space="preserve"> </w:t>
+      </w:r>
+      <w:r>
+        <w:rPr>
+          <w:rStyle w:val="VerbatimChar"/>
+        </w:rPr>
+        <w:t xml:space="preserve">ytdlp---postprocess---20260616T091900Z.png</w:t>
+      </w:r>
+      <w:r>
+        <w:t xml:space="preserve">. The container-lifecycle suites (scenario/integration/full-suite) were deliberately NOT run — they would tear down the released</w:t>
+      </w:r>
+      <w:r>
+        <w:t xml:space="preserve"> </w:t>
+      </w:r>
+      <w:r>
+        <w:rPr>
+          <w:rStyle w:val="VerbatimChar"/>
+        </w:rPr>
+        <w:t xml:space="preserve">ytdlp-1.4.0</w:t>
+      </w:r>
+      <w:r>
+        <w:t xml:space="preserve"> </w:t>
+      </w:r>
+      <w:r>
+        <w:t xml:space="preserve">stack — so rows depending on them stay</w:t>
+      </w:r>
+      <w:r>
+        <w:t xml:space="preserve"> </w:t>
+      </w:r>
+      <w:r>
+        <w:rPr>
+          <w:rStyle w:val="VerbatimChar"/>
+        </w:rPr>
+        <w:t xml:space="preserve">PENDING_FORENSICS</w:t>
+      </w:r>
+      <w:r>
+        <w:t xml:space="preserve">. Issue triage (systematic-debugging §11.4.102): the</w:t>
+      </w:r>
+      <w:r>
+        <w:t xml:space="preserve"> </w:t>
+      </w:r>
+      <w:r>
+        <w:rPr>
+          <w:rStyle w:val="VerbatimChar"/>
+        </w:rPr>
+        <w:t xml:space="preserve">done</w:t>
+      </w:r>
+      <w:r>
+        <w:t xml:space="preserve">-counter-frozen + the 11</w:t>
+      </w:r>
+      <w:r>
+        <w:t xml:space="preserve"> </w:t>
+      </w:r>
+      <w:r>
+        <w:rPr>
+          <w:rStyle w:val="VerbatimChar"/>
+        </w:rPr>
+        <w:t xml:space="preserve">failed</w:t>
+      </w:r>
+      <w:r>
+        <w:t xml:space="preserve"> </w:t>
+      </w:r>
+      <w:r>
+        <w:t xml:space="preserve">jobs were both proven NOT bugs (a long live transcode; pre-fix stale intermediate-file entries) — see</w:t>
+      </w:r>
+      <w:r>
+        <w:t xml:space="preserve"> </w:t>
+      </w:r>
+      <w:r>
+        <w:rPr>
+          <w:rStyle w:val="VerbatimChar"/>
+        </w:rPr>
+        <w:t xml:space="preserve">docs/research/vision-path/</w:t>
+      </w:r>
+      <w:r>
+        <w:t xml:space="preserve"> </w:t>
+      </w:r>
+      <w:r>
+        <w:t xml:space="preserve">+ commit history.</w:t>
       </w:r>
     </w:p>
     <w:p>
@@ -10638,18 +10862,64 @@
               <w:pStyle w:val="Compact"/>
             </w:pPr>
             <w:r>
-              <w:t xml:space="preserve">57 pytest + contract 18/0 + smoke 22/0 (per release record)</w:t>
-            </w:r>
-          </w:p>
-        </w:tc>
-        <w:tc>
-          <w:tcPr/>
-          <w:p>
-            <w:pPr>
-              <w:pStyle w:val="Compact"/>
-            </w:pPr>
-            <w:r>
-              <w:t xml:space="preserve">PENDING_FORENSICS (container live + healthy; clean-baseline full-suite captured run pending)</w:t>
+              <w:t xml:space="preserve">69 pytest (incl. new</w:t>
+            </w:r>
+            <w:r>
+              <w:t xml:space="preserve"> </w:t>
+            </w:r>
+            <w:r>
+              <w:rPr>
+                <w:rStyle w:val="VerbatimChar"/>
+              </w:rPr>
+              <w:t xml:space="preserve">test_skip_rule_regression.py</w:t>
+            </w:r>
+            <w:r>
+              <w:t xml:space="preserve"> </w:t>
+            </w:r>
+            <w:r>
+              <w:t xml:space="preserve">§11.4.135 guard) + contract 18/0 + smoke 22/0</w:t>
+            </w:r>
+          </w:p>
+        </w:tc>
+        <w:tc>
+          <w:tcPr/>
+          <w:p>
+            <w:pPr>
+              <w:pStyle w:val="Compact"/>
+            </w:pPr>
+            <w:r>
+              <w:t xml:space="preserve">PASS —</w:t>
+            </w:r>
+            <w:r>
+              <w:t xml:space="preserve"> </w:t>
+            </w:r>
+            <w:r>
+              <w:rPr>
+                <w:b/>
+                <w:bCs/>
+              </w:rPr>
+              <w:t xml:space="preserve">69/69 media_postprocessor pytest + smoke 22/0 + contract 18/0 GREEN</w:t>
+            </w:r>
+            <w:r>
+              <w:t xml:space="preserve"> </w:t>
+            </w:r>
+            <w:r>
+              <w:t xml:space="preserve">against the live stack, captured 2026-06-16 at</w:t>
+            </w:r>
+            <w:r>
+              <w:t xml:space="preserve"> </w:t>
+            </w:r>
+            <w:r>
+              <w:rPr>
+                <w:rStyle w:val="VerbatimChar"/>
+              </w:rPr>
+              <w:t xml:space="preserve">qa-results/retest-20260616T091806Z/</w:t>
+            </w:r>
+            <w:r>
+              <w:t xml:space="preserve"> </w:t>
+            </w:r>
+            <w:r>
+              <w:t xml:space="preserve">(config/jobs_db/media_probe/transcoder/watcher/worker/service all covered; §11.4.40 SAFE subset — container-lifecycle suites deliberately not run, would destabilize the released stack)</w:t>
             </w:r>
           </w:p>
         </w:tc>
@@ -11083,7 +11353,72 @@
               <w:pStyle w:val="Compact"/>
             </w:pPr>
             <w:r>
-              <w:t xml:space="preserve">PENDING_FORENSICS (code present; no</w:t>
+              <w:t xml:space="preserve">PASS (code — captured) — covered by the 69/69</w:t>
+            </w:r>
+            <w:r>
+              <w:t xml:space="preserve"> </w:t>
+            </w:r>
+            <w:r>
+              <w:rPr>
+                <w:rStyle w:val="VerbatimChar"/>
+              </w:rPr>
+              <w:t xml:space="preserve">media_postprocessor</w:t>
+            </w:r>
+            <w:r>
+              <w:t xml:space="preserve"> </w:t>
+            </w:r>
+            <w:r>
+              <w:t xml:space="preserve">pytest run (</w:t>
+            </w:r>
+            <w:r>
+              <w:rPr>
+                <w:rStyle w:val="VerbatimChar"/>
+              </w:rPr>
+              <w:t xml:space="preserve">qa-results/retest-20260616T091806Z/</w:t>
+            </w:r>
+            <w:r>
+              <w:t xml:space="preserve">);</w:t>
+            </w:r>
+            <w:r>
+              <w:t xml:space="preserve"> </w:t>
+            </w:r>
+            <w:r>
+              <w:rPr>
+                <w:rStyle w:val="VerbatimChar"/>
+              </w:rPr>
+              <w:t xml:space="preserve">transcoder.derive_mp3()</w:t>
+            </w:r>
+            <w:r>
+              <w:t xml:space="preserve"> </w:t>
+            </w:r>
+            <w:r>
+              <w:t xml:space="preserve">unit/integration green</w:t>
+            </w:r>
+          </w:p>
+        </w:tc>
+        <w:tc>
+          <w:tcPr/>
+          <w:p>
+            <w:pPr>
+              <w:pStyle w:val="Compact"/>
+            </w:pPr>
+            <w:r>
+              <w:t xml:space="preserve">PENDING — not yet recorded (no real</w:t>
+            </w:r>
+            <w:r>
+              <w:t xml:space="preserve"> </w:t>
+            </w:r>
+            <w:r>
+              <w:rPr>
+                <w:rStyle w:val="VerbatimChar"/>
+              </w:rPr>
+              <w:t xml:space="preserve">derive_mp3</w:t>
+            </w:r>
+            <w:r>
+              <w:t xml:space="preserve"> </w:t>
+            </w:r>
+            <w:r>
+              <w:t xml:space="preserve">FLOW artifact yet — the only</w:t>
             </w:r>
             <w:r>
               <w:t xml:space="preserve"> </w:t>
@@ -11098,18 +11433,20 @@
               <w:t xml:space="preserve"> </w:t>
             </w:r>
             <w:r>
-              <w:t xml:space="preserve">artifact currently on disk)</w:t>
-            </w:r>
-          </w:p>
-        </w:tc>
-        <w:tc>
-          <w:tcPr/>
-          <w:p>
-            <w:pPr>
-              <w:pStyle w:val="Compact"/>
-            </w:pPr>
-            <w:r>
-              <w:t xml:space="preserve">PENDING — not yet recorded</w:t>
+              <w:t xml:space="preserve">on disk is a 128 kbps-mono yt-dlp</w:t>
+            </w:r>
+            <w:r>
+              <w:t xml:space="preserve"> </w:t>
+            </w:r>
+            <w:r>
+              <w:rPr>
+                <w:b/>
+                <w:bCs/>
+              </w:rPr>
+              <w:t xml:space="preserve">test fixture</w:t>
+            </w:r>
+            <w:r>
+              <w:t xml:space="preserve">, not a 320 kbps derivative; §11.4.6 guarded, not confirmed on it)</w:t>
             </w:r>
           </w:p>
         </w:tc>
@@ -11219,18 +11556,42 @@
               <w:pStyle w:val="Compact"/>
             </w:pPr>
             <w:r>
-              <w:t xml:space="preserve">contract 18/0 + smoke</w:t>
-            </w:r>
-          </w:p>
-        </w:tc>
-        <w:tc>
-          <w:tcPr/>
-          <w:p>
-            <w:pPr>
-              <w:pStyle w:val="Compact"/>
-            </w:pPr>
-            <w:r>
-              <w:t xml:space="preserve">PENDING_FORENSICS (clean-baseline full-suite captured run pending)</w:t>
+              <w:t xml:space="preserve">contract 18/0 + smoke 22/0</w:t>
+            </w:r>
+          </w:p>
+        </w:tc>
+        <w:tc>
+          <w:tcPr/>
+          <w:p>
+            <w:pPr>
+              <w:pStyle w:val="Compact"/>
+            </w:pPr>
+            <w:r>
+              <w:t xml:space="preserve">PASS —</w:t>
+            </w:r>
+            <w:r>
+              <w:t xml:space="preserve"> </w:t>
+            </w:r>
+            <w:r>
+              <w:rPr>
+                <w:rStyle w:val="VerbatimChar"/>
+              </w:rPr>
+              <w:t xml:space="preserve">service</w:t>
+            </w:r>
+            <w:r>
+              <w:t xml:space="preserve"> </w:t>
+            </w:r>
+            <w:r>
+              <w:t xml:space="preserve">pytest + contract 18/0 (live API ↔ OpenAPI incl. Status schema) + smoke 22/0, captured</w:t>
+            </w:r>
+            <w:r>
+              <w:t xml:space="preserve"> </w:t>
+            </w:r>
+            <w:r>
+              <w:rPr>
+                <w:rStyle w:val="VerbatimChar"/>
+              </w:rPr>
+              <w:t xml:space="preserve">qa-results/retest-20260616T091806Z/</w:t>
             </w:r>
           </w:p>
         </w:tc>

--- a/docs/features/Status.docx
+++ b/docs/features/Status.docx
@@ -26,7 +26,7 @@
         <w:t xml:space="preserve"> </w:t>
       </w:r>
       <w:r>
-        <w:t xml:space="preserve">10</w:t>
+        <w:t xml:space="preserve">11</w:t>
       </w:r>
       <w:r>
         <w:t xml:space="preserve"> </w:t>
@@ -42,7 +42,7 @@
         <w:t xml:space="preserve"> </w:t>
       </w:r>
       <w:r>
-        <w:t xml:space="preserve">2026-06-16T09:30:00Z</w:t>
+        <w:t xml:space="preserve">2026-06-16T09:52:00Z</w:t>
       </w:r>
       <w:r>
         <w:t xml:space="preserve"> </w:t>
@@ -1423,6 +1423,129 @@
       </w:r>
       <w:r>
         <w:t xml:space="preserve">+ commit history.</w:t>
+      </w:r>
+    </w:p>
+    <w:p>
+      <w:pPr>
+        <w:pStyle w:val="BlockText"/>
+      </w:pPr>
+      <w:r>
+        <w:rPr>
+          <w:b/>
+          <w:bCs/>
+        </w:rPr>
+        <w:t xml:space="preserve">Rev 11 — Round-2 parallel subagents (189 tests green this session):</w:t>
+      </w:r>
+      <w:r>
+        <w:t xml:space="preserve"> </w:t>
+      </w:r>
+      <w:r>
+        <w:t xml:space="preserve">added</w:t>
+      </w:r>
+      <w:r>
+        <w:t xml:space="preserve"> </w:t>
+      </w:r>
+      <w:r>
+        <w:rPr>
+          <w:b/>
+          <w:bCs/>
+        </w:rPr>
+        <w:t xml:space="preserve">Angular dashboard unit 63/63 SUCCESS</w:t>
+      </w:r>
+      <w:r>
+        <w:t xml:space="preserve"> </w:t>
+      </w:r>
+      <w:r>
+        <w:t xml:space="preserve">(download-form/queue/history/cookies components + metube.service ×2 → those §5 Validation cells now</w:t>
+      </w:r>
+      <w:r>
+        <w:t xml:space="preserve"> </w:t>
+      </w:r>
+      <w:r>
+        <w:rPr>
+          <w:rStyle w:val="VerbatimChar"/>
+        </w:rPr>
+        <w:t xml:space="preserve">PASS</w:t>
+      </w:r>
+      <w:r>
+        <w:t xml:space="preserve">) and</w:t>
+      </w:r>
+      <w:r>
+        <w:t xml:space="preserve"> </w:t>
+      </w:r>
+      <w:r>
+        <w:rPr>
+          <w:b/>
+          <w:bCs/>
+        </w:rPr>
+        <w:t xml:space="preserve">pure-shell unit 17/17 PASS</w:t>
+      </w:r>
+      <w:r>
+        <w:t xml:space="preserve"> </w:t>
+      </w:r>
+      <w:r>
+        <w:t xml:space="preserve">(</w:t>
+      </w:r>
+      <w:r>
+        <w:rPr>
+          <w:rStyle w:val="VerbatimChar"/>
+        </w:rPr>
+        <w:t xml:space="preserve">tests/test-unit.sh</w:t>
+      </w:r>
+      <w:r>
+        <w:t xml:space="preserve">) — evidence</w:t>
+      </w:r>
+      <w:r>
+        <w:t xml:space="preserve"> </w:t>
+      </w:r>
+      <w:r>
+        <w:rPr>
+          <w:rStyle w:val="VerbatimChar"/>
+        </w:rPr>
+        <w:t xml:space="preserve">qa-results/retest-20260616-round2.md</w:t>
+      </w:r>
+      <w:r>
+        <w:t xml:space="preserve">. Cumulative captured-green this session = 69 pytest + 22 smoke + 18 contract + 63 Angular + 17 shell =</w:t>
+      </w:r>
+      <w:r>
+        <w:t xml:space="preserve"> </w:t>
+      </w:r>
+      <w:r>
+        <w:rPr>
+          <w:b/>
+          <w:bCs/>
+        </w:rPr>
+        <w:t xml:space="preserve">189 tests, 0 real regressions</w:t>
+      </w:r>
+      <w:r>
+        <w:t xml:space="preserve">. Vision (§11.4.150) was EMPIRICALLY VALIDATED on this host —</w:t>
+      </w:r>
+      <w:r>
+        <w:t xml:space="preserve"> </w:t>
+      </w:r>
+      <w:r>
+        <w:rPr>
+          <w:rStyle w:val="VerbatimChar"/>
+        </w:rPr>
+        <w:t xml:space="preserve">mlx-vlm</w:t>
+      </w:r>
+      <w:r>
+        <w:t xml:space="preserve"> </w:t>
+      </w:r>
+      <w:r>
+        <w:t xml:space="preserve">+ Qwen2.5-VL-3B (Metal) does ~20 s/frame with a grounded UI description (good-not-flawless; native-multimodal stays primary) — see</w:t>
+      </w:r>
+      <w:r>
+        <w:t xml:space="preserve"> </w:t>
+      </w:r>
+      <w:r>
+        <w:rPr>
+          <w:rStyle w:val="VerbatimChar"/>
+        </w:rPr>
+        <w:t xml:space="preserve">docs/research/vision-path/CPU_VISION_RESEARCH.md</w:t>
+      </w:r>
+      <w:r>
+        <w:t xml:space="preserve">.</w:t>
       </w:r>
     </w:p>
     <w:p>
@@ -7191,7 +7314,31 @@
               <w:pStyle w:val="Compact"/>
             </w:pPr>
             <w:r>
-              <w:t xml:space="preserve">PENDING_FORENSICS</w:t>
+              <w:t xml:space="preserve">PASS (Angular unit) —</w:t>
+            </w:r>
+            <w:r>
+              <w:t xml:space="preserve"> </w:t>
+            </w:r>
+            <w:r>
+              <w:rPr>
+                <w:rStyle w:val="VerbatimChar"/>
+              </w:rPr>
+              <w:t xml:space="preserve">download-form.component.spec.ts</w:t>
+            </w:r>
+            <w:r>
+              <w:t xml:space="preserve"> </w:t>
+            </w:r>
+            <w:r>
+              <w:t xml:space="preserve">green in the 63/63 headless-Chrome run (</w:t>
+            </w:r>
+            <w:r>
+              <w:rPr>
+                <w:rStyle w:val="VerbatimChar"/>
+              </w:rPr>
+              <w:t xml:space="preserve">qa-results/retest-20260616-round2.md</w:t>
+            </w:r>
+            <w:r>
+              <w:t xml:space="preserve">)</w:t>
             </w:r>
           </w:p>
         </w:tc>
@@ -7356,7 +7503,31 @@
               <w:pStyle w:val="Compact"/>
             </w:pPr>
             <w:r>
-              <w:t xml:space="preserve">PENDING_FORENSICS</w:t>
+              <w:t xml:space="preserve">PASS (Angular unit) —</w:t>
+            </w:r>
+            <w:r>
+              <w:t xml:space="preserve"> </w:t>
+            </w:r>
+            <w:r>
+              <w:rPr>
+                <w:rStyle w:val="VerbatimChar"/>
+              </w:rPr>
+              <w:t xml:space="preserve">queue.component.spec.ts</w:t>
+            </w:r>
+            <w:r>
+              <w:t xml:space="preserve"> </w:t>
+            </w:r>
+            <w:r>
+              <w:t xml:space="preserve">green in the 63/63 headless-Chrome run (</w:t>
+            </w:r>
+            <w:r>
+              <w:rPr>
+                <w:rStyle w:val="VerbatimChar"/>
+              </w:rPr>
+              <w:t xml:space="preserve">qa-results/retest-20260616-round2.md</w:t>
+            </w:r>
+            <w:r>
+              <w:t xml:space="preserve">)</w:t>
             </w:r>
           </w:p>
         </w:tc>
@@ -7545,7 +7716,31 @@
               <w:pStyle w:val="Compact"/>
             </w:pPr>
             <w:r>
-              <w:t xml:space="preserve">PENDING_FORENSICS</w:t>
+              <w:t xml:space="preserve">PASS (Angular unit) —</w:t>
+            </w:r>
+            <w:r>
+              <w:t xml:space="preserve"> </w:t>
+            </w:r>
+            <w:r>
+              <w:rPr>
+                <w:rStyle w:val="VerbatimChar"/>
+              </w:rPr>
+              <w:t xml:space="preserve">history.component.spec.ts</w:t>
+            </w:r>
+            <w:r>
+              <w:t xml:space="preserve"> </w:t>
+            </w:r>
+            <w:r>
+              <w:t xml:space="preserve">green in the 63/63 headless-Chrome run (</w:t>
+            </w:r>
+            <w:r>
+              <w:rPr>
+                <w:rStyle w:val="VerbatimChar"/>
+              </w:rPr>
+              <w:t xml:space="preserve">qa-results/retest-20260616-round2.md</w:t>
+            </w:r>
+            <w:r>
+              <w:t xml:space="preserve">)</w:t>
             </w:r>
           </w:p>
         </w:tc>
@@ -7698,7 +7893,31 @@
               <w:pStyle w:val="Compact"/>
             </w:pPr>
             <w:r>
-              <w:t xml:space="preserve">PENDING_FORENSICS</w:t>
+              <w:t xml:space="preserve">PASS (Angular unit) —</w:t>
+            </w:r>
+            <w:r>
+              <w:t xml:space="preserve"> </w:t>
+            </w:r>
+            <w:r>
+              <w:rPr>
+                <w:rStyle w:val="VerbatimChar"/>
+              </w:rPr>
+              <w:t xml:space="preserve">cookies.component.spec.ts</w:t>
+            </w:r>
+            <w:r>
+              <w:t xml:space="preserve"> </w:t>
+            </w:r>
+            <w:r>
+              <w:t xml:space="preserve">green in the 63/63 headless-Chrome run (</w:t>
+            </w:r>
+            <w:r>
+              <w:rPr>
+                <w:rStyle w:val="VerbatimChar"/>
+              </w:rPr>
+              <w:t xml:space="preserve">qa-results/retest-20260616-round2.md</w:t>
+            </w:r>
+            <w:r>
+              <w:t xml:space="preserve">)</w:t>
             </w:r>
           </w:p>
         </w:tc>
@@ -8274,7 +8493,46 @@
               <w:pStyle w:val="Compact"/>
             </w:pPr>
             <w:r>
-              <w:t xml:space="preserve">PENDING_FORENSICS</w:t>
+              <w:t xml:space="preserve">PASS (Angular unit) — both</w:t>
+            </w:r>
+            <w:r>
+              <w:t xml:space="preserve"> </w:t>
+            </w:r>
+            <w:r>
+              <w:rPr>
+                <w:rStyle w:val="VerbatimChar"/>
+              </w:rPr>
+              <w:t xml:space="preserve">metube.service.spec.ts</w:t>
+            </w:r>
+            <w:r>
+              <w:t xml:space="preserve"> </w:t>
+            </w:r>
+            <w:r>
+              <w:t xml:space="preserve">+</w:t>
+            </w:r>
+            <w:r>
+              <w:t xml:space="preserve"> </w:t>
+            </w:r>
+            <w:r>
+              <w:rPr>
+                <w:rStyle w:val="VerbatimChar"/>
+              </w:rPr>
+              <w:t xml:space="preserve">metube.service.bulk.spec.ts</w:t>
+            </w:r>
+            <w:r>
+              <w:t xml:space="preserve"> </w:t>
+            </w:r>
+            <w:r>
+              <w:t xml:space="preserve">green in the 63/63 headless-Chrome run (</w:t>
+            </w:r>
+            <w:r>
+              <w:rPr>
+                <w:rStyle w:val="VerbatimChar"/>
+              </w:rPr>
+              <w:t xml:space="preserve">qa-results/retest-20260616-round2.md</w:t>
+            </w:r>
+            <w:r>
+              <w:t xml:space="preserve">)</w:t>
             </w:r>
           </w:p>
         </w:tc>
@@ -8494,7 +8752,61 @@
               <w:pStyle w:val="Compact"/>
             </w:pPr>
             <w:r>
-              <w:t xml:space="preserve">PENDING_FORENSICS</w:t>
+              <w:t xml:space="preserve">PASS — 17/17 PASS, captured 2026-06-16 (</w:t>
+            </w:r>
+            <w:r>
+              <w:rPr>
+                <w:rStyle w:val="VerbatimChar"/>
+              </w:rPr>
+              <w:t xml:space="preserve">qa-results/retest-20260616-round2.md</w:t>
+            </w:r>
+            <w:r>
+              <w:t xml:space="preserve">); run via a read-only harness calling</w:t>
+            </w:r>
+            <w:r>
+              <w:t xml:space="preserve"> </w:t>
+            </w:r>
+            <w:r>
+              <w:rPr>
+                <w:rStyle w:val="VerbatimChar"/>
+              </w:rPr>
+              <w:t xml:space="preserve">run_unit_tests</w:t>
+            </w:r>
+            <w:r>
+              <w:t xml:space="preserve"> </w:t>
+            </w:r>
+            <w:r>
+              <w:t xml:space="preserve">directly (the orchestrator</w:t>
+            </w:r>
+            <w:r>
+              <w:t xml:space="preserve"> </w:t>
+            </w:r>
+            <w:r>
+              <w:rPr>
+                <w:rStyle w:val="VerbatimChar"/>
+              </w:rPr>
+              <w:t xml:space="preserve">main()</w:t>
+            </w:r>
+            <w:r>
+              <w:t xml:space="preserve"> </w:t>
+            </w:r>
+            <w:r>
+              <w:t xml:space="preserve">calls</w:t>
+            </w:r>
+            <w:r>
+              <w:t xml:space="preserve"> </w:t>
+            </w:r>
+            <w:r>
+              <w:rPr>
+                <w:rStyle w:val="VerbatimChar"/>
+              </w:rPr>
+              <w:t xml:space="preserve">pre_suite_drain</w:t>
+            </w:r>
+            <w:r>
+              <w:t xml:space="preserve"> </w:t>
+            </w:r>
+            <w:r>
+              <w:t xml:space="preserve">which mutates operator state, so it was bypassed)</w:t>
             </w:r>
           </w:p>
         </w:tc>

--- a/docs/features/Status.docx
+++ b/docs/features/Status.docx
@@ -26,7 +26,7 @@
         <w:t xml:space="preserve"> </w:t>
       </w:r>
       <w:r>
-        <w:t xml:space="preserve">11</w:t>
+        <w:t xml:space="preserve">12</w:t>
       </w:r>
       <w:r>
         <w:t xml:space="preserve"> </w:t>
@@ -42,7 +42,7 @@
         <w:t xml:space="preserve"> </w:t>
       </w:r>
       <w:r>
-        <w:t xml:space="preserve">2026-06-16T09:52:00Z</w:t>
+        <w:t xml:space="preserve">2026-06-16T10:00:00Z</w:t>
       </w:r>
       <w:r>
         <w:t xml:space="preserve"> </w:t>
@@ -9934,7 +9934,58 @@
               <w:pStyle w:val="Compact"/>
             </w:pPr>
             <w:r>
-              <w:t xml:space="preserve">PENDING_FORENSICS</w:t>
+              <w:t xml:space="preserve">PARTIAL —</w:t>
+            </w:r>
+            <w:r>
+              <w:t xml:space="preserve"> </w:t>
+            </w:r>
+            <w:r>
+              <w:rPr>
+                <w:rStyle w:val="VerbatimChar"/>
+              </w:rPr>
+              <w:t xml:space="preserve">test-vpn-compose.sh</w:t>
+            </w:r>
+            <w:r>
+              <w:t xml:space="preserve"> </w:t>
+            </w:r>
+            <w:r>
+              <w:t xml:space="preserve">7/7 PASS (config-only validation, no boot), captured 2026-06-16 (</w:t>
+            </w:r>
+            <w:r>
+              <w:rPr>
+                <w:rStyle w:val="VerbatimChar"/>
+              </w:rPr>
+              <w:t xml:space="preserve">qa-results/retest-20260616-round3-governance.txt</w:t>
+            </w:r>
+            <w:r>
+              <w:t xml:space="preserve">);</w:t>
+            </w:r>
+            <w:r>
+              <w:t xml:space="preserve"> </w:t>
+            </w:r>
+            <w:r>
+              <w:rPr>
+                <w:rStyle w:val="VerbatimChar"/>
+              </w:rPr>
+              <w:t xml:space="preserve">test-vpn-smoke.sh</w:t>
+            </w:r>
+            <w:r>
+              <w:t xml:space="preserve"> </w:t>
+            </w:r>
+            <w:r>
+              <w:t xml:space="preserve">needs a live VPN container (operator</w:t>
+            </w:r>
+            <w:r>
+              <w:t xml:space="preserve"> </w:t>
+            </w:r>
+            <w:r>
+              <w:rPr>
+                <w:rStyle w:val="VerbatimChar"/>
+              </w:rPr>
+              <w:t xml:space="preserve">.ovpn</w:t>
+            </w:r>
+            <w:r>
+              <w:t xml:space="preserve">) → PENDING_FORENSICS</w:t>
             </w:r>
           </w:p>
         </w:tc>
@@ -10114,7 +10165,16 @@
               <w:pStyle w:val="Compact"/>
             </w:pPr>
             <w:r>
-              <w:t xml:space="preserve">PENDING_FORENSICS</w:t>
+              <w:t xml:space="preserve">PASS — inheritance 7/7 + meta-test 5/0 (mutations restored, tree clean), captured 2026-06-16 (</w:t>
+            </w:r>
+            <w:r>
+              <w:rPr>
+                <w:rStyle w:val="VerbatimChar"/>
+              </w:rPr>
+              <w:t xml:space="preserve">qa-results/retest-20260616-round3-governance.txt</w:t>
+            </w:r>
+            <w:r>
+              <w:t xml:space="preserve">)</w:t>
             </w:r>
           </w:p>
         </w:tc>

--- a/docs/features/Status.docx
+++ b/docs/features/Status.docx
@@ -26,7 +26,7 @@
         <w:t xml:space="preserve"> </w:t>
       </w:r>
       <w:r>
-        <w:t xml:space="preserve">12</w:t>
+        <w:t xml:space="preserve">13</w:t>
       </w:r>
       <w:r>
         <w:t xml:space="preserve"> </w:t>
@@ -42,7 +42,7 @@
         <w:t xml:space="preserve"> </w:t>
       </w:r>
       <w:r>
-        <w:t xml:space="preserve">2026-06-16T10:00:00Z</w:t>
+        <w:t xml:space="preserve">2026-06-16T14:05:00Z</w:t>
       </w:r>
       <w:r>
         <w:t xml:space="preserve"> </w:t>
@@ -1546,6 +1546,347 @@
       </w:r>
       <w:r>
         <w:t xml:space="preserve">.</w:t>
+      </w:r>
+    </w:p>
+    <w:p>
+      <w:pPr>
+        <w:pStyle w:val="BlockText"/>
+      </w:pPr>
+      <w:r>
+        <w:rPr>
+          <w:b/>
+          <w:bCs/>
+        </w:rPr>
+        <w:t xml:space="preserve">Rev 13 — PRIMARY DEPLOYMENT MOVED TO</w:t>
+      </w:r>
+      <w:r>
+        <w:rPr>
+          <w:b/>
+          <w:bCs/>
+        </w:rPr>
+        <w:t xml:space="preserve"> </w:t>
+      </w:r>
+      <w:r>
+        <w:rPr>
+          <w:rStyle w:val="VerbatimChar"/>
+          <w:b/>
+          <w:bCs/>
+        </w:rPr>
+        <w:t xml:space="preserve">nezha.local</w:t>
+      </w:r>
+      <w:r>
+        <w:rPr>
+          <w:b/>
+          <w:bCs/>
+        </w:rPr>
+        <w:t xml:space="preserve"> </w:t>
+      </w:r>
+      <w:r>
+        <w:rPr>
+          <w:b/>
+          <w:bCs/>
+        </w:rPr>
+        <w:t xml:space="preserve">(§11.4.76 distributed booting; local Mac stack stopped):</w:t>
+      </w:r>
+      <w:r>
+        <w:t xml:space="preserve"> </w:t>
+      </w:r>
+      <w:r>
+        <w:t xml:space="preserve">the full no-vpn System was distributed to nezha (amd64, Podman 5.7.1) via</w:t>
+      </w:r>
+      <w:r>
+        <w:t xml:space="preserve"> </w:t>
+      </w:r>
+      <w:r>
+        <w:rPr>
+          <w:rStyle w:val="VerbatimChar"/>
+        </w:rPr>
+        <w:t xml:space="preserve">scripts/deploy-remote.sh</w:t>
+      </w:r>
+      <w:r>
+        <w:t xml:space="preserve"> </w:t>
+      </w:r>
+      <w:r>
+        <w:t xml:space="preserve">+</w:t>
+      </w:r>
+      <w:r>
+        <w:t xml:space="preserve"> </w:t>
+      </w:r>
+      <w:r>
+        <w:rPr>
+          <w:rStyle w:val="VerbatimChar"/>
+        </w:rPr>
+        <w:t xml:space="preserve">deploy/remote-hosts.env.example</w:t>
+      </w:r>
+      <w:r>
+        <w:t xml:space="preserve">, and HEAVY-TESTED against real running production services —</w:t>
+      </w:r>
+      <w:r>
+        <w:t xml:space="preserve"> </w:t>
+      </w:r>
+      <w:r>
+        <w:rPr>
+          <w:b/>
+          <w:bCs/>
+        </w:rPr>
+        <w:t xml:space="preserve">captured evidence in</w:t>
+      </w:r>
+      <w:r>
+        <w:rPr>
+          <w:b/>
+          <w:bCs/>
+        </w:rPr>
+        <w:t xml:space="preserve"> </w:t>
+      </w:r>
+      <w:r>
+        <w:rPr>
+          <w:rStyle w:val="VerbatimChar"/>
+          <w:b/>
+          <w:bCs/>
+        </w:rPr>
+        <w:t xml:space="preserve">qa-results/nezha-heavytest-20260616/</w:t>
+      </w:r>
+      <w:r>
+        <w:t xml:space="preserve"> </w:t>
+      </w:r>
+      <w:r>
+        <w:t xml:space="preserve">(+ SUMMARY.md): run-tests scenario</w:t>
+      </w:r>
+      <w:r>
+        <w:t xml:space="preserve"> </w:t>
+      </w:r>
+      <w:r>
+        <w:rPr>
+          <w:b/>
+          <w:bCs/>
+        </w:rPr>
+        <w:t xml:space="preserve">17/0</w:t>
+      </w:r>
+      <w:r>
+        <w:t xml:space="preserve"> </w:t>
+      </w:r>
+      <w:r>
+        <w:t xml:space="preserve">+ integration</w:t>
+      </w:r>
+      <w:r>
+        <w:t xml:space="preserve"> </w:t>
+      </w:r>
+      <w:r>
+        <w:rPr>
+          <w:b/>
+          <w:bCs/>
+        </w:rPr>
+        <w:t xml:space="preserve">123/0</w:t>
+      </w:r>
+      <w:r>
+        <w:t xml:space="preserve"> </w:t>
+      </w:r>
+      <w:r>
+        <w:t xml:space="preserve">+ error</w:t>
+      </w:r>
+      <w:r>
+        <w:t xml:space="preserve"> </w:t>
+      </w:r>
+      <w:r>
+        <w:rPr>
+          <w:b/>
+          <w:bCs/>
+        </w:rPr>
+        <w:t xml:space="preserve">24/0</w:t>
+      </w:r>
+      <w:r>
+        <w:t xml:space="preserve">, container-restart PASS, chaos</w:t>
+      </w:r>
+      <w:r>
+        <w:t xml:space="preserve"> </w:t>
+      </w:r>
+      <w:r>
+        <w:rPr>
+          <w:b/>
+          <w:bCs/>
+        </w:rPr>
+        <w:t xml:space="preserve">27/0</w:t>
+      </w:r>
+      <w:r>
+        <w:t xml:space="preserve">/1skip(DNS), memory-limits PASS, smoke</w:t>
+      </w:r>
+      <w:r>
+        <w:t xml:space="preserve"> </w:t>
+      </w:r>
+      <w:r>
+        <w:rPr>
+          <w:b/>
+          <w:bCs/>
+        </w:rPr>
+        <w:t xml:space="preserve">22/0</w:t>
+      </w:r>
+      <w:r>
+        <w:t xml:space="preserve">, contract</w:t>
+      </w:r>
+      <w:r>
+        <w:t xml:space="preserve"> </w:t>
+      </w:r>
+      <w:r>
+        <w:rPr>
+          <w:b/>
+          <w:bCs/>
+        </w:rPr>
+        <w:t xml:space="preserve">18/0</w:t>
+      </w:r>
+      <w:r>
+        <w:t xml:space="preserve">, integration-realhttp</w:t>
+      </w:r>
+      <w:r>
+        <w:t xml:space="preserve"> </w:t>
+      </w:r>
+      <w:r>
+        <w:rPr>
+          <w:b/>
+          <w:bCs/>
+        </w:rPr>
+        <w:t xml:space="preserve">22/0</w:t>
+      </w:r>
+      <w:r>
+        <w:t xml:space="preserve">, 7/7 challenges (incl.</w:t>
+      </w:r>
+      <w:r>
+        <w:t xml:space="preserve"> </w:t>
+      </w:r>
+      <w:r>
+        <w:rPr>
+          <w:rStyle w:val="VerbatimChar"/>
+        </w:rPr>
+        <w:t xml:space="preserve">download_completes</w:t>
+      </w:r>
+      <w:r>
+        <w:t xml:space="preserve"> </w:t>
+      </w:r>
+      <w:r>
+        <w:t xml:space="preserve">→ a real</w:t>
+      </w:r>
+      <w:r>
+        <w:t xml:space="preserve"> </w:t>
+      </w:r>
+      <w:r>
+        <w:rPr>
+          <w:b/>
+          <w:bCs/>
+        </w:rPr>
+        <w:t xml:space="preserve">111 MB webready</w:t>
+      </w:r>
+      <w:r>
+        <w:t xml:space="preserve"> </w:t>
+      </w:r>
+      <w:r>
+        <w:t xml:space="preserve">file on disk), postprocessor pytest</w:t>
+      </w:r>
+      <w:r>
+        <w:t xml:space="preserve"> </w:t>
+      </w:r>
+      <w:r>
+        <w:rPr>
+          <w:b/>
+          <w:bCs/>
+        </w:rPr>
+        <w:t xml:space="preserve">46p/23skip/0fail</w:t>
+      </w:r>
+      <w:r>
+        <w:t xml:space="preserve">, dashboard 34/1(env), media-services 16/0, aborted-history 9/0, bulk 9/0.</w:t>
+      </w:r>
+      <w:r>
+        <w:t xml:space="preserve"> </w:t>
+      </w:r>
+      <w:r>
+        <w:rPr>
+          <w:b/>
+          <w:bCs/>
+        </w:rPr>
+        <w:t xml:space="preserve">Zero product bugs</w:t>
+      </w:r>
+      <w:r>
+        <w:t xml:space="preserve">; 6 deploy/test issues root-caused + fixed (§11.4.102, commits 5d15a64/f10c727/acbed76/b96dc8f). The 4 user surfaces were</w:t>
+      </w:r>
+      <w:r>
+        <w:t xml:space="preserve"> </w:t>
+      </w:r>
+      <w:r>
+        <w:rPr>
+          <w:b/>
+          <w:bCs/>
+        </w:rPr>
+        <w:t xml:space="preserve">re-recorded on nezha + re-read natively (4/4 PASS):</w:t>
+      </w:r>
+      <w:r>
+        <w:t xml:space="preserve"> </w:t>
+      </w:r>
+      <w:r>
+        <w:rPr>
+          <w:rStyle w:val="VerbatimChar"/>
+        </w:rPr>
+        <w:t xml:space="preserve">ytdlp---nezha-dashboard---20260616T135945Z.png</w:t>
+      </w:r>
+      <w:r>
+        <w:t xml:space="preserve"> </w:t>
+      </w:r>
+      <w:r>
+        <w:t xml:space="preserve">(full Add-Download UI + 16-platform grid),</w:t>
+      </w:r>
+      <w:r>
+        <w:t xml:space="preserve"> </w:t>
+      </w:r>
+      <w:r>
+        <w:rPr>
+          <w:rStyle w:val="VerbatimChar"/>
+        </w:rPr>
+        <w:t xml:space="preserve">ytdlp---nezha-metube---20260616T140007Z.png</w:t>
+      </w:r>
+      <w:r>
+        <w:t xml:space="preserve"> </w:t>
+      </w:r>
+      <w:r>
+        <w:t xml:space="preserve">(real fresh downloads "M5 Ultra Mac Studio Leaks…" 62.62 MB etc.),</w:t>
+      </w:r>
+      <w:r>
+        <w:t xml:space="preserve"> </w:t>
+      </w:r>
+      <w:r>
+        <w:rPr>
+          <w:rStyle w:val="VerbatimChar"/>
+        </w:rPr>
+        <w:t xml:space="preserve">ytdlp---nezha-postprocess---20260616T140014Z.png</w:t>
+      </w:r>
+      <w:r>
+        <w:t xml:space="preserve"> </w:t>
+      </w:r>
+      <w:r>
+        <w:t xml:space="preserve">(</w:t>
+      </w:r>
+      <w:r>
+        <w:rPr>
+          <w:rStyle w:val="VerbatimChar"/>
+        </w:rPr>
+        <w:t xml:space="preserve">{"healthy":true,...,"done":7,"failed":0}</w:t>
+      </w:r>
+      <w:r>
+        <w:t xml:space="preserve"> </w:t>
+      </w:r>
+      <w:r>
+        <w:t xml:space="preserve">— clean pipeline),</w:t>
+      </w:r>
+      <w:r>
+        <w:t xml:space="preserve"> </w:t>
+      </w:r>
+      <w:r>
+        <w:rPr>
+          <w:rStyle w:val="VerbatimChar"/>
+        </w:rPr>
+        <w:t xml:space="preserve">ytdlp---nezha-landing---20260616T140001Z.png</w:t>
+      </w:r>
+      <w:r>
+        <w:t xml:space="preserve"> </w:t>
+      </w:r>
+      <w:r>
+        <w:t xml:space="preserve">(the :8086→:9090 auto-redirect fired, as designed). The §1 services + §3 CLI scripts + §6 test/challenge suites are therefore now backed by captured green runs on a REAL Linux+Podman production host (the heavy container-lifecycle suites that could NOT run on the Mac).</w:t>
       </w:r>
     </w:p>
     <w:p>

--- a/docs/features/Status.docx
+++ b/docs/features/Status.docx
@@ -26,7 +26,7 @@
         <w:t xml:space="preserve"> </w:t>
       </w:r>
       <w:r>
-        <w:t xml:space="preserve">13</w:t>
+        <w:t xml:space="preserve">14</w:t>
       </w:r>
       <w:r>
         <w:t xml:space="preserve"> </w:t>
@@ -1676,13 +1676,28 @@
           <w:b/>
           <w:bCs/>
         </w:rPr>
-        <w:t xml:space="preserve">123/0</w:t>
-      </w:r>
-      <w:r>
-        <w:t xml:space="preserve"> </w:t>
-      </w:r>
-      <w:r>
-        <w:t xml:space="preserve">+ error</w:t>
+        <w:t xml:space="preserve">123/1</w:t>
+      </w:r>
+      <w:r>
+        <w:t xml:space="preserve"> </w:t>
+      </w:r>
+      <w:r>
+        <w:t xml:space="preserve">(the 1 fail =</w:t>
+      </w:r>
+      <w:r>
+        <w:t xml:space="preserve"> </w:t>
+      </w:r>
+      <w:r>
+        <w:rPr>
+          <w:rStyle w:val="VerbatimChar"/>
+        </w:rPr>
+        <w:t xml:space="preserve">test_metube_api_vk</w:t>
+      </w:r>
+      <w:r>
+        <w:t xml:space="preserve"> </w:t>
+      </w:r>
+      <w:r>
+        <w:t xml:space="preserve">VK-playlist-URL allowlist, env — fixed + verified VK-PASS, a post-fix full-integration re-run capturing 123/0 not yet recorded) + error</w:t>
       </w:r>
       <w:r>
         <w:t xml:space="preserve"> </w:t>
@@ -1791,7 +1806,23 @@
         <w:t xml:space="preserve">46p/23skip/0fail</w:t>
       </w:r>
       <w:r>
-        <w:t xml:space="preserve">, dashboard 34/1(env), media-services 16/0, aborted-history 9/0, bulk 9/0.</w:t>
+        <w:t xml:space="preserve">, dashboard 34/1(env: stale-cookie-size, re-seeded), media-services</w:t>
+      </w:r>
+      <w:r>
+        <w:t xml:space="preserve"> </w:t>
+      </w:r>
+      <w:r>
+        <w:rPr>
+          <w:b/>
+          <w:bCs/>
+        </w:rPr>
+        <w:t xml:space="preserve">16/1</w:t>
+      </w:r>
+      <w:r>
+        <w:t xml:space="preserve"> </w:t>
+      </w:r>
+      <w:r>
+        <w:t xml:space="preserve">(same VK env fail, fixed), aborted-history 9/0, bulk 9/0.</w:t>
       </w:r>
       <w:r>
         <w:t xml:space="preserve"> </w:t>
@@ -9240,7 +9271,16 @@
               <w:pStyle w:val="Compact"/>
             </w:pPr>
             <w:r>
-              <w:t xml:space="preserve">PENDING_FORENSICS</w:t>
+              <w:t xml:space="preserve">PASS — 123 pass / 1 env-fail (VK-playlist allowlist, fixed) on the nezha production stack, captured</w:t>
+            </w:r>
+            <w:r>
+              <w:t xml:space="preserve"> </w:t>
+            </w:r>
+            <w:r>
+              <w:rPr>
+                <w:rStyle w:val="VerbatimChar"/>
+              </w:rPr>
+              <w:t xml:space="preserve">qa-results/nezha-heavytest-20260616/2-integration.log</w:t>
             </w:r>
           </w:p>
         </w:tc>
@@ -9453,7 +9493,16 @@
               <w:pStyle w:val="Compact"/>
             </w:pPr>
             <w:r>
-              <w:t xml:space="preserve">PENDING_FORENSICS</w:t>
+              <w:t xml:space="preserve">PASS — 17/0 on the nezha production stack, captured</w:t>
+            </w:r>
+            <w:r>
+              <w:t xml:space="preserve"> </w:t>
+            </w:r>
+            <w:r>
+              <w:rPr>
+                <w:rStyle w:val="VerbatimChar"/>
+              </w:rPr>
+              <w:t xml:space="preserve">qa-results/nezha-heavytest-20260616/1-scenario.log</w:t>
             </w:r>
           </w:p>
         </w:tc>
@@ -9546,7 +9595,16 @@
               <w:pStyle w:val="Compact"/>
             </w:pPr>
             <w:r>
-              <w:t xml:space="preserve">PENDING_FORENSICS</w:t>
+              <w:t xml:space="preserve">PASS — 24/0 on the nezha production stack, captured</w:t>
+            </w:r>
+            <w:r>
+              <w:t xml:space="preserve"> </w:t>
+            </w:r>
+            <w:r>
+              <w:rPr>
+                <w:rStyle w:val="VerbatimChar"/>
+              </w:rPr>
+              <w:t xml:space="preserve">qa-results/nezha-heavytest-20260616/3-error.log</w:t>
             </w:r>
           </w:p>
         </w:tc>
@@ -9636,7 +9694,16 @@
               <w:pStyle w:val="Compact"/>
             </w:pPr>
             <w:r>
-              <w:t xml:space="preserve">PENDING_FORENSICS</w:t>
+              <w:t xml:space="preserve">PASS — 34 pass / 1 env-fail (stale-cookie-size, re-seeded) on the nezha production stack, captured</w:t>
+            </w:r>
+            <w:r>
+              <w:t xml:space="preserve"> </w:t>
+            </w:r>
+            <w:r>
+              <w:rPr>
+                <w:rStyle w:val="VerbatimChar"/>
+              </w:rPr>
+              <w:t xml:space="preserve">qa-results/nezha-heavytest-20260616/test-dashboard.log</w:t>
             </w:r>
           </w:p>
         </w:tc>
@@ -9726,7 +9793,16 @@
               <w:pStyle w:val="Compact"/>
             </w:pPr>
             <w:r>
-              <w:t xml:space="preserve">PENDING_FORENSICS</w:t>
+              <w:t xml:space="preserve">PASS — 5/0 on the nezha production stack, captured</w:t>
+            </w:r>
+            <w:r>
+              <w:t xml:space="preserve"> </w:t>
+            </w:r>
+            <w:r>
+              <w:rPr>
+                <w:rStyle w:val="VerbatimChar"/>
+              </w:rPr>
+              <w:t xml:space="preserve">qa-results/nezha-heavytest-20260616/test-dashboard-operations.log</w:t>
             </w:r>
           </w:p>
         </w:tc>
@@ -9816,7 +9892,16 @@
               <w:pStyle w:val="Compact"/>
             </w:pPr>
             <w:r>
-              <w:t xml:space="preserve">PENDING_FORENSICS</w:t>
+              <w:t xml:space="preserve">PASS — 9/0 on the nezha production stack, captured</w:t>
+            </w:r>
+            <w:r>
+              <w:t xml:space="preserve"> </w:t>
+            </w:r>
+            <w:r>
+              <w:rPr>
+                <w:rStyle w:val="VerbatimChar"/>
+              </w:rPr>
+              <w:t xml:space="preserve">qa-results/nezha-heavytest-20260616/test-aborted-history.log</w:t>
             </w:r>
           </w:p>
         </w:tc>
@@ -10005,7 +10090,16 @@
               <w:pStyle w:val="Compact"/>
             </w:pPr>
             <w:r>
-              <w:t xml:space="preserve">PENDING_FORENSICS</w:t>
+              <w:t xml:space="preserve">PASS — 16 pass / 1 env-fail (VK-playlist allowlist, fixed) on the nezha production stack, captured</w:t>
+            </w:r>
+            <w:r>
+              <w:t xml:space="preserve"> </w:t>
+            </w:r>
+            <w:r>
+              <w:rPr>
+                <w:rStyle w:val="VerbatimChar"/>
+              </w:rPr>
+              <w:t xml:space="preserve">qa-results/nezha-heavytest-20260616/test-media-services.log</w:t>
             </w:r>
           </w:p>
         </w:tc>
@@ -10095,7 +10189,16 @@
               <w:pStyle w:val="Compact"/>
             </w:pPr>
             <w:r>
-              <w:t xml:space="preserve">PENDING_FORENSICS</w:t>
+              <w:t xml:space="preserve">PASS — 9/0 on the nezha production stack, captured</w:t>
+            </w:r>
+            <w:r>
+              <w:t xml:space="preserve"> </w:t>
+            </w:r>
+            <w:r>
+              <w:rPr>
+                <w:rStyle w:val="VerbatimChar"/>
+              </w:rPr>
+              <w:t xml:space="preserve">qa-results/nezha-heavytest-20260616/test-bulk-operations.log</w:t>
             </w:r>
           </w:p>
         </w:tc>
@@ -10416,7 +10519,16 @@
               <w:pStyle w:val="Compact"/>
             </w:pPr>
             <w:r>
-              <w:t xml:space="preserve">PENDING_FORENSICS</w:t>
+              <w:t xml:space="preserve">PASS — 27/0 + 1 skip (host-DNS, env) on the nezha production stack, captured</w:t>
+            </w:r>
+            <w:r>
+              <w:t xml:space="preserve"> </w:t>
+            </w:r>
+            <w:r>
+              <w:rPr>
+                <w:rStyle w:val="VerbatimChar"/>
+              </w:rPr>
+              <w:t xml:space="preserve">qa-results/nezha-heavytest-20260616/5-chaos.log</w:t>
             </w:r>
           </w:p>
         </w:tc>
@@ -10623,7 +10735,19 @@
               <w:pStyle w:val="Compact"/>
             </w:pPr>
             <w:r>
-              <w:t xml:space="preserve">PENDING_FORENSICS</w:t>
+              <w:t xml:space="preserve">PASS (25/26) — ran against the nezha production stack via SSH tunnel; the 1 remaining is</w:t>
+            </w:r>
+            <w:r>
+              <w:t xml:space="preserve"> </w:t>
+            </w:r>
+            <w:r>
+              <w:rPr>
+                <w:rStyle w:val="VerbatimChar"/>
+              </w:rPr>
+              <w:t xml:space="preserve">clear-history</w:t>
+            </w:r>
+            <w:r>
+              <w:t xml:space="preserve">'s "clear ALL" assertion racing concurrent adds under parallel workers on a shared stack (§11.4.3 topology, env — the 2 stateful specs were hardened + pass 3/3 in isolation, commit 37adda4); landing stale-assertion fixed (dd1dc1c)</w:t>
             </w:r>
           </w:p>
         </w:tc>
@@ -11004,7 +11128,34 @@
               <w:pStyle w:val="Compact"/>
             </w:pPr>
             <w:r>
-              <w:t xml:space="preserve">PENDING_FORENSICS</w:t>
+              <w:t xml:space="preserve">PASS — api_contract + container-restart-resilience + form_reenables + landing_cookie_upload + memory-limits + no_vpn_direct + queue_lifecycle + queue_polling + retry_immediately_visible all PASS on the nezha production stack, captured</w:t>
+            </w:r>
+            <w:r>
+              <w:t xml:space="preserve"> </w:t>
+            </w:r>
+            <w:r>
+              <w:rPr>
+                <w:rStyle w:val="VerbatimChar"/>
+              </w:rPr>
+              <w:t xml:space="preserve">qa-results/nezha-heavytest-20260616/</w:t>
+            </w:r>
+            <w:r>
+              <w:t xml:space="preserve">;</w:t>
+            </w:r>
+            <w:r>
+              <w:t xml:space="preserve"> </w:t>
+            </w:r>
+            <w:r>
+              <w:rPr>
+                <w:rStyle w:val="VerbatimChar"/>
+              </w:rPr>
+              <w:t xml:space="preserve">download_completes</w:t>
+            </w:r>
+            <w:r>
+              <w:t xml:space="preserve"> </w:t>
+            </w:r>
+            <w:r>
+              <w:t xml:space="preserve">→ real 111 MB webready file on disk</w:t>
             </w:r>
           </w:p>
         </w:tc>

--- a/docs/features/Status.docx
+++ b/docs/features/Status.docx
@@ -26,7 +26,7 @@
         <w:t xml:space="preserve"> </w:t>
       </w:r>
       <w:r>
-        <w:t xml:space="preserve">14</w:t>
+        <w:t xml:space="preserve">15</w:t>
       </w:r>
       <w:r>
         <w:t xml:space="preserve"> </w:t>
@@ -1682,7 +1682,23 @@
         <w:t xml:space="preserve"> </w:t>
       </w:r>
       <w:r>
-        <w:t xml:space="preserve">(the 1 fail =</w:t>
+        <w:t xml:space="preserve">pre-fix →</w:t>
+      </w:r>
+      <w:r>
+        <w:t xml:space="preserve"> </w:t>
+      </w:r>
+      <w:r>
+        <w:rPr>
+          <w:b/>
+          <w:bCs/>
+        </w:rPr>
+        <w:t xml:space="preserve">124/0 clean</w:t>
+      </w:r>
+      <w:r>
+        <w:t xml:space="preserve"> </w:t>
+      </w:r>
+      <w:r>
+        <w:t xml:space="preserve">post-fix (the 1 fail =</w:t>
       </w:r>
       <w:r>
         <w:t xml:space="preserve"> </w:t>
@@ -1697,7 +1713,22 @@
         <w:t xml:space="preserve"> </w:t>
       </w:r>
       <w:r>
-        <w:t xml:space="preserve">VK-playlist-URL allowlist, env — fixed + verified VK-PASS, a post-fix full-integration re-run capturing 123/0 not yet recorded) + error</w:t>
+        <w:t xml:space="preserve">VK-playlist-URL allowlist, env — fixed; the post-fix full-integration re-run</w:t>
+      </w:r>
+      <w:r>
+        <w:t xml:space="preserve"> </w:t>
+      </w:r>
+      <w:r>
+        <w:rPr>
+          <w:rStyle w:val="VerbatimChar"/>
+        </w:rPr>
+        <w:t xml:space="preserve">2b-integration-postfix.log</w:t>
+      </w:r>
+      <w:r>
+        <w:t xml:space="preserve"> </w:t>
+      </w:r>
+      <w:r>
+        <w:t xml:space="preserve">is "All tests passed!") + error</w:t>
       </w:r>
       <w:r>
         <w:t xml:space="preserve"> </w:t>
@@ -4375,7 +4406,76 @@
               <w:pStyle w:val="Compact"/>
             </w:pPr>
             <w:r>
-              <w:t xml:space="preserve">PENDING_FORENSICS</w:t>
+              <w:t xml:space="preserve">PASS —</w:t>
+            </w:r>
+            <w:r>
+              <w:t xml:space="preserve"> </w:t>
+            </w:r>
+            <w:r>
+              <w:rPr>
+                <w:rStyle w:val="VerbatimChar"/>
+              </w:rPr>
+              <w:t xml:space="preserve">test_init_no_vpn</w:t>
+            </w:r>
+            <w:r>
+              <w:t xml:space="preserve"> </w:t>
+            </w:r>
+            <w:r>
+              <w:t xml:space="preserve">+</w:t>
+            </w:r>
+            <w:r>
+              <w:t xml:space="preserve"> </w:t>
+            </w:r>
+            <w:r>
+              <w:rPr>
+                <w:rStyle w:val="VerbatimChar"/>
+              </w:rPr>
+              <w:t xml:space="preserve">test_init_with_vpn</w:t>
+            </w:r>
+            <w:r>
+              <w:t xml:space="preserve"> </w:t>
+            </w:r>
+            <w:r>
+              <w:t xml:space="preserve">+</w:t>
+            </w:r>
+            <w:r>
+              <w:t xml:space="preserve"> </w:t>
+            </w:r>
+            <w:r>
+              <w:rPr>
+                <w:rStyle w:val="VerbatimChar"/>
+              </w:rPr>
+              <w:t xml:space="preserve">test_init_missing_env</w:t>
+            </w:r>
+            <w:r>
+              <w:t xml:space="preserve"> </w:t>
+            </w:r>
+            <w:r>
+              <w:t xml:space="preserve">PASS on the nezha production stack (</w:t>
+            </w:r>
+            <w:r>
+              <w:rPr>
+                <w:rStyle w:val="VerbatimChar"/>
+              </w:rPr>
+              <w:t xml:space="preserve">qa-results/nezha-heavytest-20260616/2-integration.log</w:t>
+            </w:r>
+            <w:r>
+              <w:t xml:space="preserve">); also deployed live via</w:t>
+            </w:r>
+            <w:r>
+              <w:t xml:space="preserve"> </w:t>
+            </w:r>
+            <w:r>
+              <w:rPr>
+                <w:rStyle w:val="VerbatimChar"/>
+              </w:rPr>
+              <w:t xml:space="preserve">scripts/deploy-remote.sh</w:t>
+            </w:r>
+            <w:r>
+              <w:t xml:space="preserve"> </w:t>
+            </w:r>
+            <w:r>
+              <w:t xml:space="preserve">("Setup completed ✓")</w:t>
             </w:r>
           </w:p>
         </w:tc>
@@ -4492,7 +4592,55 @@
               <w:pStyle w:val="Compact"/>
             </w:pPr>
             <w:r>
-              <w:t xml:space="preserve">PENDING_FORENSICS</w:t>
+              <w:t xml:space="preserve">PASS —</w:t>
+            </w:r>
+            <w:r>
+              <w:t xml:space="preserve"> </w:t>
+            </w:r>
+            <w:r>
+              <w:rPr>
+                <w:rStyle w:val="VerbatimChar"/>
+              </w:rPr>
+              <w:t xml:space="preserve">test_start_no_vpn</w:t>
+            </w:r>
+            <w:r>
+              <w:t xml:space="preserve"> </w:t>
+            </w:r>
+            <w:r>
+              <w:t xml:space="preserve">+</w:t>
+            </w:r>
+            <w:r>
+              <w:t xml:space="preserve"> </w:t>
+            </w:r>
+            <w:r>
+              <w:rPr>
+                <w:rStyle w:val="VerbatimChar"/>
+              </w:rPr>
+              <w:t xml:space="preserve">test_start_with_vpn</w:t>
+            </w:r>
+            <w:r>
+              <w:t xml:space="preserve"> </w:t>
+            </w:r>
+            <w:r>
+              <w:t xml:space="preserve">PASS on nezha (</w:t>
+            </w:r>
+            <w:r>
+              <w:rPr>
+                <w:rStyle w:val="VerbatimChar"/>
+              </w:rPr>
+              <w:t xml:space="preserve">2-integration.log</w:t>
+            </w:r>
+            <w:r>
+              <w:t xml:space="preserve">); stack came up + served all 5 health checks (</w:t>
+            </w:r>
+            <w:r>
+              <w:rPr>
+                <w:rStyle w:val="VerbatimChar"/>
+              </w:rPr>
+              <w:t xml:space="preserve">8-final-status.log</w:t>
+            </w:r>
+            <w:r>
+              <w:t xml:space="preserve">)</w:t>
             </w:r>
           </w:p>
         </w:tc>
@@ -4606,7 +4754,55 @@
               <w:pStyle w:val="Compact"/>
             </w:pPr>
             <w:r>
-              <w:t xml:space="preserve">PENDING_FORENSICS</w:t>
+              <w:t xml:space="preserve">PASS — scenario</w:t>
+            </w:r>
+            <w:r>
+              <w:t xml:space="preserve"> </w:t>
+            </w:r>
+            <w:r>
+              <w:rPr>
+                <w:rStyle w:val="VerbatimChar"/>
+              </w:rPr>
+              <w:t xml:space="preserve">test_scenario_no_vpn_profile</w:t>
+            </w:r>
+            <w:r>
+              <w:t xml:space="preserve"> </w:t>
+            </w:r>
+            <w:r>
+              <w:t xml:space="preserve">(</w:t>
+            </w:r>
+            <w:r>
+              <w:rPr>
+                <w:rStyle w:val="VerbatimChar"/>
+              </w:rPr>
+              <w:t xml:space="preserve">1-scenario.log</w:t>
+            </w:r>
+            <w:r>
+              <w:t xml:space="preserve">) +</w:t>
+            </w:r>
+            <w:r>
+              <w:t xml:space="preserve"> </w:t>
+            </w:r>
+            <w:r>
+              <w:rPr>
+                <w:rStyle w:val="VerbatimChar"/>
+              </w:rPr>
+              <w:t xml:space="preserve">no_vpn_direct_access</w:t>
+            </w:r>
+            <w:r>
+              <w:t xml:space="preserve"> </w:t>
+            </w:r>
+            <w:r>
+              <w:t xml:space="preserve">all 3 endpoints OK (</w:t>
+            </w:r>
+            <w:r>
+              <w:rPr>
+                <w:rStyle w:val="VerbatimChar"/>
+              </w:rPr>
+              <w:t xml:space="preserve">no_vpn_direct_access.log</w:t>
+            </w:r>
+            <w:r>
+              <w:t xml:space="preserve">) on nezha; deployed the live System</w:t>
             </w:r>
           </w:p>
         </w:tc>
@@ -4699,7 +4895,31 @@
               <w:pStyle w:val="Compact"/>
             </w:pPr>
             <w:r>
-              <w:t xml:space="preserve">PENDING_FORENSICS</w:t>
+              <w:t xml:space="preserve">PASS —</w:t>
+            </w:r>
+            <w:r>
+              <w:t xml:space="preserve"> </w:t>
+            </w:r>
+            <w:r>
+              <w:rPr>
+                <w:rStyle w:val="VerbatimChar"/>
+              </w:rPr>
+              <w:t xml:space="preserve">test_stop_services</w:t>
+            </w:r>
+            <w:r>
+              <w:t xml:space="preserve"> </w:t>
+            </w:r>
+            <w:r>
+              <w:t xml:space="preserve">PASS on the nezha production stack (</w:t>
+            </w:r>
+            <w:r>
+              <w:rPr>
+                <w:rStyle w:val="VerbatimChar"/>
+              </w:rPr>
+              <w:t xml:space="preserve">2-integration.log</w:t>
+            </w:r>
+            <w:r>
+              <w:t xml:space="preserve">); also tore down the local Mac stack cleanly this session</w:t>
             </w:r>
           </w:p>
         </w:tc>
@@ -4792,7 +5012,55 @@
               <w:pStyle w:val="Compact"/>
             </w:pPr>
             <w:r>
-              <w:t xml:space="preserve">PENDING_FORENSICS</w:t>
+              <w:t xml:space="preserve">PASS —</w:t>
+            </w:r>
+            <w:r>
+              <w:t xml:space="preserve"> </w:t>
+            </w:r>
+            <w:r>
+              <w:rPr>
+                <w:rStyle w:val="VerbatimChar"/>
+              </w:rPr>
+              <w:t xml:space="preserve">test_status_script</w:t>
+            </w:r>
+            <w:r>
+              <w:t xml:space="preserve"> </w:t>
+            </w:r>
+            <w:r>
+              <w:t xml:space="preserve">+</w:t>
+            </w:r>
+            <w:r>
+              <w:t xml:space="preserve"> </w:t>
+            </w:r>
+            <w:r>
+              <w:rPr>
+                <w:rStyle w:val="VerbatimChar"/>
+              </w:rPr>
+              <w:t xml:space="preserve">test_status_output</w:t>
+            </w:r>
+            <w:r>
+              <w:t xml:space="preserve"> </w:t>
+            </w:r>
+            <w:r>
+              <w:t xml:space="preserve">PASS on the nezha production stack (</w:t>
+            </w:r>
+            <w:r>
+              <w:rPr>
+                <w:rStyle w:val="VerbatimChar"/>
+              </w:rPr>
+              <w:t xml:space="preserve">qa-results/nezha-heavytest-20260616/2-integration.log</w:t>
+            </w:r>
+            <w:r>
+              <w:t xml:space="preserve">); the final-status run reported all 5 HTTP health checks green on body-match (</w:t>
+            </w:r>
+            <w:r>
+              <w:rPr>
+                <w:rStyle w:val="VerbatimChar"/>
+              </w:rPr>
+              <w:t xml:space="preserve">8-final-status.log</w:t>
+            </w:r>
+            <w:r>
+              <w:t xml:space="preserve">)</w:t>
             </w:r>
           </w:p>
         </w:tc>
@@ -4933,7 +5201,61 @@
               <w:pStyle w:val="Compact"/>
             </w:pPr>
             <w:r>
-              <w:t xml:space="preserve">PENDING_FORENSICS</w:t>
+              <w:t xml:space="preserve">PASS —</w:t>
+            </w:r>
+            <w:r>
+              <w:t xml:space="preserve"> </w:t>
+            </w:r>
+            <w:r>
+              <w:rPr>
+                <w:rStyle w:val="VerbatimChar"/>
+              </w:rPr>
+              <w:t xml:space="preserve">test_download_helper</w:t>
+            </w:r>
+            <w:r>
+              <w:t xml:space="preserve"> </w:t>
+            </w:r>
+            <w:r>
+              <w:t xml:space="preserve">+</w:t>
+            </w:r>
+            <w:r>
+              <w:t xml:space="preserve"> </w:t>
+            </w:r>
+            <w:r>
+              <w:rPr>
+                <w:rStyle w:val="VerbatimChar"/>
+              </w:rPr>
+              <w:t xml:space="preserve">test_download_batch_mode</w:t>
+            </w:r>
+            <w:r>
+              <w:t xml:space="preserve"> </w:t>
+            </w:r>
+            <w:r>
+              <w:t xml:space="preserve">PASS on the nezha production stack (</w:t>
+            </w:r>
+            <w:r>
+              <w:rPr>
+                <w:rStyle w:val="VerbatimChar"/>
+              </w:rPr>
+              <w:t xml:space="preserve">2-integration.log</w:t>
+            </w:r>
+            <w:r>
+              <w:t xml:space="preserve">);</w:t>
+            </w:r>
+            <w:r>
+              <w:t xml:space="preserve"> </w:t>
+            </w:r>
+            <w:r>
+              <w:rPr>
+                <w:rStyle w:val="VerbatimChar"/>
+              </w:rPr>
+              <w:t xml:space="preserve">download_completes</w:t>
+            </w:r>
+            <w:r>
+              <w:t xml:space="preserve"> </w:t>
+            </w:r>
+            <w:r>
+              <w:t xml:space="preserve">challenge → real 111 MB webready file on disk</w:t>
             </w:r>
           </w:p>
         </w:tc>
@@ -5185,7 +5507,55 @@
               <w:pStyle w:val="Compact"/>
             </w:pPr>
             <w:r>
-              <w:t xml:space="preserve">PENDING_FORENSICS</w:t>
+              <w:t xml:space="preserve">PASS —</w:t>
+            </w:r>
+            <w:r>
+              <w:t xml:space="preserve"> </w:t>
+            </w:r>
+            <w:r>
+              <w:rPr>
+                <w:rStyle w:val="VerbatimChar"/>
+              </w:rPr>
+              <w:t xml:space="preserve">test_restart_services</w:t>
+            </w:r>
+            <w:r>
+              <w:t xml:space="preserve"> </w:t>
+            </w:r>
+            <w:r>
+              <w:t xml:space="preserve">PASS on nezha (</w:t>
+            </w:r>
+            <w:r>
+              <w:rPr>
+                <w:rStyle w:val="VerbatimChar"/>
+              </w:rPr>
+              <w:t xml:space="preserve">2-integration.log</w:t>
+            </w:r>
+            <w:r>
+              <w:t xml:space="preserve">);</w:t>
+            </w:r>
+            <w:r>
+              <w:t xml:space="preserve"> </w:t>
+            </w:r>
+            <w:r>
+              <w:rPr>
+                <w:rStyle w:val="VerbatimChar"/>
+              </w:rPr>
+              <w:t xml:space="preserve">container_restart_resilience</w:t>
+            </w:r>
+            <w:r>
+              <w:t xml:space="preserve"> </w:t>
+            </w:r>
+            <w:r>
+              <w:t xml:space="preserve">recovered all endpoints (</w:t>
+            </w:r>
+            <w:r>
+              <w:rPr>
+                <w:rStyle w:val="VerbatimChar"/>
+              </w:rPr>
+              <w:t xml:space="preserve">4-restart-resilience.log</w:t>
+            </w:r>
+            <w:r>
+              <w:t xml:space="preserve">)</w:t>
             </w:r>
           </w:p>
         </w:tc>
@@ -5290,7 +5660,46 @@
               <w:pStyle w:val="Compact"/>
             </w:pPr>
             <w:r>
-              <w:t xml:space="preserve">PENDING_FORENSICS</w:t>
+              <w:t xml:space="preserve">PASS —</w:t>
+            </w:r>
+            <w:r>
+              <w:t xml:space="preserve"> </w:t>
+            </w:r>
+            <w:r>
+              <w:rPr>
+                <w:rStyle w:val="VerbatimChar"/>
+              </w:rPr>
+              <w:t xml:space="preserve">test_cleanup_script</w:t>
+            </w:r>
+            <w:r>
+              <w:t xml:space="preserve"> </w:t>
+            </w:r>
+            <w:r>
+              <w:t xml:space="preserve">+</w:t>
+            </w:r>
+            <w:r>
+              <w:t xml:space="preserve"> </w:t>
+            </w:r>
+            <w:r>
+              <w:rPr>
+                <w:rStyle w:val="VerbatimChar"/>
+              </w:rPr>
+              <w:t xml:space="preserve">test_cleanup_options</w:t>
+            </w:r>
+            <w:r>
+              <w:t xml:space="preserve"> </w:t>
+            </w:r>
+            <w:r>
+              <w:t xml:space="preserve">PASS on the nezha production stack (</w:t>
+            </w:r>
+            <w:r>
+              <w:rPr>
+                <w:rStyle w:val="VerbatimChar"/>
+              </w:rPr>
+              <w:t xml:space="preserve">2-integration.log</w:t>
+            </w:r>
+            <w:r>
+              <w:t xml:space="preserve">)</w:t>
             </w:r>
           </w:p>
         </w:tc>
@@ -9271,16 +9680,47 @@
               <w:pStyle w:val="Compact"/>
             </w:pPr>
             <w:r>
-              <w:t xml:space="preserve">PASS — 123 pass / 1 env-fail (VK-playlist allowlist, fixed) on the nezha production stack, captured</w:t>
-            </w:r>
-            <w:r>
-              <w:t xml:space="preserve"> </w:t>
-            </w:r>
-            <w:r>
-              <w:rPr>
-                <w:rStyle w:val="VerbatimChar"/>
-              </w:rPr>
-              <w:t xml:space="preserve">qa-results/nezha-heavytest-20260616/2-integration.log</w:t>
+              <w:t xml:space="preserve">PASS —</w:t>
+            </w:r>
+            <w:r>
+              <w:t xml:space="preserve"> </w:t>
+            </w:r>
+            <w:r>
+              <w:rPr>
+                <w:b/>
+                <w:bCs/>
+              </w:rPr>
+              <w:t xml:space="preserve">124/0 clean</w:t>
+            </w:r>
+            <w:r>
+              <w:t xml:space="preserve"> </w:t>
+            </w:r>
+            <w:r>
+              <w:t xml:space="preserve">on the nezha production stack after the VK-allowlist fix, captured</w:t>
+            </w:r>
+            <w:r>
+              <w:t xml:space="preserve"> </w:t>
+            </w:r>
+            <w:r>
+              <w:rPr>
+                <w:rStyle w:val="VerbatimChar"/>
+              </w:rPr>
+              <w:t xml:space="preserve">qa-results/nezha-heavytest-20260616/2b-integration-postfix.log</w:t>
+            </w:r>
+            <w:r>
+              <w:t xml:space="preserve"> </w:t>
+            </w:r>
+            <w:r>
+              <w:t xml:space="preserve">("All tests passed!"); the pre-fix run was 123/1 (</w:t>
+            </w:r>
+            <w:r>
+              <w:rPr>
+                <w:rStyle w:val="VerbatimChar"/>
+              </w:rPr>
+              <w:t xml:space="preserve">2-integration.log</w:t>
+            </w:r>
+            <w:r>
+              <w:t xml:space="preserve">, the 1 = VK-playlist env)</w:t>
             </w:r>
           </w:p>
         </w:tc>
@@ -10735,10 +11175,38 @@
               <w:pStyle w:val="Compact"/>
             </w:pPr>
             <w:r>
-              <w:t xml:space="preserve">PASS (25/26) — ran against the nezha production stack via SSH tunnel; the 1 remaining is</w:t>
-            </w:r>
-            <w:r>
-              <w:t xml:space="preserve"> </w:t>
+              <w:t xml:space="preserve">PASS —</w:t>
+            </w:r>
+            <w:r>
+              <w:t xml:space="preserve"> </w:t>
+            </w:r>
+            <w:r>
+              <w:rPr>
+                <w:b/>
+                <w:bCs/>
+              </w:rPr>
+              <w:t xml:space="preserve">26/26 with</w:t>
+            </w:r>
+            <w:r>
+              <w:rPr>
+                <w:b/>
+                <w:bCs/>
+              </w:rPr>
+              <w:t xml:space="preserve"> </w:t>
+            </w:r>
+            <w:r>
+              <w:rPr>
+                <w:rStyle w:val="VerbatimChar"/>
+                <w:b/>
+                <w:bCs/>
+              </w:rPr>
+              <w:t xml:space="preserve">--workers=1</w:t>
+            </w:r>
+            <w:r>
+              <w:t xml:space="preserve"> </w:t>
+            </w:r>
+            <w:r>
+              <w:t xml:space="preserve">(serial) against the nezha production stack via SSH tunnel; the earlier 25/26 was purely Playwright parallel-worker contention on the shared stack (</w:t>
             </w:r>
             <w:r>
               <w:rPr>
@@ -10747,7 +11215,7 @@
               <w:t xml:space="preserve">clear-history</w:t>
             </w:r>
             <w:r>
-              <w:t xml:space="preserve">'s "clear ALL" assertion racing concurrent adds under parallel workers on a shared stack (§11.4.3 topology, env — the 2 stateful specs were hardened + pass 3/3 in isolation, commit 37adda4); landing stale-assertion fixed (dd1dc1c)</w:t>
+              <w:t xml:space="preserve">'s "clear ALL" racing sibling specs' concurrent adds — §11.4.3, env, not a product bug). 2 stateful specs hardened (37adda4) + landing stale-assertion fixed (dd1dc1c).</w:t>
             </w:r>
           </w:p>
         </w:tc>
